--- a/doc/Пояснительная записка 2.docx
+++ b/doc/Пояснительная записка 2.docx
@@ -1071,39 +1071,7 @@
           <w:sz w:val="28"/>
           <w:szCs w:val="28"/>
         </w:rPr>
-        <w:t xml:space="preserve">Для разработки данного программного продукта можно использовать следующие инструментальные средства: Project </w:t>
-      </w:r>
-      <w:proofErr w:type="spellStart"/>
-      <w:r>
-        <w:rPr>
-          <w:sz w:val="28"/>
-          <w:szCs w:val="28"/>
-        </w:rPr>
-        <w:t>Rider</w:t>
-      </w:r>
-      <w:proofErr w:type="spellEnd"/>
-      <w:r>
-        <w:rPr>
-          <w:sz w:val="28"/>
-          <w:szCs w:val="28"/>
-        </w:rPr>
-        <w:t xml:space="preserve">, </w:t>
-      </w:r>
-      <w:proofErr w:type="spellStart"/>
-      <w:r>
-        <w:rPr>
-          <w:sz w:val="28"/>
-          <w:szCs w:val="28"/>
-        </w:rPr>
-        <w:t>SharpDevelop</w:t>
-      </w:r>
-      <w:proofErr w:type="spellEnd"/>
-      <w:r>
-        <w:rPr>
-          <w:sz w:val="28"/>
-          <w:szCs w:val="28"/>
-        </w:rPr>
-        <w:t xml:space="preserve"> и Visual Studio. Рассмотрим каждое и сравним их друг с другом.</w:t>
+        <w:t>Для разработки данного программного продукта можно использовать следующие инструментальные средства: Project Rider, SharpDevelop и Visual Studio. Рассмотрим каждое и сравним их друг с другом.</w:t>
       </w:r>
     </w:p>
     <w:p>
@@ -1130,9 +1098,8 @@
           <w:sz w:val="28"/>
           <w:szCs w:val="28"/>
         </w:rPr>
-        <w:t xml:space="preserve">Project </w:t>
-      </w:r>
-      <w:proofErr w:type="spellStart"/>
+        <w:t xml:space="preserve">Project Rider </w:t>
+      </w:r>
       <w:r>
         <w:rPr>
           <w:rFonts w:ascii="Times New Roman" w:hAnsi="Times New Roman" w:cs="Times New Roman"/>
@@ -1140,9 +1107,8 @@
           <w:sz w:val="28"/>
           <w:szCs w:val="28"/>
         </w:rPr>
-        <w:t>Rider</w:t>
-      </w:r>
-      <w:proofErr w:type="spellEnd"/>
+        <w:t>-</w:t>
+      </w:r>
       <w:r>
         <w:rPr>
           <w:rFonts w:ascii="Times New Roman" w:hAnsi="Times New Roman" w:cs="Times New Roman"/>
@@ -1155,129 +1121,11 @@
       <w:r>
         <w:rPr>
           <w:rFonts w:ascii="Times New Roman" w:hAnsi="Times New Roman" w:cs="Times New Roman"/>
-          <w:b/>
-          <w:sz w:val="28"/>
-          <w:szCs w:val="28"/>
-        </w:rPr>
-        <w:t>-</w:t>
-      </w:r>
-      <w:r>
-        <w:rPr>
-          <w:rFonts w:ascii="Times New Roman" w:hAnsi="Times New Roman" w:cs="Times New Roman"/>
-          <w:b/>
-          <w:sz w:val="28"/>
-          <w:szCs w:val="28"/>
-        </w:rPr>
-        <w:t xml:space="preserve"> </w:t>
-      </w:r>
-      <w:r>
-        <w:rPr>
-          <w:rFonts w:ascii="Times New Roman" w:hAnsi="Times New Roman" w:cs="Times New Roman"/>
           <w:bCs/>
           <w:sz w:val="28"/>
           <w:szCs w:val="28"/>
         </w:rPr>
-        <w:t xml:space="preserve">кроссплатформенная IDE от </w:t>
-      </w:r>
-      <w:proofErr w:type="spellStart"/>
-      <w:r>
-        <w:rPr>
-          <w:rFonts w:ascii="Times New Roman" w:hAnsi="Times New Roman" w:cs="Times New Roman"/>
-          <w:bCs/>
-          <w:sz w:val="28"/>
-          <w:szCs w:val="28"/>
-        </w:rPr>
-        <w:t>JetBrains</w:t>
-      </w:r>
-      <w:proofErr w:type="spellEnd"/>
-      <w:r>
-        <w:rPr>
-          <w:rFonts w:ascii="Times New Roman" w:hAnsi="Times New Roman" w:cs="Times New Roman"/>
-          <w:bCs/>
-          <w:sz w:val="28"/>
-          <w:szCs w:val="28"/>
-        </w:rPr>
-        <w:t xml:space="preserve"> для разработки на .NET и в игровых движках, сочетает кроссплатформенность (Windows/</w:t>
-      </w:r>
-      <w:proofErr w:type="spellStart"/>
-      <w:r>
-        <w:rPr>
-          <w:rFonts w:ascii="Times New Roman" w:hAnsi="Times New Roman" w:cs="Times New Roman"/>
-          <w:bCs/>
-          <w:sz w:val="28"/>
-          <w:szCs w:val="28"/>
-        </w:rPr>
-        <w:t>macOS</w:t>
-      </w:r>
-      <w:proofErr w:type="spellEnd"/>
-      <w:r>
-        <w:rPr>
-          <w:rFonts w:ascii="Times New Roman" w:hAnsi="Times New Roman" w:cs="Times New Roman"/>
-          <w:bCs/>
-          <w:sz w:val="28"/>
-          <w:szCs w:val="28"/>
-        </w:rPr>
-        <w:t xml:space="preserve">/Linux), интеллектуальное редактирование (умное завершение, </w:t>
-      </w:r>
-      <w:proofErr w:type="spellStart"/>
-      <w:r>
-        <w:rPr>
-          <w:rFonts w:ascii="Times New Roman" w:hAnsi="Times New Roman" w:cs="Times New Roman"/>
-          <w:bCs/>
-          <w:sz w:val="28"/>
-          <w:szCs w:val="28"/>
-        </w:rPr>
-        <w:t>автоимпорты</w:t>
-      </w:r>
-      <w:proofErr w:type="spellEnd"/>
-      <w:r>
-        <w:rPr>
-          <w:rFonts w:ascii="Times New Roman" w:hAnsi="Times New Roman" w:cs="Times New Roman"/>
-          <w:bCs/>
-          <w:sz w:val="28"/>
-          <w:szCs w:val="28"/>
-        </w:rPr>
-        <w:t xml:space="preserve">, шаблоны), мощный анализ и рефакторинг кода, тесную интеграцию с продуктами </w:t>
-      </w:r>
-      <w:proofErr w:type="spellStart"/>
-      <w:r>
-        <w:rPr>
-          <w:rFonts w:ascii="Times New Roman" w:hAnsi="Times New Roman" w:cs="Times New Roman"/>
-          <w:bCs/>
-          <w:sz w:val="28"/>
-          <w:szCs w:val="28"/>
-        </w:rPr>
-        <w:t>JetBrains</w:t>
-      </w:r>
-      <w:proofErr w:type="spellEnd"/>
-      <w:r>
-        <w:rPr>
-          <w:rFonts w:ascii="Times New Roman" w:hAnsi="Times New Roman" w:cs="Times New Roman"/>
-          <w:bCs/>
-          <w:sz w:val="28"/>
-          <w:szCs w:val="28"/>
-        </w:rPr>
-        <w:t xml:space="preserve"> и расширенные средства отладки и тестирования (включая поддержку многопоточности и </w:t>
-      </w:r>
-      <w:proofErr w:type="spellStart"/>
-      <w:r>
-        <w:rPr>
-          <w:rFonts w:ascii="Times New Roman" w:hAnsi="Times New Roman" w:cs="Times New Roman"/>
-          <w:bCs/>
-          <w:sz w:val="28"/>
-          <w:szCs w:val="28"/>
-        </w:rPr>
-        <w:t>async</w:t>
-      </w:r>
-      <w:proofErr w:type="spellEnd"/>
-      <w:r>
-        <w:rPr>
-          <w:rFonts w:ascii="Times New Roman" w:hAnsi="Times New Roman" w:cs="Times New Roman"/>
-          <w:bCs/>
-          <w:sz w:val="28"/>
-          <w:szCs w:val="28"/>
-        </w:rPr>
-        <w:t>).</w:t>
+        <w:t>кроссплатформенная IDE от JetBrains для разработки на .NET и в игровых движках, сочетает кроссплатформенность (Windows/macOS/Linux), интеллектуальное редактирование (умное завершение, автоимпорты, шаблоны), мощный анализ и рефакторинг кода, тесную интеграцию с продуктами JetBrains и расширенные средства отладки и тестирования (включая поддержку многопоточности и async).</w:t>
       </w:r>
     </w:p>
     <w:p>
@@ -1297,7 +1145,6 @@
           <w:szCs w:val="28"/>
         </w:rPr>
       </w:pPr>
-      <w:proofErr w:type="spellStart"/>
       <w:r>
         <w:rPr>
           <w:rFonts w:ascii="Times New Roman" w:hAnsi="Times New Roman" w:cs="Times New Roman"/>
@@ -1307,7 +1154,6 @@
         </w:rPr>
         <w:t>SharpDevelop</w:t>
       </w:r>
-      <w:proofErr w:type="spellEnd"/>
       <w:r>
         <w:rPr>
           <w:rFonts w:ascii="Times New Roman" w:hAnsi="Times New Roman" w:cs="Times New Roman"/>
@@ -1333,27 +1179,7 @@
           <w:sz w:val="28"/>
           <w:szCs w:val="28"/>
         </w:rPr>
-        <w:t xml:space="preserve"> бесплатная IDE с открытым исходным кодом для разработки под .NET и </w:t>
-      </w:r>
-      <w:proofErr w:type="spellStart"/>
-      <w:r>
-        <w:rPr>
-          <w:rFonts w:ascii="Times New Roman" w:hAnsi="Times New Roman" w:cs="Times New Roman"/>
-          <w:bCs/>
-          <w:sz w:val="28"/>
-          <w:szCs w:val="28"/>
-        </w:rPr>
-        <w:t>Mono</w:t>
-      </w:r>
-      <w:proofErr w:type="spellEnd"/>
-      <w:r>
-        <w:rPr>
-          <w:rFonts w:ascii="Times New Roman" w:hAnsi="Times New Roman" w:cs="Times New Roman"/>
-          <w:bCs/>
-          <w:sz w:val="28"/>
-          <w:szCs w:val="28"/>
-        </w:rPr>
-        <w:t>, сочетает лёгкость и низкие требования к ресурсам, поддержку основных языков и технологий .NET и простой интуитивный интерфейс, удобный для начинающих.</w:t>
+        <w:t xml:space="preserve"> бесплатная IDE с открытым исходным кодом для разработки под .NET и Mono, сочетает лёгкость и низкие требования к ресурсам, поддержку основных языков и технологий .NET и простой интуитивный интерфейс, удобный для начинающих.</w:t>
       </w:r>
     </w:p>
     <w:p>
@@ -1407,9 +1233,8 @@
           <w:sz w:val="28"/>
           <w:szCs w:val="28"/>
         </w:rPr>
-        <w:t xml:space="preserve"> мощная IDE от Microsoft для разработки под Windows, </w:t>
-      </w:r>
-      <w:proofErr w:type="spellStart"/>
+        <w:t xml:space="preserve"> мощная IDE от Microsoft для разработки под Windows, macOS, Android, iOS и веб, объединяющая поддержку множества языков (C#, </w:t>
+      </w:r>
       <w:r>
         <w:rPr>
           <w:rFonts w:ascii="Times New Roman" w:hAnsi="Times New Roman" w:cs="Times New Roman"/>
@@ -1417,9 +1242,8 @@
           <w:sz w:val="28"/>
           <w:szCs w:val="28"/>
         </w:rPr>
-        <w:t>macOS</w:t>
-      </w:r>
-      <w:proofErr w:type="spellEnd"/>
+        <w:t>VB.NET</w:t>
+      </w:r>
       <w:r>
         <w:rPr>
           <w:rFonts w:ascii="Times New Roman" w:hAnsi="Times New Roman" w:cs="Times New Roman"/>
@@ -1427,125 +1251,7 @@
           <w:sz w:val="28"/>
           <w:szCs w:val="28"/>
         </w:rPr>
-        <w:t xml:space="preserve">, </w:t>
-      </w:r>
-      <w:proofErr w:type="spellStart"/>
-      <w:r>
-        <w:rPr>
-          <w:rFonts w:ascii="Times New Roman" w:hAnsi="Times New Roman" w:cs="Times New Roman"/>
-          <w:bCs/>
-          <w:sz w:val="28"/>
-          <w:szCs w:val="28"/>
-        </w:rPr>
-        <w:t>Android</w:t>
-      </w:r>
-      <w:proofErr w:type="spellEnd"/>
-      <w:r>
-        <w:rPr>
-          <w:rFonts w:ascii="Times New Roman" w:hAnsi="Times New Roman" w:cs="Times New Roman"/>
-          <w:bCs/>
-          <w:sz w:val="28"/>
-          <w:szCs w:val="28"/>
-        </w:rPr>
-        <w:t xml:space="preserve">, </w:t>
-      </w:r>
-      <w:proofErr w:type="spellStart"/>
-      <w:r>
-        <w:rPr>
-          <w:rFonts w:ascii="Times New Roman" w:hAnsi="Times New Roman" w:cs="Times New Roman"/>
-          <w:bCs/>
-          <w:sz w:val="28"/>
-          <w:szCs w:val="28"/>
-        </w:rPr>
-        <w:t>iOS</w:t>
-      </w:r>
-      <w:proofErr w:type="spellEnd"/>
-      <w:r>
-        <w:rPr>
-          <w:rFonts w:ascii="Times New Roman" w:hAnsi="Times New Roman" w:cs="Times New Roman"/>
-          <w:bCs/>
-          <w:sz w:val="28"/>
-          <w:szCs w:val="28"/>
-        </w:rPr>
-        <w:t xml:space="preserve"> и веб, объединяющая поддержку множества языков (C#, </w:t>
-      </w:r>
-      <w:r>
-        <w:rPr>
-          <w:rFonts w:ascii="Times New Roman" w:hAnsi="Times New Roman" w:cs="Times New Roman"/>
-          <w:bCs/>
-          <w:sz w:val="28"/>
-          <w:szCs w:val="28"/>
-        </w:rPr>
-        <w:t>VB.NET</w:t>
-      </w:r>
-      <w:r>
-        <w:rPr>
-          <w:rFonts w:ascii="Times New Roman" w:hAnsi="Times New Roman" w:cs="Times New Roman"/>
-          <w:bCs/>
-          <w:sz w:val="28"/>
-          <w:szCs w:val="28"/>
-        </w:rPr>
-        <w:t xml:space="preserve">, F#, C++, JavaScript, </w:t>
-      </w:r>
-      <w:proofErr w:type="spellStart"/>
-      <w:r>
-        <w:rPr>
-          <w:rFonts w:ascii="Times New Roman" w:hAnsi="Times New Roman" w:cs="Times New Roman"/>
-          <w:bCs/>
-          <w:sz w:val="28"/>
-          <w:szCs w:val="28"/>
-        </w:rPr>
-        <w:t>TypeScript</w:t>
-      </w:r>
-      <w:proofErr w:type="spellEnd"/>
-      <w:r>
-        <w:rPr>
-          <w:rFonts w:ascii="Times New Roman" w:hAnsi="Times New Roman" w:cs="Times New Roman"/>
-          <w:bCs/>
-          <w:sz w:val="28"/>
-          <w:szCs w:val="28"/>
-        </w:rPr>
-        <w:t>, Python и др.), продвинутые инструменты редактирования, анализа и рефакторинга кода, расширенные возможности отладки (включая многопоточность и удалённую отладку), встроенные средства командной работы (</w:t>
-      </w:r>
-      <w:proofErr w:type="spellStart"/>
-      <w:r>
-        <w:rPr>
-          <w:rFonts w:ascii="Times New Roman" w:hAnsi="Times New Roman" w:cs="Times New Roman"/>
-          <w:bCs/>
-          <w:sz w:val="28"/>
-          <w:szCs w:val="28"/>
-        </w:rPr>
-        <w:t>Git</w:t>
-      </w:r>
-      <w:proofErr w:type="spellEnd"/>
-      <w:r>
-        <w:rPr>
-          <w:rFonts w:ascii="Times New Roman" w:hAnsi="Times New Roman" w:cs="Times New Roman"/>
-          <w:bCs/>
-          <w:sz w:val="28"/>
-          <w:szCs w:val="28"/>
-        </w:rPr>
-        <w:t xml:space="preserve">, TFS), широкую расширяемость через Visual Studio </w:t>
-      </w:r>
-      <w:proofErr w:type="spellStart"/>
-      <w:r>
-        <w:rPr>
-          <w:rFonts w:ascii="Times New Roman" w:hAnsi="Times New Roman" w:cs="Times New Roman"/>
-          <w:bCs/>
-          <w:sz w:val="28"/>
-          <w:szCs w:val="28"/>
-        </w:rPr>
-        <w:t>Marketplace</w:t>
-      </w:r>
-      <w:proofErr w:type="spellEnd"/>
-      <w:r>
-        <w:rPr>
-          <w:rFonts w:ascii="Times New Roman" w:hAnsi="Times New Roman" w:cs="Times New Roman"/>
-          <w:bCs/>
-          <w:sz w:val="28"/>
-          <w:szCs w:val="28"/>
-        </w:rPr>
-        <w:t xml:space="preserve"> и мощные инструменты тестирования.</w:t>
+        <w:t>, F#, C++, JavaScript, TypeScript, Python и др.), продвинутые инструменты редактирования, анализа и рефакторинга кода, расширенные возможности отладки (включая многопоточность и удалённую отладку), встроенные средства командной работы (Git, TFS), широкую расширяемость через Visual Studio Marketplace и мощные инструменты тестирования.</w:t>
       </w:r>
     </w:p>
     <w:p>
@@ -1751,27 +1457,7 @@
           <w:sz w:val="28"/>
           <w:szCs w:val="28"/>
         </w:rPr>
-        <w:t xml:space="preserve">универсальный высокопроизводительный язык программирования, разработанный </w:t>
-      </w:r>
-      <w:proofErr w:type="spellStart"/>
-      <w:r>
-        <w:rPr>
-          <w:rFonts w:ascii="Times New Roman" w:hAnsi="Times New Roman" w:cs="Times New Roman"/>
-          <w:bCs/>
-          <w:sz w:val="28"/>
-          <w:szCs w:val="28"/>
-        </w:rPr>
-        <w:t>Бьёрном</w:t>
-      </w:r>
-      <w:proofErr w:type="spellEnd"/>
-      <w:r>
-        <w:rPr>
-          <w:rFonts w:ascii="Times New Roman" w:hAnsi="Times New Roman" w:cs="Times New Roman"/>
-          <w:bCs/>
-          <w:sz w:val="28"/>
-          <w:szCs w:val="28"/>
-        </w:rPr>
-        <w:t xml:space="preserve"> Страуструпом; сочетает низкоуровневый контроль памяти и прямой доступ к аппаратуре для высокой производительности, поддержку нескольких парадигм (процедурной, объектно</w:t>
+        <w:t>универсальный высокопроизводительный язык программирования, разработанный Бьёрном Страуструпом; сочетает низкоуровневый контроль памяти и прямой доступ к аппаратуре для высокой производительности, поддержку нескольких парадигм (процедурной, объектно</w:t>
       </w:r>
       <w:r>
         <w:rPr>
@@ -1845,27 +1531,7 @@
           <w:szCs w:val="28"/>
         </w:rPr>
         <w:noBreakHyphen/>
-        <w:t xml:space="preserve">ориентированный язык от Microsoft для платформы .NET, сочетающий простой и понятный синтаксис, тесную интеграцию с .NET и Visual Studio, кроссплатформенность (.NET Core/.NET 5/6) и строгую типизацию, обеспечивающие </w:t>
-      </w:r>
-      <w:proofErr w:type="spellStart"/>
-      <w:r>
-        <w:rPr>
-          <w:rFonts w:ascii="Times New Roman" w:hAnsi="Times New Roman" w:cs="Times New Roman"/>
-          <w:bCs/>
-          <w:sz w:val="28"/>
-          <w:szCs w:val="28"/>
-        </w:rPr>
-        <w:t>быстую</w:t>
-      </w:r>
-      <w:proofErr w:type="spellEnd"/>
-      <w:r>
-        <w:rPr>
-          <w:rFonts w:ascii="Times New Roman" w:hAnsi="Times New Roman" w:cs="Times New Roman"/>
-          <w:bCs/>
-          <w:sz w:val="28"/>
-          <w:szCs w:val="28"/>
-        </w:rPr>
-        <w:t xml:space="preserve"> разработку надежных веб</w:t>
+        <w:t>ориентированный язык от Microsoft для платформы .NET, сочетающий простой и понятный синтаксис, тесную интеграцию с .NET и Visual Studio, кроссплатформенность (.NET Core/.NET 5/6) и строгую типизацию, обеспечивающие быстую разработку надежных веб</w:t>
       </w:r>
       <w:r>
         <w:rPr>
@@ -1929,47 +1595,7 @@
           <w:sz w:val="28"/>
           <w:szCs w:val="28"/>
         </w:rPr>
-        <w:t xml:space="preserve"> высокоуровневый язык общего назначения, созданный Гвидо ван </w:t>
-      </w:r>
-      <w:proofErr w:type="spellStart"/>
-      <w:r>
-        <w:rPr>
-          <w:rFonts w:ascii="Times New Roman" w:hAnsi="Times New Roman" w:cs="Times New Roman"/>
-          <w:bCs/>
-          <w:sz w:val="28"/>
-          <w:szCs w:val="28"/>
-        </w:rPr>
-        <w:t>Россумом</w:t>
-      </w:r>
-      <w:proofErr w:type="spellEnd"/>
-      <w:r>
-        <w:rPr>
-          <w:rFonts w:ascii="Times New Roman" w:hAnsi="Times New Roman" w:cs="Times New Roman"/>
-          <w:bCs/>
-          <w:sz w:val="28"/>
-          <w:szCs w:val="28"/>
-        </w:rPr>
-        <w:t xml:space="preserve"> в 1991 году; отличается простым читаемым синтаксисом, кроссплатформенностью (Windows/</w:t>
-      </w:r>
-      <w:proofErr w:type="spellStart"/>
-      <w:r>
-        <w:rPr>
-          <w:rFonts w:ascii="Times New Roman" w:hAnsi="Times New Roman" w:cs="Times New Roman"/>
-          <w:bCs/>
-          <w:sz w:val="28"/>
-          <w:szCs w:val="28"/>
-        </w:rPr>
-        <w:t>macOS</w:t>
-      </w:r>
-      <w:proofErr w:type="spellEnd"/>
-      <w:r>
-        <w:rPr>
-          <w:rFonts w:ascii="Times New Roman" w:hAnsi="Times New Roman" w:cs="Times New Roman"/>
-          <w:bCs/>
-          <w:sz w:val="28"/>
-          <w:szCs w:val="28"/>
-        </w:rPr>
-        <w:t>/Linux) и богатой стандартной библиотекой, ускоряющей разработку широкого круга приложений.</w:t>
+        <w:t xml:space="preserve"> высокоуровневый язык общего назначения, созданный Гвидо ван Россумом в 1991 году; отличается простым читаемым синтаксисом, кроссплатформенностью (Windows/macOS/Linux) и богатой стандартной библиотекой, ускоряющей разработку широкого круга приложений.</w:t>
       </w:r>
     </w:p>
     <w:p>
@@ -2119,39 +1745,7 @@
           <w:sz w:val="28"/>
           <w:szCs w:val="28"/>
         </w:rPr>
-        <w:t xml:space="preserve">Для организации входных и выходных данных необходима база данных. Visual Studio поддерживает работу с различными базами данных, например MySQL, </w:t>
-      </w:r>
-      <w:proofErr w:type="spellStart"/>
-      <w:r>
-        <w:rPr>
-          <w:sz w:val="28"/>
-          <w:szCs w:val="28"/>
-        </w:rPr>
-        <w:t>SQLite</w:t>
-      </w:r>
-      <w:proofErr w:type="spellEnd"/>
-      <w:r>
-        <w:rPr>
-          <w:sz w:val="28"/>
-          <w:szCs w:val="28"/>
-        </w:rPr>
-        <w:t xml:space="preserve"> и </w:t>
-      </w:r>
-      <w:proofErr w:type="spellStart"/>
-      <w:r>
-        <w:rPr>
-          <w:sz w:val="28"/>
-          <w:szCs w:val="28"/>
-        </w:rPr>
-        <w:t>PostgreSQL</w:t>
-      </w:r>
-      <w:proofErr w:type="spellEnd"/>
-      <w:r>
-        <w:rPr>
-          <w:sz w:val="28"/>
-          <w:szCs w:val="28"/>
-        </w:rPr>
-        <w:t>.</w:t>
+        <w:t>Для организации входных и выходных данных необходима база данных. Visual Studio поддерживает работу с различными базами данных, например MySQL, SQLite и PostgreSQL.</w:t>
       </w:r>
     </w:p>
     <w:p>
@@ -2225,7 +1819,6 @@
           <w:szCs w:val="28"/>
         </w:rPr>
       </w:pPr>
-      <w:proofErr w:type="spellStart"/>
       <w:r>
         <w:rPr>
           <w:rFonts w:ascii="Times New Roman" w:hAnsi="Times New Roman" w:cs="Times New Roman"/>
@@ -2236,7 +1829,6 @@
         </w:rPr>
         <w:t>SQLite</w:t>
       </w:r>
-      <w:proofErr w:type="spellEnd"/>
       <w:r>
         <w:rPr>
           <w:rFonts w:ascii="Times New Roman" w:hAnsi="Times New Roman" w:cs="Times New Roman"/>
@@ -2259,43 +1851,7 @@
           <w:sz w:val="28"/>
           <w:szCs w:val="28"/>
         </w:rPr>
-        <w:t xml:space="preserve"> </w:t>
-      </w:r>
-      <w:proofErr w:type="spellStart"/>
-      <w:r>
-        <w:rPr>
-          <w:rFonts w:ascii="Times New Roman" w:hAnsi="Times New Roman" w:cs="Times New Roman"/>
-          <w:sz w:val="28"/>
-          <w:szCs w:val="28"/>
-        </w:rPr>
-        <w:t>лёгковесная</w:t>
-      </w:r>
-      <w:proofErr w:type="spellEnd"/>
-      <w:r>
-        <w:rPr>
-          <w:rFonts w:ascii="Times New Roman" w:hAnsi="Times New Roman" w:cs="Times New Roman"/>
-          <w:sz w:val="28"/>
-          <w:szCs w:val="28"/>
-        </w:rPr>
-        <w:t xml:space="preserve"> встраиваемая реляционная СУБД без отдельного серверного процесса, идеальная для небольших проектов и мобильных приложений; отличается компактностью, простой интеграцией и </w:t>
-      </w:r>
-      <w:proofErr w:type="gramStart"/>
-      <w:r>
-        <w:rPr>
-          <w:rFonts w:ascii="Times New Roman" w:hAnsi="Times New Roman" w:cs="Times New Roman"/>
-          <w:sz w:val="28"/>
-          <w:szCs w:val="28"/>
-        </w:rPr>
-        <w:t>настройкой (включая Visual Studio)</w:t>
-      </w:r>
-      <w:proofErr w:type="gramEnd"/>
-      <w:r>
-        <w:rPr>
-          <w:rFonts w:ascii="Times New Roman" w:hAnsi="Times New Roman" w:cs="Times New Roman"/>
-          <w:sz w:val="28"/>
-          <w:szCs w:val="28"/>
-        </w:rPr>
-        <w:t xml:space="preserve"> и поддержкой большинства стандартных SQL</w:t>
+        <w:t xml:space="preserve"> лёгковесная встраиваемая реляционная СУБД без отдельного серверного процесса, идеальная для небольших проектов и мобильных приложений; отличается компактностью, простой интеграцией и настройкой (включая Visual Studio) и поддержкой большинства стандартных SQL</w:t>
       </w:r>
       <w:r>
         <w:rPr>
@@ -2323,7 +1879,6 @@
           <w:szCs w:val="28"/>
         </w:rPr>
       </w:pPr>
-      <w:proofErr w:type="spellStart"/>
       <w:r>
         <w:rPr>
           <w:rFonts w:ascii="Times New Roman" w:hAnsi="Times New Roman" w:cs="Times New Roman"/>
@@ -2334,7 +1889,6 @@
         </w:rPr>
         <w:t>PostgreSQL</w:t>
       </w:r>
-      <w:proofErr w:type="spellEnd"/>
       <w:r>
         <w:rPr>
           <w:rFonts w:ascii="Times New Roman" w:hAnsi="Times New Roman" w:cs="Times New Roman"/>
@@ -2386,53 +1940,7 @@
           <w:sz w:val="28"/>
           <w:szCs w:val="28"/>
         </w:rPr>
-        <w:t xml:space="preserve">Сравнив вышеперечисленные СУБД, можем сделать вывод, что </w:t>
-      </w:r>
-      <w:proofErr w:type="spellStart"/>
-      <w:proofErr w:type="gramStart"/>
-      <w:r>
-        <w:rPr>
-          <w:rFonts w:eastAsia="Calibri"/>
-          <w:sz w:val="28"/>
-          <w:szCs w:val="28"/>
-        </w:rPr>
-        <w:t>PostgreSQL</w:t>
-      </w:r>
-      <w:proofErr w:type="spellEnd"/>
-      <w:r>
-        <w:rPr>
-          <w:rFonts w:eastAsia="Calibri"/>
-          <w:sz w:val="28"/>
-          <w:szCs w:val="28"/>
-        </w:rPr>
-        <w:t xml:space="preserve">  требует</w:t>
-      </w:r>
-      <w:proofErr w:type="gramEnd"/>
-      <w:r>
-        <w:rPr>
-          <w:rFonts w:eastAsia="Calibri"/>
-          <w:sz w:val="28"/>
-          <w:szCs w:val="28"/>
-        </w:rPr>
-        <w:t xml:space="preserve"> какое-то количество времени на изучение и больше подходит для больших проектов. </w:t>
-      </w:r>
-      <w:proofErr w:type="spellStart"/>
-      <w:r>
-        <w:rPr>
-          <w:rFonts w:eastAsia="Calibri"/>
-          <w:sz w:val="28"/>
-          <w:szCs w:val="28"/>
-        </w:rPr>
-        <w:t>SQLite</w:t>
-      </w:r>
-      <w:proofErr w:type="spellEnd"/>
-      <w:r>
-        <w:rPr>
-          <w:rFonts w:eastAsia="Calibri"/>
-          <w:sz w:val="28"/>
-          <w:szCs w:val="28"/>
-        </w:rPr>
-        <w:t xml:space="preserve"> отлично подходит для небольших приложений, не требующих отдельного сервера, но при выполнении сложных запросов и транзакций может снижаться производительность. Самым оптимальным вариантом для разрабатываемого приложения является MySQL, совмещающая в себе высокую производительность и отличную интеграцию с Visual Studio.</w:t>
+        <w:t>Сравнив вышеперечисленные СУБД, можем сделать вывод, что PostgreSQL  требует какое-то количество времени на изучение и больше подходит для больших проектов. SQLite отлично подходит для небольших приложений, не требующих отдельного сервера, но при выполнении сложных запросов и транзакций может снижаться производительность. Самым оптимальным вариантом для разрабатываемого приложения является MySQL, совмещающая в себе высокую производительность и отличную интеграцию с Visual Studio.</w:t>
       </w:r>
     </w:p>
     <w:p>
@@ -2477,20 +1985,17 @@
           <w:rFonts w:eastAsia="Calibri"/>
           <w:sz w:val="28"/>
           <w:szCs w:val="28"/>
-          <w:lang w:val="en-US"/>
         </w:rPr>
       </w:pPr>
       <w:r>
         <w:rPr>
           <w:rFonts w:eastAsia="Calibri"/>
-          <w:noProof/>
-          <w:sz w:val="28"/>
-          <w:szCs w:val="28"/>
-          <w:lang w:val="en-US"/>
+          <w:sz w:val="28"/>
+          <w:szCs w:val="28"/>
         </w:rPr>
         <w:drawing>
-          <wp:inline distT="0" distB="0" distL="0" distR="0" wp14:anchorId="20AECBA4" wp14:editId="41957A6F">
-            <wp:extent cx="4437687" cy="3531870"/>
+          <wp:inline distT="0" distB="0" distL="0" distR="0" wp14:anchorId="2DC31E54" wp14:editId="00E38ECC">
+            <wp:extent cx="4937760" cy="3504964"/>
             <wp:effectExtent l="0" t="0" r="0" b="0"/>
             <wp:docPr id="1" name="Рисунок 1"/>
             <wp:cNvGraphicFramePr>
@@ -2512,7 +2017,7 @@
                   <pic:spPr>
                     <a:xfrm>
                       <a:off x="0" y="0"/>
-                      <a:ext cx="4443542" cy="3536530"/>
+                      <a:ext cx="4940572" cy="3506960"/>
                     </a:xfrm>
                     <a:prstGeom prst="rect">
                       <a:avLst/>
@@ -2931,7 +2436,6 @@
                 <w:szCs w:val="28"/>
               </w:rPr>
             </w:pPr>
-            <w:proofErr w:type="spellStart"/>
             <w:r>
               <w:rPr>
                 <w:color w:val="000000"/>
@@ -2940,7 +2444,6 @@
               </w:rPr>
               <w:t>ID_Contract</w:t>
             </w:r>
-            <w:proofErr w:type="spellEnd"/>
           </w:p>
         </w:tc>
         <w:tc>
@@ -3019,7 +2522,6 @@
                 <w:szCs w:val="28"/>
               </w:rPr>
             </w:pPr>
-            <w:proofErr w:type="spellStart"/>
             <w:r>
               <w:rPr>
                 <w:color w:val="000000"/>
@@ -3028,7 +2530,6 @@
               </w:rPr>
               <w:t>Name_contract</w:t>
             </w:r>
-            <w:proofErr w:type="spellEnd"/>
           </w:p>
         </w:tc>
         <w:tc>
@@ -3127,7 +2628,6 @@
                 <w:szCs w:val="28"/>
               </w:rPr>
             </w:pPr>
-            <w:proofErr w:type="spellStart"/>
             <w:r>
               <w:rPr>
                 <w:color w:val="000000"/>
@@ -3136,7 +2636,6 @@
               </w:rPr>
               <w:t>date_signing</w:t>
             </w:r>
-            <w:proofErr w:type="spellEnd"/>
           </w:p>
         </w:tc>
         <w:tc>
@@ -3448,7 +2947,6 @@
                 <w:lang w:val="en-US"/>
               </w:rPr>
             </w:pPr>
-            <w:proofErr w:type="spellStart"/>
             <w:r>
               <w:rPr>
                 <w:color w:val="000000"/>
@@ -3458,7 +2956,6 @@
               </w:rPr>
               <w:t>Clients_ID_Client</w:t>
             </w:r>
-            <w:proofErr w:type="spellEnd"/>
           </w:p>
         </w:tc>
         <w:tc>
@@ -3542,7 +3039,6 @@
                 <w:lang w:val="en-US"/>
               </w:rPr>
             </w:pPr>
-            <w:proofErr w:type="spellStart"/>
             <w:r>
               <w:rPr>
                 <w:color w:val="000000"/>
@@ -3552,7 +3048,6 @@
               </w:rPr>
               <w:t>worker_ID_worker</w:t>
             </w:r>
-            <w:proofErr w:type="spellEnd"/>
           </w:p>
         </w:tc>
         <w:tc>
@@ -3635,7 +3130,6 @@
                 <w:lang w:val="en-US"/>
               </w:rPr>
             </w:pPr>
-            <w:proofErr w:type="spellStart"/>
             <w:r>
               <w:rPr>
                 <w:color w:val="000000"/>
@@ -3645,7 +3139,6 @@
               </w:rPr>
               <w:t>connection_contract_object_idconnection_contract_object</w:t>
             </w:r>
-            <w:proofErr w:type="spellEnd"/>
           </w:p>
         </w:tc>
         <w:tc>
@@ -3941,7 +3434,6 @@
                 <w:szCs w:val="28"/>
               </w:rPr>
             </w:pPr>
-            <w:proofErr w:type="spellStart"/>
             <w:r>
               <w:rPr>
                 <w:color w:val="000000"/>
@@ -3950,7 +3442,6 @@
               </w:rPr>
               <w:t>ID_Role</w:t>
             </w:r>
-            <w:proofErr w:type="spellEnd"/>
           </w:p>
         </w:tc>
         <w:tc>
@@ -4029,7 +3520,6 @@
                 <w:szCs w:val="28"/>
               </w:rPr>
             </w:pPr>
-            <w:proofErr w:type="spellStart"/>
             <w:r>
               <w:rPr>
                 <w:color w:val="000000"/>
@@ -4038,7 +3528,6 @@
               </w:rPr>
               <w:t>Role</w:t>
             </w:r>
-            <w:proofErr w:type="spellEnd"/>
           </w:p>
         </w:tc>
         <w:tc>
@@ -4473,7 +3962,6 @@
                 <w:szCs w:val="28"/>
               </w:rPr>
             </w:pPr>
-            <w:proofErr w:type="spellStart"/>
             <w:r>
               <w:rPr>
                 <w:color w:val="000000"/>
@@ -4482,7 +3970,6 @@
               </w:rPr>
               <w:t>ID_worker</w:t>
             </w:r>
-            <w:proofErr w:type="spellEnd"/>
           </w:p>
         </w:tc>
         <w:tc>
@@ -4694,7 +4181,6 @@
                 <w:szCs w:val="28"/>
               </w:rPr>
             </w:pPr>
-            <w:proofErr w:type="spellStart"/>
             <w:r>
               <w:rPr>
                 <w:color w:val="000000"/>
@@ -4703,7 +4189,6 @@
               </w:rPr>
               <w:t>ID_Clientsl</w:t>
             </w:r>
-            <w:proofErr w:type="spellEnd"/>
           </w:p>
         </w:tc>
         <w:tc>
@@ -4930,7 +4415,6 @@
                 <w:szCs w:val="28"/>
               </w:rPr>
             </w:pPr>
-            <w:proofErr w:type="spellStart"/>
             <w:r>
               <w:rPr>
                 <w:color w:val="000000"/>
@@ -4939,7 +4423,6 @@
               </w:rPr>
               <w:t>Age</w:t>
             </w:r>
-            <w:proofErr w:type="spellEnd"/>
           </w:p>
         </w:tc>
         <w:tc>
@@ -5028,7 +4511,6 @@
                 <w:szCs w:val="28"/>
               </w:rPr>
             </w:pPr>
-            <w:proofErr w:type="spellStart"/>
             <w:r>
               <w:rPr>
                 <w:color w:val="000000"/>
@@ -5037,7 +4519,6 @@
               </w:rPr>
               <w:t>phone</w:t>
             </w:r>
-            <w:proofErr w:type="spellEnd"/>
           </w:p>
         </w:tc>
         <w:tc>
@@ -5127,7 +4608,6 @@
                 <w:szCs w:val="28"/>
               </w:rPr>
             </w:pPr>
-            <w:proofErr w:type="spellStart"/>
             <w:r>
               <w:rPr>
                 <w:color w:val="000000"/>
@@ -5136,7 +4616,6 @@
               </w:rPr>
               <w:t>Role_worker_ID_Role</w:t>
             </w:r>
-            <w:proofErr w:type="spellEnd"/>
           </w:p>
         </w:tc>
         <w:tc>
@@ -5226,7 +4705,6 @@
                 <w:szCs w:val="28"/>
               </w:rPr>
             </w:pPr>
-            <w:proofErr w:type="spellStart"/>
             <w:r>
               <w:rPr>
                 <w:color w:val="000000"/>
@@ -5235,7 +4713,6 @@
               </w:rPr>
               <w:t>IsDeleted</w:t>
             </w:r>
-            <w:proofErr w:type="spellEnd"/>
           </w:p>
         </w:tc>
         <w:tc>
@@ -5317,7 +4794,6 @@
                 <w:szCs w:val="28"/>
               </w:rPr>
             </w:pPr>
-            <w:proofErr w:type="spellStart"/>
             <w:r>
               <w:rPr>
                 <w:color w:val="000000"/>
@@ -5326,7 +4802,6 @@
               </w:rPr>
               <w:t>password</w:t>
             </w:r>
-            <w:proofErr w:type="spellEnd"/>
           </w:p>
         </w:tc>
         <w:tc>
@@ -5640,7 +5115,6 @@
                 <w:szCs w:val="28"/>
               </w:rPr>
             </w:pPr>
-            <w:proofErr w:type="spellStart"/>
             <w:r>
               <w:rPr>
                 <w:color w:val="000000"/>
@@ -5649,7 +5123,6 @@
               </w:rPr>
               <w:t>ID_Status_client</w:t>
             </w:r>
-            <w:proofErr w:type="spellEnd"/>
           </w:p>
         </w:tc>
         <w:tc>
@@ -5736,7 +5209,6 @@
                 <w:szCs w:val="28"/>
               </w:rPr>
             </w:pPr>
-            <w:proofErr w:type="spellStart"/>
             <w:r>
               <w:rPr>
                 <w:color w:val="000000"/>
@@ -5745,7 +5217,6 @@
               </w:rPr>
               <w:t>status</w:t>
             </w:r>
-            <w:proofErr w:type="spellEnd"/>
           </w:p>
         </w:tc>
         <w:tc>
@@ -5846,7 +5317,6 @@
                 <w:szCs w:val="28"/>
               </w:rPr>
             </w:pPr>
-            <w:proofErr w:type="spellStart"/>
             <w:r>
               <w:rPr>
                 <w:color w:val="000000"/>
@@ -5855,7 +5325,6 @@
               </w:rPr>
               <w:t>IsDeleted</w:t>
             </w:r>
-            <w:proofErr w:type="spellEnd"/>
           </w:p>
         </w:tc>
         <w:tc>
@@ -5930,7 +5399,6 @@
         </w:rPr>
         <w:t>Таблица «Связывающая таблица многим ко многим» (</w:t>
       </w:r>
-      <w:proofErr w:type="spellStart"/>
       <w:r>
         <w:rPr>
           <w:sz w:val="28"/>
@@ -5939,7 +5407,6 @@
         </w:rPr>
         <w:t>idconnection</w:t>
       </w:r>
-      <w:proofErr w:type="spellEnd"/>
       <w:r>
         <w:rPr>
           <w:sz w:val="28"/>
@@ -6250,7 +5717,6 @@
                 <w:szCs w:val="28"/>
               </w:rPr>
             </w:pPr>
-            <w:proofErr w:type="spellStart"/>
             <w:r>
               <w:rPr>
                 <w:color w:val="000000"/>
@@ -6259,7 +5725,6 @@
               </w:rPr>
               <w:t>idconnection_contract_object</w:t>
             </w:r>
-            <w:proofErr w:type="spellEnd"/>
           </w:p>
         </w:tc>
         <w:tc>
@@ -6623,7 +6088,6 @@
                 <w:szCs w:val="28"/>
               </w:rPr>
             </w:pPr>
-            <w:proofErr w:type="spellStart"/>
             <w:r>
               <w:rPr>
                 <w:color w:val="000000"/>
@@ -6632,7 +6096,6 @@
               </w:rPr>
               <w:t>ID_object</w:t>
             </w:r>
-            <w:proofErr w:type="spellEnd"/>
           </w:p>
         </w:tc>
         <w:tc>
@@ -6711,7 +6174,6 @@
                 <w:szCs w:val="28"/>
               </w:rPr>
             </w:pPr>
-            <w:proofErr w:type="spellStart"/>
             <w:r>
               <w:rPr>
                 <w:color w:val="000000"/>
@@ -6720,7 +6182,6 @@
               </w:rPr>
               <w:t>square</w:t>
             </w:r>
-            <w:proofErr w:type="spellEnd"/>
           </w:p>
         </w:tc>
         <w:tc>
@@ -6807,7 +6268,6 @@
                 <w:szCs w:val="28"/>
               </w:rPr>
             </w:pPr>
-            <w:proofErr w:type="spellStart"/>
             <w:r>
               <w:rPr>
                 <w:color w:val="000000"/>
@@ -6816,7 +6276,6 @@
               </w:rPr>
               <w:t>cost</w:t>
             </w:r>
-            <w:proofErr w:type="spellEnd"/>
           </w:p>
         </w:tc>
         <w:tc>
@@ -6903,7 +6362,6 @@
                 <w:szCs w:val="28"/>
               </w:rPr>
             </w:pPr>
-            <w:proofErr w:type="spellStart"/>
             <w:r>
               <w:rPr>
                 <w:color w:val="000000"/>
@@ -6912,7 +6370,6 @@
               </w:rPr>
               <w:t>building_dates</w:t>
             </w:r>
-            <w:proofErr w:type="spellEnd"/>
           </w:p>
         </w:tc>
         <w:tc>
@@ -6999,7 +6456,6 @@
                 <w:szCs w:val="28"/>
               </w:rPr>
             </w:pPr>
-            <w:proofErr w:type="spellStart"/>
             <w:r>
               <w:rPr>
                 <w:color w:val="000000"/>
@@ -7008,7 +6464,6 @@
               </w:rPr>
               <w:t>number_floors</w:t>
             </w:r>
-            <w:proofErr w:type="spellEnd"/>
           </w:p>
         </w:tc>
         <w:tc>
@@ -7087,7 +6542,6 @@
                 <w:szCs w:val="28"/>
               </w:rPr>
             </w:pPr>
-            <w:proofErr w:type="spellStart"/>
             <w:r>
               <w:rPr>
                 <w:color w:val="000000"/>
@@ -7096,7 +6550,6 @@
               </w:rPr>
               <w:t>parking_space</w:t>
             </w:r>
-            <w:proofErr w:type="spellEnd"/>
           </w:p>
         </w:tc>
         <w:tc>
@@ -7160,23 +6613,13 @@
                 <w:szCs w:val="28"/>
               </w:rPr>
             </w:pPr>
-            <w:proofErr w:type="gramStart"/>
-            <w:r>
-              <w:rPr>
-                <w:color w:val="000000"/>
-                <w:sz w:val="28"/>
-                <w:szCs w:val="28"/>
-              </w:rPr>
-              <w:t>Идентификатор</w:t>
-            </w:r>
-            <w:proofErr w:type="gramEnd"/>
-            <w:r>
-              <w:rPr>
-                <w:color w:val="000000"/>
-                <w:sz w:val="28"/>
-                <w:szCs w:val="28"/>
-              </w:rPr>
-              <w:t xml:space="preserve"> с</w:t>
+            <w:r>
+              <w:rPr>
+                <w:color w:val="000000"/>
+                <w:sz w:val="28"/>
+                <w:szCs w:val="28"/>
+              </w:rPr>
+              <w:t>Идентификатор с</w:t>
             </w:r>
             <w:r>
               <w:rPr>
@@ -7201,7 +6644,6 @@
                 <w:lang w:val="en-US"/>
               </w:rPr>
             </w:pPr>
-            <w:proofErr w:type="spellStart"/>
             <w:r>
               <w:rPr>
                 <w:color w:val="000000"/>
@@ -7211,7 +6653,6 @@
               </w:rPr>
               <w:t>connection_contract_object_idconnection_contract_object</w:t>
             </w:r>
-            <w:proofErr w:type="spellEnd"/>
           </w:p>
         </w:tc>
         <w:tc>
@@ -7390,7 +6831,6 @@
                 <w:lang w:val="en-US"/>
               </w:rPr>
             </w:pPr>
-            <w:proofErr w:type="spellStart"/>
             <w:r>
               <w:rPr>
                 <w:color w:val="000000"/>
@@ -7400,7 +6840,6 @@
               </w:rPr>
               <w:t>IsDeleted</w:t>
             </w:r>
-            <w:proofErr w:type="spellEnd"/>
           </w:p>
         </w:tc>
         <w:tc>
@@ -7580,7 +7019,6 @@
         </w:rPr>
         <w:t>» (</w:t>
       </w:r>
-      <w:proofErr w:type="spellStart"/>
       <w:r>
         <w:rPr>
           <w:sz w:val="28"/>
@@ -7588,7 +7026,6 @@
         </w:rPr>
         <w:t>clients</w:t>
       </w:r>
-      <w:proofErr w:type="spellEnd"/>
       <w:r>
         <w:rPr>
           <w:sz w:val="28"/>
@@ -7811,7 +7248,6 @@
                 <w:szCs w:val="28"/>
               </w:rPr>
             </w:pPr>
-            <w:proofErr w:type="spellStart"/>
             <w:r>
               <w:rPr>
                 <w:color w:val="000000"/>
@@ -7820,7 +7256,6 @@
               </w:rPr>
               <w:t>ID_Client</w:t>
             </w:r>
-            <w:proofErr w:type="spellEnd"/>
           </w:p>
         </w:tc>
         <w:tc>
@@ -7899,7 +7334,6 @@
                 <w:szCs w:val="28"/>
               </w:rPr>
             </w:pPr>
-            <w:proofErr w:type="spellStart"/>
             <w:r>
               <w:rPr>
                 <w:color w:val="000000"/>
@@ -7908,7 +7342,6 @@
               </w:rPr>
               <w:t>FullName_client</w:t>
             </w:r>
-            <w:proofErr w:type="spellEnd"/>
           </w:p>
         </w:tc>
         <w:tc>
@@ -8013,7 +7446,6 @@
                 <w:szCs w:val="28"/>
               </w:rPr>
             </w:pPr>
-            <w:proofErr w:type="spellStart"/>
             <w:r>
               <w:rPr>
                 <w:color w:val="000000"/>
@@ -8022,7 +7454,6 @@
               </w:rPr>
               <w:t>phone</w:t>
             </w:r>
-            <w:proofErr w:type="spellEnd"/>
           </w:p>
         </w:tc>
         <w:tc>
@@ -8120,7 +7551,6 @@
                 <w:szCs w:val="28"/>
               </w:rPr>
             </w:pPr>
-            <w:proofErr w:type="spellStart"/>
             <w:r>
               <w:rPr>
                 <w:color w:val="000000"/>
@@ -8129,7 +7559,6 @@
               </w:rPr>
               <w:t>Age</w:t>
             </w:r>
-            <w:proofErr w:type="spellEnd"/>
           </w:p>
         </w:tc>
         <w:tc>
@@ -8213,7 +7642,6 @@
                 <w:szCs w:val="28"/>
               </w:rPr>
             </w:pPr>
-            <w:proofErr w:type="spellStart"/>
             <w:r>
               <w:rPr>
                 <w:color w:val="000000"/>
@@ -8222,7 +7650,6 @@
               </w:rPr>
               <w:t>Birthday</w:t>
             </w:r>
-            <w:proofErr w:type="spellEnd"/>
           </w:p>
         </w:tc>
         <w:tc>
@@ -8312,7 +7739,6 @@
                 <w:lang w:val="en-US"/>
               </w:rPr>
             </w:pPr>
-            <w:proofErr w:type="spellStart"/>
             <w:r>
               <w:rPr>
                 <w:color w:val="000000"/>
@@ -8322,7 +7748,6 @@
               </w:rPr>
               <w:t>Status_client_ID_Status_client</w:t>
             </w:r>
-            <w:proofErr w:type="spellEnd"/>
           </w:p>
         </w:tc>
         <w:tc>
@@ -8515,7 +7940,6 @@
                 <w:szCs w:val="28"/>
               </w:rPr>
             </w:pPr>
-            <w:proofErr w:type="spellStart"/>
             <w:r>
               <w:rPr>
                 <w:color w:val="000000"/>
@@ -8524,7 +7948,6 @@
               </w:rPr>
               <w:t>IsDeleted</w:t>
             </w:r>
-            <w:proofErr w:type="spellEnd"/>
           </w:p>
         </w:tc>
         <w:tc>
@@ -8846,25 +8269,7 @@
           <w:sz w:val="28"/>
           <w:szCs w:val="28"/>
         </w:rPr>
-        <w:t xml:space="preserve">Сценарий диаграммы вариантов использования представлен в соответствии </w:t>
-      </w:r>
-      <w:proofErr w:type="gramStart"/>
-      <w:r>
-        <w:rPr>
-          <w:rFonts w:ascii="Times New Roman" w:hAnsi="Times New Roman" w:cs="Times New Roman"/>
-          <w:sz w:val="28"/>
-          <w:szCs w:val="28"/>
-        </w:rPr>
-        <w:t>с  таблицей</w:t>
-      </w:r>
-      <w:proofErr w:type="gramEnd"/>
-      <w:r>
-        <w:rPr>
-          <w:rFonts w:ascii="Times New Roman" w:hAnsi="Times New Roman" w:cs="Times New Roman"/>
-          <w:sz w:val="28"/>
-          <w:szCs w:val="28"/>
-        </w:rPr>
-        <w:t xml:space="preserve"> 1.3.1.</w:t>
+        <w:t>Сценарий диаграммы вариантов использования представлен в соответствии с  таблицей 1.3.1.</w:t>
       </w:r>
     </w:p>
     <w:p>
@@ -9358,7 +8763,6 @@
               </w:rPr>
               <w:t xml:space="preserve">Печатает отчеты по </w:t>
             </w:r>
-            <w:proofErr w:type="gramStart"/>
             <w:r>
               <w:rPr>
                 <w:rFonts w:ascii="Times New Roman" w:hAnsi="Times New Roman" w:cs="Times New Roman"/>
@@ -9376,7 +8780,6 @@
               </w:rPr>
               <w:t xml:space="preserve">  клиентов</w:t>
             </w:r>
-            <w:proofErr w:type="gramEnd"/>
           </w:p>
           <w:p>
             <w:pPr>
@@ -9710,7 +9113,6 @@
               </w:rPr>
               <w:t xml:space="preserve">Печать отчетов по </w:t>
             </w:r>
-            <w:proofErr w:type="gramStart"/>
             <w:r>
               <w:rPr>
                 <w:sz w:val="26"/>
@@ -9724,15 +9126,7 @@
                 <w:sz w:val="26"/>
                 <w:szCs w:val="26"/>
               </w:rPr>
-              <w:t xml:space="preserve">  клиентов</w:t>
-            </w:r>
-            <w:proofErr w:type="gramEnd"/>
-            <w:r>
-              <w:rPr>
-                <w:sz w:val="26"/>
-                <w:szCs w:val="26"/>
-              </w:rPr>
-              <w:t>.</w:t>
+              <w:t xml:space="preserve">  клиентов.</w:t>
             </w:r>
           </w:p>
           <w:p>
@@ -10831,23 +10225,13 @@
                 <w:szCs w:val="28"/>
               </w:rPr>
             </w:pPr>
-            <w:proofErr w:type="gramStart"/>
             <w:r>
               <w:rPr>
                 <w:rFonts w:ascii="Times New Roman" w:hAnsi="Times New Roman" w:cs="Times New Roman"/>
                 <w:sz w:val="28"/>
                 <w:szCs w:val="28"/>
               </w:rPr>
-              <w:t>Администратор  вводит</w:t>
-            </w:r>
-            <w:proofErr w:type="gramEnd"/>
-            <w:r>
-              <w:rPr>
-                <w:rFonts w:ascii="Times New Roman" w:hAnsi="Times New Roman" w:cs="Times New Roman"/>
-                <w:sz w:val="28"/>
-                <w:szCs w:val="28"/>
-              </w:rPr>
-              <w:t xml:space="preserve"> обязательные данные роли Менеджера для заполнения карточки роли и нажимает кнопку «Добавить роль»</w:t>
+              <w:t>Администратор  вводит обязательные данные роли Менеджера для заполнения карточки роли и нажимает кнопку «Добавить роль»</w:t>
             </w:r>
           </w:p>
         </w:tc>
@@ -13639,25 +13023,7 @@
           <w:sz w:val="28"/>
           <w:szCs w:val="28"/>
         </w:rPr>
-        <w:t xml:space="preserve">Диаграмма </w:t>
-      </w:r>
-      <w:proofErr w:type="gramStart"/>
-      <w:r>
-        <w:rPr>
-          <w:rFonts w:ascii="Times New Roman" w:hAnsi="Times New Roman" w:cs="Times New Roman"/>
-          <w:sz w:val="28"/>
-          <w:szCs w:val="28"/>
-        </w:rPr>
-        <w:t>деятельности  представлена</w:t>
-      </w:r>
-      <w:proofErr w:type="gramEnd"/>
-      <w:r>
-        <w:rPr>
-          <w:rFonts w:ascii="Times New Roman" w:hAnsi="Times New Roman" w:cs="Times New Roman"/>
-          <w:sz w:val="28"/>
-          <w:szCs w:val="28"/>
-        </w:rPr>
-        <w:t xml:space="preserve"> в соответствии с рисунком 1.3.2.</w:t>
+        <w:t>Диаграмма деятельности  представлена в соответствии с рисунком 1.3.2.</w:t>
       </w:r>
     </w:p>
     <w:p>
@@ -15312,94 +14678,12 @@
           <w:szCs w:val="28"/>
         </w:rPr>
       </w:pPr>
-      <w:proofErr w:type="spellStart"/>
-      <w:r>
-        <w:rPr>
-          <w:sz w:val="28"/>
-          <w:szCs w:val="28"/>
-        </w:rPr>
-        <w:t>private</w:t>
-      </w:r>
-      <w:proofErr w:type="spellEnd"/>
-      <w:r>
-        <w:rPr>
-          <w:sz w:val="28"/>
-          <w:szCs w:val="28"/>
-        </w:rPr>
-        <w:t xml:space="preserve"> </w:t>
-      </w:r>
-      <w:proofErr w:type="spellStart"/>
-      <w:r>
-        <w:rPr>
-          <w:sz w:val="28"/>
-          <w:szCs w:val="28"/>
-        </w:rPr>
-        <w:t>void</w:t>
-      </w:r>
-      <w:proofErr w:type="spellEnd"/>
-      <w:r>
-        <w:rPr>
-          <w:sz w:val="28"/>
-          <w:szCs w:val="28"/>
-        </w:rPr>
-        <w:t xml:space="preserve"> button2_</w:t>
-      </w:r>
-      <w:proofErr w:type="gramStart"/>
-      <w:r>
-        <w:rPr>
-          <w:sz w:val="28"/>
-          <w:szCs w:val="28"/>
-        </w:rPr>
-        <w:t>Click(</w:t>
-      </w:r>
-      <w:proofErr w:type="spellStart"/>
-      <w:proofErr w:type="gramEnd"/>
-      <w:r>
-        <w:rPr>
-          <w:sz w:val="28"/>
-          <w:szCs w:val="28"/>
-        </w:rPr>
-        <w:t>object</w:t>
-      </w:r>
-      <w:proofErr w:type="spellEnd"/>
-      <w:r>
-        <w:rPr>
-          <w:sz w:val="28"/>
-          <w:szCs w:val="28"/>
-        </w:rPr>
-        <w:t xml:space="preserve"> </w:t>
-      </w:r>
-      <w:proofErr w:type="spellStart"/>
-      <w:r>
-        <w:rPr>
-          <w:sz w:val="28"/>
-          <w:szCs w:val="28"/>
-        </w:rPr>
-        <w:t>sender</w:t>
-      </w:r>
-      <w:proofErr w:type="spellEnd"/>
-      <w:r>
-        <w:rPr>
-          <w:sz w:val="28"/>
-          <w:szCs w:val="28"/>
-        </w:rPr>
-        <w:t xml:space="preserve">, </w:t>
-      </w:r>
-      <w:proofErr w:type="spellStart"/>
-      <w:r>
-        <w:rPr>
-          <w:sz w:val="28"/>
-          <w:szCs w:val="28"/>
-        </w:rPr>
-        <w:t>EventArgs</w:t>
-      </w:r>
-      <w:proofErr w:type="spellEnd"/>
-      <w:r>
-        <w:rPr>
-          <w:sz w:val="28"/>
-          <w:szCs w:val="28"/>
-        </w:rPr>
-        <w:t xml:space="preserve"> e) </w:t>
+      <w:r>
+        <w:rPr>
+          <w:sz w:val="28"/>
+          <w:szCs w:val="28"/>
+        </w:rPr>
+        <w:t xml:space="preserve">private void button2_Click(object sender, EventArgs e) </w:t>
       </w:r>
       <w:r>
         <w:rPr>
@@ -15426,62 +14710,12 @@
           <w:szCs w:val="28"/>
         </w:rPr>
       </w:pPr>
-      <w:proofErr w:type="spellStart"/>
-      <w:r>
-        <w:rPr>
-          <w:sz w:val="28"/>
-          <w:szCs w:val="28"/>
-        </w:rPr>
-        <w:t>private</w:t>
-      </w:r>
-      <w:proofErr w:type="spellEnd"/>
-      <w:r>
-        <w:rPr>
-          <w:sz w:val="28"/>
-          <w:szCs w:val="28"/>
-        </w:rPr>
-        <w:t xml:space="preserve"> </w:t>
-      </w:r>
-      <w:proofErr w:type="spellStart"/>
-      <w:r>
-        <w:rPr>
-          <w:sz w:val="28"/>
-          <w:szCs w:val="28"/>
-        </w:rPr>
-        <w:t>bool</w:t>
-      </w:r>
-      <w:proofErr w:type="spellEnd"/>
-      <w:r>
-        <w:rPr>
-          <w:sz w:val="28"/>
-          <w:szCs w:val="28"/>
-        </w:rPr>
-        <w:t xml:space="preserve"> </w:t>
-      </w:r>
-      <w:proofErr w:type="spellStart"/>
-      <w:proofErr w:type="gramStart"/>
-      <w:r>
-        <w:rPr>
-          <w:sz w:val="28"/>
-          <w:szCs w:val="28"/>
-        </w:rPr>
-        <w:t>CheckCaptcha</w:t>
-      </w:r>
-      <w:proofErr w:type="spellEnd"/>
-      <w:r>
-        <w:rPr>
-          <w:sz w:val="28"/>
-          <w:szCs w:val="28"/>
-        </w:rPr>
-        <w:t>(</w:t>
-      </w:r>
-      <w:proofErr w:type="gramEnd"/>
-      <w:r>
-        <w:rPr>
-          <w:sz w:val="28"/>
-          <w:szCs w:val="28"/>
-        </w:rPr>
-        <w:t xml:space="preserve">) </w:t>
+      <w:r>
+        <w:rPr>
+          <w:sz w:val="28"/>
+          <w:szCs w:val="28"/>
+        </w:rPr>
+        <w:t xml:space="preserve">private bool CheckCaptcha() </w:t>
       </w:r>
       <w:r>
         <w:rPr>
@@ -15508,62 +14742,12 @@
           <w:szCs w:val="28"/>
         </w:rPr>
       </w:pPr>
-      <w:proofErr w:type="spellStart"/>
-      <w:r>
-        <w:rPr>
-          <w:sz w:val="28"/>
-          <w:szCs w:val="28"/>
-        </w:rPr>
-        <w:t>private</w:t>
-      </w:r>
-      <w:proofErr w:type="spellEnd"/>
-      <w:r>
-        <w:rPr>
-          <w:sz w:val="28"/>
-          <w:szCs w:val="28"/>
-        </w:rPr>
-        <w:t xml:space="preserve"> </w:t>
-      </w:r>
-      <w:proofErr w:type="spellStart"/>
-      <w:r>
-        <w:rPr>
-          <w:sz w:val="28"/>
-          <w:szCs w:val="28"/>
-        </w:rPr>
-        <w:t>void</w:t>
-      </w:r>
-      <w:proofErr w:type="spellEnd"/>
-      <w:r>
-        <w:rPr>
-          <w:sz w:val="28"/>
-          <w:szCs w:val="28"/>
-        </w:rPr>
-        <w:t xml:space="preserve"> </w:t>
-      </w:r>
-      <w:proofErr w:type="spellStart"/>
-      <w:proofErr w:type="gramStart"/>
-      <w:r>
-        <w:rPr>
-          <w:sz w:val="28"/>
-          <w:szCs w:val="28"/>
-        </w:rPr>
-        <w:t>HandleFailedLogin</w:t>
-      </w:r>
-      <w:proofErr w:type="spellEnd"/>
-      <w:r>
-        <w:rPr>
-          <w:sz w:val="28"/>
-          <w:szCs w:val="28"/>
-        </w:rPr>
-        <w:t>(</w:t>
-      </w:r>
-      <w:proofErr w:type="gramEnd"/>
-      <w:r>
-        <w:rPr>
-          <w:sz w:val="28"/>
-          <w:szCs w:val="28"/>
-        </w:rPr>
-        <w:t xml:space="preserve">) </w:t>
+      <w:r>
+        <w:rPr>
+          <w:sz w:val="28"/>
+          <w:szCs w:val="28"/>
+        </w:rPr>
+        <w:t xml:space="preserve">private void HandleFailedLogin() </w:t>
       </w:r>
       <w:r>
         <w:rPr>
@@ -15590,62 +14774,12 @@
           <w:szCs w:val="28"/>
         </w:rPr>
       </w:pPr>
-      <w:proofErr w:type="spellStart"/>
-      <w:r>
-        <w:rPr>
-          <w:sz w:val="28"/>
-          <w:szCs w:val="28"/>
-        </w:rPr>
-        <w:t>private</w:t>
-      </w:r>
-      <w:proofErr w:type="spellEnd"/>
-      <w:r>
-        <w:rPr>
-          <w:sz w:val="28"/>
-          <w:szCs w:val="28"/>
-        </w:rPr>
-        <w:t xml:space="preserve"> </w:t>
-      </w:r>
-      <w:proofErr w:type="spellStart"/>
-      <w:r>
-        <w:rPr>
-          <w:sz w:val="28"/>
-          <w:szCs w:val="28"/>
-        </w:rPr>
-        <w:t>void</w:t>
-      </w:r>
-      <w:proofErr w:type="spellEnd"/>
-      <w:r>
-        <w:rPr>
-          <w:sz w:val="28"/>
-          <w:szCs w:val="28"/>
-        </w:rPr>
-        <w:t xml:space="preserve"> </w:t>
-      </w:r>
-      <w:proofErr w:type="spellStart"/>
-      <w:proofErr w:type="gramStart"/>
-      <w:r>
-        <w:rPr>
-          <w:sz w:val="28"/>
-          <w:szCs w:val="28"/>
-        </w:rPr>
-        <w:t>BlockSystem</w:t>
-      </w:r>
-      <w:proofErr w:type="spellEnd"/>
-      <w:r>
-        <w:rPr>
-          <w:sz w:val="28"/>
-          <w:szCs w:val="28"/>
-        </w:rPr>
-        <w:t>(</w:t>
-      </w:r>
-      <w:proofErr w:type="gramEnd"/>
-      <w:r>
-        <w:rPr>
-          <w:sz w:val="28"/>
-          <w:szCs w:val="28"/>
-        </w:rPr>
-        <w:t xml:space="preserve">) </w:t>
+      <w:r>
+        <w:rPr>
+          <w:sz w:val="28"/>
+          <w:szCs w:val="28"/>
+        </w:rPr>
+        <w:t xml:space="preserve">private void BlockSystem() </w:t>
       </w:r>
       <w:r>
         <w:rPr>
@@ -15672,87 +14806,12 @@
           <w:szCs w:val="28"/>
         </w:rPr>
       </w:pPr>
-      <w:proofErr w:type="spellStart"/>
-      <w:r>
-        <w:rPr>
-          <w:sz w:val="28"/>
-          <w:szCs w:val="28"/>
-        </w:rPr>
-        <w:t>private</w:t>
-      </w:r>
-      <w:proofErr w:type="spellEnd"/>
-      <w:r>
-        <w:rPr>
-          <w:sz w:val="28"/>
-          <w:szCs w:val="28"/>
-        </w:rPr>
-        <w:t xml:space="preserve"> </w:t>
-      </w:r>
-      <w:proofErr w:type="spellStart"/>
-      <w:r>
-        <w:rPr>
-          <w:sz w:val="28"/>
-          <w:szCs w:val="28"/>
-        </w:rPr>
-        <w:t>void</w:t>
-      </w:r>
-      <w:proofErr w:type="spellEnd"/>
-      <w:r>
-        <w:rPr>
-          <w:sz w:val="28"/>
-          <w:szCs w:val="28"/>
-        </w:rPr>
-        <w:t xml:space="preserve"> </w:t>
-      </w:r>
-      <w:proofErr w:type="spellStart"/>
-      <w:proofErr w:type="gramStart"/>
-      <w:r>
-        <w:rPr>
-          <w:sz w:val="28"/>
-          <w:szCs w:val="28"/>
-        </w:rPr>
-        <w:t>SetControlsEnabled</w:t>
-      </w:r>
-      <w:proofErr w:type="spellEnd"/>
-      <w:r>
-        <w:rPr>
-          <w:sz w:val="28"/>
-          <w:szCs w:val="28"/>
-        </w:rPr>
-        <w:t>(</w:t>
-      </w:r>
-      <w:proofErr w:type="spellStart"/>
-      <w:proofErr w:type="gramEnd"/>
-      <w:r>
-        <w:rPr>
-          <w:sz w:val="28"/>
-          <w:szCs w:val="28"/>
-        </w:rPr>
-        <w:t>bool</w:t>
-      </w:r>
-      <w:proofErr w:type="spellEnd"/>
-      <w:r>
-        <w:rPr>
-          <w:sz w:val="28"/>
-          <w:szCs w:val="28"/>
-        </w:rPr>
-        <w:t xml:space="preserve"> </w:t>
-      </w:r>
-      <w:proofErr w:type="spellStart"/>
-      <w:r>
-        <w:rPr>
-          <w:sz w:val="28"/>
-          <w:szCs w:val="28"/>
-        </w:rPr>
-        <w:t>enabled</w:t>
-      </w:r>
-      <w:proofErr w:type="spellEnd"/>
-      <w:r>
-        <w:rPr>
-          <w:sz w:val="28"/>
-          <w:szCs w:val="28"/>
-        </w:rPr>
-        <w:t xml:space="preserve">) </w:t>
+      <w:r>
+        <w:rPr>
+          <w:sz w:val="28"/>
+          <w:szCs w:val="28"/>
+        </w:rPr>
+        <w:t xml:space="preserve">private void SetControlsEnabled(bool enabled) </w:t>
       </w:r>
       <w:r>
         <w:rPr>
@@ -15779,62 +14838,12 @@
           <w:szCs w:val="28"/>
         </w:rPr>
       </w:pPr>
-      <w:proofErr w:type="spellStart"/>
-      <w:r>
-        <w:rPr>
-          <w:sz w:val="28"/>
-          <w:szCs w:val="28"/>
-        </w:rPr>
-        <w:t>private</w:t>
-      </w:r>
-      <w:proofErr w:type="spellEnd"/>
-      <w:r>
-        <w:rPr>
-          <w:sz w:val="28"/>
-          <w:szCs w:val="28"/>
-        </w:rPr>
-        <w:t xml:space="preserve"> </w:t>
-      </w:r>
-      <w:proofErr w:type="spellStart"/>
-      <w:r>
-        <w:rPr>
-          <w:sz w:val="28"/>
-          <w:szCs w:val="28"/>
-        </w:rPr>
-        <w:t>void</w:t>
-      </w:r>
-      <w:proofErr w:type="spellEnd"/>
-      <w:r>
-        <w:rPr>
-          <w:sz w:val="28"/>
-          <w:szCs w:val="28"/>
-        </w:rPr>
-        <w:t xml:space="preserve"> </w:t>
-      </w:r>
-      <w:proofErr w:type="spellStart"/>
-      <w:proofErr w:type="gramStart"/>
-      <w:r>
-        <w:rPr>
-          <w:sz w:val="28"/>
-          <w:szCs w:val="28"/>
-        </w:rPr>
-        <w:t>ShowCaptcha</w:t>
-      </w:r>
-      <w:proofErr w:type="spellEnd"/>
-      <w:r>
-        <w:rPr>
-          <w:sz w:val="28"/>
-          <w:szCs w:val="28"/>
-        </w:rPr>
-        <w:t>(</w:t>
-      </w:r>
-      <w:proofErr w:type="gramEnd"/>
-      <w:r>
-        <w:rPr>
-          <w:sz w:val="28"/>
-          <w:szCs w:val="28"/>
-        </w:rPr>
-        <w:t xml:space="preserve">) </w:t>
+      <w:r>
+        <w:rPr>
+          <w:sz w:val="28"/>
+          <w:szCs w:val="28"/>
+        </w:rPr>
+        <w:t xml:space="preserve">private void ShowCaptcha() </w:t>
       </w:r>
       <w:r>
         <w:rPr>
@@ -15861,62 +14870,12 @@
           <w:szCs w:val="28"/>
         </w:rPr>
       </w:pPr>
-      <w:proofErr w:type="spellStart"/>
-      <w:r>
-        <w:rPr>
-          <w:sz w:val="28"/>
-          <w:szCs w:val="28"/>
-        </w:rPr>
-        <w:t>public</w:t>
-      </w:r>
-      <w:proofErr w:type="spellEnd"/>
-      <w:r>
-        <w:rPr>
-          <w:sz w:val="28"/>
-          <w:szCs w:val="28"/>
-        </w:rPr>
-        <w:t xml:space="preserve"> </w:t>
-      </w:r>
-      <w:proofErr w:type="spellStart"/>
-      <w:r>
-        <w:rPr>
-          <w:sz w:val="28"/>
-          <w:szCs w:val="28"/>
-        </w:rPr>
-        <w:t>void</w:t>
-      </w:r>
-      <w:proofErr w:type="spellEnd"/>
-      <w:r>
-        <w:rPr>
-          <w:sz w:val="28"/>
-          <w:szCs w:val="28"/>
-        </w:rPr>
-        <w:t xml:space="preserve"> </w:t>
-      </w:r>
-      <w:proofErr w:type="spellStart"/>
-      <w:proofErr w:type="gramStart"/>
-      <w:r>
-        <w:rPr>
-          <w:sz w:val="28"/>
-          <w:szCs w:val="28"/>
-        </w:rPr>
-        <w:t>GenerateCaptcha</w:t>
-      </w:r>
-      <w:proofErr w:type="spellEnd"/>
-      <w:r>
-        <w:rPr>
-          <w:sz w:val="28"/>
-          <w:szCs w:val="28"/>
-        </w:rPr>
-        <w:t>(</w:t>
-      </w:r>
-      <w:proofErr w:type="gramEnd"/>
-      <w:r>
-        <w:rPr>
-          <w:sz w:val="28"/>
-          <w:szCs w:val="28"/>
-        </w:rPr>
-        <w:t xml:space="preserve">) </w:t>
+      <w:r>
+        <w:rPr>
+          <w:sz w:val="28"/>
+          <w:szCs w:val="28"/>
+        </w:rPr>
+        <w:t xml:space="preserve">public void GenerateCaptcha() </w:t>
       </w:r>
       <w:r>
         <w:rPr>
@@ -15943,94 +14902,12 @@
           <w:szCs w:val="28"/>
         </w:rPr>
       </w:pPr>
-      <w:proofErr w:type="spellStart"/>
-      <w:r>
-        <w:rPr>
-          <w:sz w:val="28"/>
-          <w:szCs w:val="28"/>
-        </w:rPr>
-        <w:t>private</w:t>
-      </w:r>
-      <w:proofErr w:type="spellEnd"/>
-      <w:r>
-        <w:rPr>
-          <w:sz w:val="28"/>
-          <w:szCs w:val="28"/>
-        </w:rPr>
-        <w:t xml:space="preserve"> </w:t>
-      </w:r>
-      <w:proofErr w:type="spellStart"/>
-      <w:r>
-        <w:rPr>
-          <w:sz w:val="28"/>
-          <w:szCs w:val="28"/>
-        </w:rPr>
-        <w:t>void</w:t>
-      </w:r>
-      <w:proofErr w:type="spellEnd"/>
-      <w:r>
-        <w:rPr>
-          <w:sz w:val="28"/>
-          <w:szCs w:val="28"/>
-        </w:rPr>
-        <w:t xml:space="preserve"> button1_</w:t>
-      </w:r>
-      <w:proofErr w:type="gramStart"/>
-      <w:r>
-        <w:rPr>
-          <w:sz w:val="28"/>
-          <w:szCs w:val="28"/>
-        </w:rPr>
-        <w:t>Click(</w:t>
-      </w:r>
-      <w:proofErr w:type="spellStart"/>
-      <w:proofErr w:type="gramEnd"/>
-      <w:r>
-        <w:rPr>
-          <w:sz w:val="28"/>
-          <w:szCs w:val="28"/>
-        </w:rPr>
-        <w:t>object</w:t>
-      </w:r>
-      <w:proofErr w:type="spellEnd"/>
-      <w:r>
-        <w:rPr>
-          <w:sz w:val="28"/>
-          <w:szCs w:val="28"/>
-        </w:rPr>
-        <w:t xml:space="preserve"> </w:t>
-      </w:r>
-      <w:proofErr w:type="spellStart"/>
-      <w:r>
-        <w:rPr>
-          <w:sz w:val="28"/>
-          <w:szCs w:val="28"/>
-        </w:rPr>
-        <w:t>sender</w:t>
-      </w:r>
-      <w:proofErr w:type="spellEnd"/>
-      <w:r>
-        <w:rPr>
-          <w:sz w:val="28"/>
-          <w:szCs w:val="28"/>
-        </w:rPr>
-        <w:t xml:space="preserve">, </w:t>
-      </w:r>
-      <w:proofErr w:type="spellStart"/>
-      <w:r>
-        <w:rPr>
-          <w:sz w:val="28"/>
-          <w:szCs w:val="28"/>
-        </w:rPr>
-        <w:t>EventArgs</w:t>
-      </w:r>
-      <w:proofErr w:type="spellEnd"/>
-      <w:r>
-        <w:rPr>
-          <w:sz w:val="28"/>
-          <w:szCs w:val="28"/>
-        </w:rPr>
-        <w:t xml:space="preserve"> e) </w:t>
+      <w:r>
+        <w:rPr>
+          <w:sz w:val="28"/>
+          <w:szCs w:val="28"/>
+        </w:rPr>
+        <w:t xml:space="preserve">private void button1_Click(object sender, EventArgs e) </w:t>
       </w:r>
       <w:r>
         <w:rPr>
@@ -16057,94 +14934,12 @@
           <w:szCs w:val="28"/>
         </w:rPr>
       </w:pPr>
-      <w:proofErr w:type="spellStart"/>
-      <w:r>
-        <w:rPr>
-          <w:sz w:val="28"/>
-          <w:szCs w:val="28"/>
-        </w:rPr>
-        <w:t>private</w:t>
-      </w:r>
-      <w:proofErr w:type="spellEnd"/>
-      <w:r>
-        <w:rPr>
-          <w:sz w:val="28"/>
-          <w:szCs w:val="28"/>
-        </w:rPr>
-        <w:t xml:space="preserve"> </w:t>
-      </w:r>
-      <w:proofErr w:type="spellStart"/>
-      <w:r>
-        <w:rPr>
-          <w:sz w:val="28"/>
-          <w:szCs w:val="28"/>
-        </w:rPr>
-        <w:t>void</w:t>
-      </w:r>
-      <w:proofErr w:type="spellEnd"/>
-      <w:r>
-        <w:rPr>
-          <w:sz w:val="28"/>
-          <w:szCs w:val="28"/>
-        </w:rPr>
-        <w:t xml:space="preserve"> buttonCheckCaptcha2_</w:t>
-      </w:r>
-      <w:proofErr w:type="gramStart"/>
-      <w:r>
-        <w:rPr>
-          <w:sz w:val="28"/>
-          <w:szCs w:val="28"/>
-        </w:rPr>
-        <w:t>Click(</w:t>
-      </w:r>
-      <w:proofErr w:type="spellStart"/>
-      <w:proofErr w:type="gramEnd"/>
-      <w:r>
-        <w:rPr>
-          <w:sz w:val="28"/>
-          <w:szCs w:val="28"/>
-        </w:rPr>
-        <w:t>object</w:t>
-      </w:r>
-      <w:proofErr w:type="spellEnd"/>
-      <w:r>
-        <w:rPr>
-          <w:sz w:val="28"/>
-          <w:szCs w:val="28"/>
-        </w:rPr>
-        <w:t xml:space="preserve"> </w:t>
-      </w:r>
-      <w:proofErr w:type="spellStart"/>
-      <w:r>
-        <w:rPr>
-          <w:sz w:val="28"/>
-          <w:szCs w:val="28"/>
-        </w:rPr>
-        <w:t>sender</w:t>
-      </w:r>
-      <w:proofErr w:type="spellEnd"/>
-      <w:r>
-        <w:rPr>
-          <w:sz w:val="28"/>
-          <w:szCs w:val="28"/>
-        </w:rPr>
-        <w:t xml:space="preserve">, </w:t>
-      </w:r>
-      <w:proofErr w:type="spellStart"/>
-      <w:r>
-        <w:rPr>
-          <w:sz w:val="28"/>
-          <w:szCs w:val="28"/>
-        </w:rPr>
-        <w:t>EventArgs</w:t>
-      </w:r>
-      <w:proofErr w:type="spellEnd"/>
-      <w:r>
-        <w:rPr>
-          <w:sz w:val="28"/>
-          <w:szCs w:val="28"/>
-        </w:rPr>
-        <w:t xml:space="preserve"> e) </w:t>
+      <w:r>
+        <w:rPr>
+          <w:sz w:val="28"/>
+          <w:szCs w:val="28"/>
+        </w:rPr>
+        <w:t xml:space="preserve">private void buttonCheckCaptcha2_Click(object sender, EventArgs e) </w:t>
       </w:r>
       <w:r>
         <w:rPr>
@@ -16171,111 +14966,13 @@
           <w:szCs w:val="28"/>
         </w:rPr>
       </w:pPr>
-      <w:proofErr w:type="spellStart"/>
       <w:r>
         <w:rPr>
           <w:sz w:val="28"/>
           <w:szCs w:val="28"/>
         </w:rPr>
         <w:lastRenderedPageBreak/>
-        <w:t>private</w:t>
-      </w:r>
-      <w:proofErr w:type="spellEnd"/>
-      <w:r>
-        <w:rPr>
-          <w:sz w:val="28"/>
-          <w:szCs w:val="28"/>
-        </w:rPr>
-        <w:t xml:space="preserve"> </w:t>
-      </w:r>
-      <w:proofErr w:type="spellStart"/>
-      <w:r>
-        <w:rPr>
-          <w:sz w:val="28"/>
-          <w:szCs w:val="28"/>
-        </w:rPr>
-        <w:t>void</w:t>
-      </w:r>
-      <w:proofErr w:type="spellEnd"/>
-      <w:r>
-        <w:rPr>
-          <w:sz w:val="28"/>
-          <w:szCs w:val="28"/>
-        </w:rPr>
-        <w:t xml:space="preserve"> </w:t>
-      </w:r>
-      <w:proofErr w:type="spellStart"/>
-      <w:r>
-        <w:rPr>
-          <w:sz w:val="28"/>
-          <w:szCs w:val="28"/>
-        </w:rPr>
-        <w:t>FormAutorization_</w:t>
-      </w:r>
-      <w:proofErr w:type="gramStart"/>
-      <w:r>
-        <w:rPr>
-          <w:sz w:val="28"/>
-          <w:szCs w:val="28"/>
-        </w:rPr>
-        <w:t>FormClosing</w:t>
-      </w:r>
-      <w:proofErr w:type="spellEnd"/>
-      <w:r>
-        <w:rPr>
-          <w:sz w:val="28"/>
-          <w:szCs w:val="28"/>
-        </w:rPr>
-        <w:t>(</w:t>
-      </w:r>
-      <w:proofErr w:type="spellStart"/>
-      <w:proofErr w:type="gramEnd"/>
-      <w:r>
-        <w:rPr>
-          <w:sz w:val="28"/>
-          <w:szCs w:val="28"/>
-        </w:rPr>
-        <w:t>object</w:t>
-      </w:r>
-      <w:proofErr w:type="spellEnd"/>
-      <w:r>
-        <w:rPr>
-          <w:sz w:val="28"/>
-          <w:szCs w:val="28"/>
-        </w:rPr>
-        <w:t xml:space="preserve"> </w:t>
-      </w:r>
-      <w:proofErr w:type="spellStart"/>
-      <w:r>
-        <w:rPr>
-          <w:sz w:val="28"/>
-          <w:szCs w:val="28"/>
-        </w:rPr>
-        <w:t>sender</w:t>
-      </w:r>
-      <w:proofErr w:type="spellEnd"/>
-      <w:r>
-        <w:rPr>
-          <w:sz w:val="28"/>
-          <w:szCs w:val="28"/>
-        </w:rPr>
-        <w:t xml:space="preserve">, </w:t>
-      </w:r>
-      <w:proofErr w:type="spellStart"/>
-      <w:r>
-        <w:rPr>
-          <w:sz w:val="28"/>
-          <w:szCs w:val="28"/>
-        </w:rPr>
-        <w:t>FormClosingEventArgs</w:t>
-      </w:r>
-      <w:proofErr w:type="spellEnd"/>
-      <w:r>
-        <w:rPr>
-          <w:sz w:val="28"/>
-          <w:szCs w:val="28"/>
-        </w:rPr>
-        <w:t xml:space="preserve"> e) </w:t>
+        <w:t xml:space="preserve">private void FormAutorization_FormClosing(object sender, FormClosingEventArgs e) </w:t>
       </w:r>
       <w:r>
         <w:rPr>
@@ -16302,78 +14999,12 @@
           <w:szCs w:val="28"/>
         </w:rPr>
       </w:pPr>
-      <w:proofErr w:type="spellStart"/>
-      <w:r>
-        <w:rPr>
-          <w:sz w:val="28"/>
-          <w:szCs w:val="28"/>
-        </w:rPr>
-        <w:t>private</w:t>
-      </w:r>
-      <w:proofErr w:type="spellEnd"/>
-      <w:r>
-        <w:rPr>
-          <w:sz w:val="28"/>
-          <w:szCs w:val="28"/>
-        </w:rPr>
-        <w:t xml:space="preserve"> </w:t>
-      </w:r>
-      <w:proofErr w:type="spellStart"/>
-      <w:r>
-        <w:rPr>
-          <w:sz w:val="28"/>
-          <w:szCs w:val="28"/>
-        </w:rPr>
-        <w:t>void</w:t>
-      </w:r>
-      <w:proofErr w:type="spellEnd"/>
-      <w:r>
-        <w:rPr>
-          <w:sz w:val="28"/>
-          <w:szCs w:val="28"/>
-        </w:rPr>
-        <w:t xml:space="preserve"> </w:t>
-      </w:r>
-      <w:proofErr w:type="spellStart"/>
-      <w:proofErr w:type="gramStart"/>
-      <w:r>
-        <w:rPr>
-          <w:sz w:val="28"/>
-          <w:szCs w:val="28"/>
-        </w:rPr>
-        <w:t>SetupFormConstraints</w:t>
-      </w:r>
-      <w:proofErr w:type="spellEnd"/>
-      <w:r>
-        <w:rPr>
-          <w:sz w:val="28"/>
-          <w:szCs w:val="28"/>
-        </w:rPr>
-        <w:t>(</w:t>
-      </w:r>
-      <w:proofErr w:type="gramEnd"/>
-      <w:r>
-        <w:rPr>
-          <w:sz w:val="28"/>
-          <w:szCs w:val="28"/>
-        </w:rPr>
-        <w:t xml:space="preserve">) - этот модуль настраивает ограничения ввода и валидацию для текстовых полей формы, чтобы пользователи вводили только допустимые символы (например, русский язык, цифры, </w:t>
-      </w:r>
-      <w:proofErr w:type="spellStart"/>
-      <w:r>
-        <w:rPr>
-          <w:sz w:val="28"/>
-          <w:szCs w:val="28"/>
-        </w:rPr>
-        <w:t>decimal</w:t>
-      </w:r>
-      <w:proofErr w:type="spellEnd"/>
-      <w:r>
-        <w:rPr>
-          <w:sz w:val="28"/>
-          <w:szCs w:val="28"/>
-        </w:rPr>
-        <w:t>) и не оставляли обязательные поля пустыми.</w:t>
+      <w:r>
+        <w:rPr>
+          <w:sz w:val="28"/>
+          <w:szCs w:val="28"/>
+        </w:rPr>
+        <w:t>private void SetupFormConstraints() - этот модуль настраивает ограничения ввода и валидацию для текстовых полей формы, чтобы пользователи вводили только допустимые символы (например, русский язык, цифры, decimal) и не оставляли обязательные поля пустыми.</w:t>
       </w:r>
     </w:p>
     <w:p>
@@ -16386,126 +15017,12 @@
           <w:szCs w:val="28"/>
         </w:rPr>
       </w:pPr>
-      <w:proofErr w:type="spellStart"/>
-      <w:r>
-        <w:rPr>
-          <w:sz w:val="28"/>
-          <w:szCs w:val="28"/>
-        </w:rPr>
-        <w:t>private</w:t>
-      </w:r>
-      <w:proofErr w:type="spellEnd"/>
-      <w:r>
-        <w:rPr>
-          <w:sz w:val="28"/>
-          <w:szCs w:val="28"/>
-        </w:rPr>
-        <w:t xml:space="preserve"> </w:t>
-      </w:r>
-      <w:proofErr w:type="spellStart"/>
-      <w:r>
-        <w:rPr>
-          <w:sz w:val="28"/>
-          <w:szCs w:val="28"/>
-        </w:rPr>
-        <w:t>void</w:t>
-      </w:r>
-      <w:proofErr w:type="spellEnd"/>
-      <w:r>
-        <w:rPr>
-          <w:sz w:val="28"/>
-          <w:szCs w:val="28"/>
-        </w:rPr>
-        <w:t xml:space="preserve"> </w:t>
-      </w:r>
-      <w:proofErr w:type="spellStart"/>
-      <w:r>
-        <w:rPr>
-          <w:sz w:val="28"/>
-          <w:szCs w:val="28"/>
-        </w:rPr>
-        <w:t>InputOnlyRussian_</w:t>
-      </w:r>
-      <w:proofErr w:type="gramStart"/>
-      <w:r>
-        <w:rPr>
-          <w:sz w:val="28"/>
-          <w:szCs w:val="28"/>
-        </w:rPr>
-        <w:t>KeyPress</w:t>
-      </w:r>
-      <w:proofErr w:type="spellEnd"/>
-      <w:r>
-        <w:rPr>
-          <w:sz w:val="28"/>
-          <w:szCs w:val="28"/>
-        </w:rPr>
-        <w:t>(</w:t>
-      </w:r>
-      <w:proofErr w:type="spellStart"/>
-      <w:proofErr w:type="gramEnd"/>
-      <w:r>
-        <w:rPr>
-          <w:sz w:val="28"/>
-          <w:szCs w:val="28"/>
-        </w:rPr>
-        <w:t>object</w:t>
-      </w:r>
-      <w:proofErr w:type="spellEnd"/>
-      <w:r>
-        <w:rPr>
-          <w:sz w:val="28"/>
-          <w:szCs w:val="28"/>
-        </w:rPr>
-        <w:t xml:space="preserve"> </w:t>
-      </w:r>
-      <w:proofErr w:type="spellStart"/>
-      <w:r>
-        <w:rPr>
-          <w:sz w:val="28"/>
-          <w:szCs w:val="28"/>
-        </w:rPr>
-        <w:t>sender</w:t>
-      </w:r>
-      <w:proofErr w:type="spellEnd"/>
-      <w:r>
-        <w:rPr>
-          <w:sz w:val="28"/>
-          <w:szCs w:val="28"/>
-        </w:rPr>
-        <w:t xml:space="preserve">, </w:t>
-      </w:r>
-      <w:proofErr w:type="spellStart"/>
-      <w:r>
-        <w:rPr>
-          <w:sz w:val="28"/>
-          <w:szCs w:val="28"/>
-        </w:rPr>
-        <w:t>KeyPressEventArgs</w:t>
-      </w:r>
-      <w:proofErr w:type="spellEnd"/>
-      <w:r>
-        <w:rPr>
-          <w:sz w:val="28"/>
-          <w:szCs w:val="28"/>
-        </w:rPr>
-        <w:t xml:space="preserve"> e) - данный модуль разрешает ввод только русских букв, а также обработку управляющих символов, таких как </w:t>
-      </w:r>
-      <w:proofErr w:type="spellStart"/>
-      <w:r>
-        <w:rPr>
-          <w:sz w:val="28"/>
-          <w:szCs w:val="28"/>
-        </w:rPr>
-        <w:t>Backspace</w:t>
-      </w:r>
-      <w:proofErr w:type="spellEnd"/>
-      <w:r>
-        <w:rPr>
-          <w:sz w:val="28"/>
-          <w:szCs w:val="28"/>
-        </w:rPr>
-        <w:t xml:space="preserve"> и пробел, при вводе в соответствующее поле.</w:t>
+      <w:r>
+        <w:rPr>
+          <w:sz w:val="28"/>
+          <w:szCs w:val="28"/>
+        </w:rPr>
+        <w:t>private void InputOnlyRussian_KeyPress(object sender, KeyPressEventArgs e) - данный модуль разрешает ввод только русских букв, а также обработку управляющих символов, таких как Backspace и пробел, при вводе в соответствующее поле.</w:t>
       </w:r>
     </w:p>
     <w:p>
@@ -16518,110 +15035,12 @@
           <w:szCs w:val="28"/>
         </w:rPr>
       </w:pPr>
-      <w:proofErr w:type="spellStart"/>
-      <w:r>
-        <w:rPr>
-          <w:sz w:val="28"/>
-          <w:szCs w:val="28"/>
-        </w:rPr>
-        <w:t>private</w:t>
-      </w:r>
-      <w:proofErr w:type="spellEnd"/>
-      <w:r>
-        <w:rPr>
-          <w:sz w:val="28"/>
-          <w:szCs w:val="28"/>
-        </w:rPr>
-        <w:t xml:space="preserve"> </w:t>
-      </w:r>
-      <w:proofErr w:type="spellStart"/>
-      <w:r>
-        <w:rPr>
-          <w:sz w:val="28"/>
-          <w:szCs w:val="28"/>
-        </w:rPr>
-        <w:t>void</w:t>
-      </w:r>
-      <w:proofErr w:type="spellEnd"/>
-      <w:r>
-        <w:rPr>
-          <w:sz w:val="28"/>
-          <w:szCs w:val="28"/>
-        </w:rPr>
-        <w:t xml:space="preserve"> </w:t>
-      </w:r>
-      <w:proofErr w:type="spellStart"/>
-      <w:r>
-        <w:rPr>
-          <w:sz w:val="28"/>
-          <w:szCs w:val="28"/>
-        </w:rPr>
-        <w:t>InputOnlyDigits_</w:t>
-      </w:r>
-      <w:proofErr w:type="gramStart"/>
-      <w:r>
-        <w:rPr>
-          <w:sz w:val="28"/>
-          <w:szCs w:val="28"/>
-        </w:rPr>
-        <w:t>KeyPress</w:t>
-      </w:r>
-      <w:proofErr w:type="spellEnd"/>
-      <w:r>
-        <w:rPr>
-          <w:sz w:val="28"/>
-          <w:szCs w:val="28"/>
-        </w:rPr>
-        <w:t>(</w:t>
-      </w:r>
-      <w:proofErr w:type="spellStart"/>
-      <w:proofErr w:type="gramEnd"/>
-      <w:r>
-        <w:rPr>
-          <w:sz w:val="28"/>
-          <w:szCs w:val="28"/>
-        </w:rPr>
-        <w:t>object</w:t>
-      </w:r>
-      <w:proofErr w:type="spellEnd"/>
-      <w:r>
-        <w:rPr>
-          <w:sz w:val="28"/>
-          <w:szCs w:val="28"/>
-        </w:rPr>
-        <w:t xml:space="preserve"> </w:t>
-      </w:r>
-      <w:proofErr w:type="spellStart"/>
-      <w:r>
-        <w:rPr>
-          <w:sz w:val="28"/>
-          <w:szCs w:val="28"/>
-        </w:rPr>
-        <w:t>sender</w:t>
-      </w:r>
-      <w:proofErr w:type="spellEnd"/>
-      <w:r>
-        <w:rPr>
-          <w:sz w:val="28"/>
-          <w:szCs w:val="28"/>
-        </w:rPr>
-        <w:t xml:space="preserve">, </w:t>
-      </w:r>
-      <w:proofErr w:type="spellStart"/>
-      <w:r>
-        <w:rPr>
-          <w:sz w:val="28"/>
-          <w:szCs w:val="28"/>
-        </w:rPr>
-        <w:t>KeyPressEventArgs</w:t>
-      </w:r>
-      <w:proofErr w:type="spellEnd"/>
-      <w:r>
-        <w:rPr>
-          <w:sz w:val="28"/>
-          <w:szCs w:val="28"/>
-        </w:rPr>
-        <w:t xml:space="preserve"> e) - этот модуль ограничивает ввод только цифрами, чтобы пользователь мог вводить только числа и избегать ошибок при вводе.</w:t>
+      <w:r>
+        <w:rPr>
+          <w:sz w:val="28"/>
+          <w:szCs w:val="28"/>
+        </w:rPr>
+        <w:t>private void InputOnlyDigits_KeyPress(object sender, KeyPressEventArgs e) - этот модуль ограничивает ввод только цифрами, чтобы пользователь мог вводить только числа и избегать ошибок при вводе.</w:t>
       </w:r>
     </w:p>
     <w:p>
@@ -16634,110 +15053,12 @@
           <w:szCs w:val="28"/>
         </w:rPr>
       </w:pPr>
-      <w:proofErr w:type="spellStart"/>
-      <w:r>
-        <w:rPr>
-          <w:sz w:val="28"/>
-          <w:szCs w:val="28"/>
-        </w:rPr>
-        <w:t>private</w:t>
-      </w:r>
-      <w:proofErr w:type="spellEnd"/>
-      <w:r>
-        <w:rPr>
-          <w:sz w:val="28"/>
-          <w:szCs w:val="28"/>
-        </w:rPr>
-        <w:t xml:space="preserve"> </w:t>
-      </w:r>
-      <w:proofErr w:type="spellStart"/>
-      <w:r>
-        <w:rPr>
-          <w:sz w:val="28"/>
-          <w:szCs w:val="28"/>
-        </w:rPr>
-        <w:t>void</w:t>
-      </w:r>
-      <w:proofErr w:type="spellEnd"/>
-      <w:r>
-        <w:rPr>
-          <w:sz w:val="28"/>
-          <w:szCs w:val="28"/>
-        </w:rPr>
-        <w:t xml:space="preserve"> </w:t>
-      </w:r>
-      <w:proofErr w:type="spellStart"/>
-      <w:r>
-        <w:rPr>
-          <w:sz w:val="28"/>
-          <w:szCs w:val="28"/>
-        </w:rPr>
-        <w:t>InputPhone_</w:t>
-      </w:r>
-      <w:proofErr w:type="gramStart"/>
-      <w:r>
-        <w:rPr>
-          <w:sz w:val="28"/>
-          <w:szCs w:val="28"/>
-        </w:rPr>
-        <w:t>KeyPress</w:t>
-      </w:r>
-      <w:proofErr w:type="spellEnd"/>
-      <w:r>
-        <w:rPr>
-          <w:sz w:val="28"/>
-          <w:szCs w:val="28"/>
-        </w:rPr>
-        <w:t>(</w:t>
-      </w:r>
-      <w:proofErr w:type="spellStart"/>
-      <w:proofErr w:type="gramEnd"/>
-      <w:r>
-        <w:rPr>
-          <w:sz w:val="28"/>
-          <w:szCs w:val="28"/>
-        </w:rPr>
-        <w:t>object</w:t>
-      </w:r>
-      <w:proofErr w:type="spellEnd"/>
-      <w:r>
-        <w:rPr>
-          <w:sz w:val="28"/>
-          <w:szCs w:val="28"/>
-        </w:rPr>
-        <w:t xml:space="preserve"> </w:t>
-      </w:r>
-      <w:proofErr w:type="spellStart"/>
-      <w:r>
-        <w:rPr>
-          <w:sz w:val="28"/>
-          <w:szCs w:val="28"/>
-        </w:rPr>
-        <w:t>sender</w:t>
-      </w:r>
-      <w:proofErr w:type="spellEnd"/>
-      <w:r>
-        <w:rPr>
-          <w:sz w:val="28"/>
-          <w:szCs w:val="28"/>
-        </w:rPr>
-        <w:t xml:space="preserve">, </w:t>
-      </w:r>
-      <w:proofErr w:type="spellStart"/>
-      <w:r>
-        <w:rPr>
-          <w:sz w:val="28"/>
-          <w:szCs w:val="28"/>
-        </w:rPr>
-        <w:t>KeyPressEventArgs</w:t>
-      </w:r>
-      <w:proofErr w:type="spellEnd"/>
-      <w:r>
-        <w:rPr>
-          <w:sz w:val="28"/>
-          <w:szCs w:val="28"/>
-        </w:rPr>
-        <w:t xml:space="preserve"> e) - данный модуль позволяет вводить только цифры, знаки "+" и "-", скобки и пробелы для корректного ввода телефонных номеров.</w:t>
+      <w:r>
+        <w:rPr>
+          <w:sz w:val="28"/>
+          <w:szCs w:val="28"/>
+        </w:rPr>
+        <w:t>private void InputPhone_KeyPress(object sender, KeyPressEventArgs e) - данный модуль позволяет вводить только цифры, знаки "+" и "-", скобки и пробелы для корректного ввода телефонных номеров.</w:t>
       </w:r>
     </w:p>
     <w:p>
@@ -16750,110 +15071,12 @@
           <w:szCs w:val="28"/>
         </w:rPr>
       </w:pPr>
-      <w:proofErr w:type="spellStart"/>
-      <w:r>
-        <w:rPr>
-          <w:sz w:val="28"/>
-          <w:szCs w:val="28"/>
-        </w:rPr>
-        <w:t>private</w:t>
-      </w:r>
-      <w:proofErr w:type="spellEnd"/>
-      <w:r>
-        <w:rPr>
-          <w:sz w:val="28"/>
-          <w:szCs w:val="28"/>
-        </w:rPr>
-        <w:t xml:space="preserve"> </w:t>
-      </w:r>
-      <w:proofErr w:type="spellStart"/>
-      <w:r>
-        <w:rPr>
-          <w:sz w:val="28"/>
-          <w:szCs w:val="28"/>
-        </w:rPr>
-        <w:t>void</w:t>
-      </w:r>
-      <w:proofErr w:type="spellEnd"/>
-      <w:r>
-        <w:rPr>
-          <w:sz w:val="28"/>
-          <w:szCs w:val="28"/>
-        </w:rPr>
-        <w:t xml:space="preserve"> </w:t>
-      </w:r>
-      <w:proofErr w:type="spellStart"/>
-      <w:r>
-        <w:rPr>
-          <w:sz w:val="28"/>
-          <w:szCs w:val="28"/>
-        </w:rPr>
-        <w:t>InputDecimal_</w:t>
-      </w:r>
-      <w:proofErr w:type="gramStart"/>
-      <w:r>
-        <w:rPr>
-          <w:sz w:val="28"/>
-          <w:szCs w:val="28"/>
-        </w:rPr>
-        <w:t>KeyPress</w:t>
-      </w:r>
-      <w:proofErr w:type="spellEnd"/>
-      <w:r>
-        <w:rPr>
-          <w:sz w:val="28"/>
-          <w:szCs w:val="28"/>
-        </w:rPr>
-        <w:t>(</w:t>
-      </w:r>
-      <w:proofErr w:type="spellStart"/>
-      <w:proofErr w:type="gramEnd"/>
-      <w:r>
-        <w:rPr>
-          <w:sz w:val="28"/>
-          <w:szCs w:val="28"/>
-        </w:rPr>
-        <w:t>object</w:t>
-      </w:r>
-      <w:proofErr w:type="spellEnd"/>
-      <w:r>
-        <w:rPr>
-          <w:sz w:val="28"/>
-          <w:szCs w:val="28"/>
-        </w:rPr>
-        <w:t xml:space="preserve"> </w:t>
-      </w:r>
-      <w:proofErr w:type="spellStart"/>
-      <w:r>
-        <w:rPr>
-          <w:sz w:val="28"/>
-          <w:szCs w:val="28"/>
-        </w:rPr>
-        <w:t>sender</w:t>
-      </w:r>
-      <w:proofErr w:type="spellEnd"/>
-      <w:r>
-        <w:rPr>
-          <w:sz w:val="28"/>
-          <w:szCs w:val="28"/>
-        </w:rPr>
-        <w:t xml:space="preserve">, </w:t>
-      </w:r>
-      <w:proofErr w:type="spellStart"/>
-      <w:r>
-        <w:rPr>
-          <w:sz w:val="28"/>
-          <w:szCs w:val="28"/>
-        </w:rPr>
-        <w:t>KeyPressEventArgs</w:t>
-      </w:r>
-      <w:proofErr w:type="spellEnd"/>
-      <w:r>
-        <w:rPr>
-          <w:sz w:val="28"/>
-          <w:szCs w:val="28"/>
-        </w:rPr>
-        <w:t xml:space="preserve"> e) - этот модуль позволяет вводить числа с десятичной точкой или запятой, заменяет точку на запятую и ограничивает количество запятых одной.</w:t>
+      <w:r>
+        <w:rPr>
+          <w:sz w:val="28"/>
+          <w:szCs w:val="28"/>
+        </w:rPr>
+        <w:t>private void InputDecimal_KeyPress(object sender, KeyPressEventArgs e) - этот модуль позволяет вводить числа с десятичной точкой или запятой, заменяет точку на запятую и ограничивает количество запятых одной.</w:t>
       </w:r>
     </w:p>
     <w:p>
@@ -16866,110 +15089,12 @@
           <w:szCs w:val="28"/>
         </w:rPr>
       </w:pPr>
-      <w:proofErr w:type="spellStart"/>
-      <w:r>
-        <w:rPr>
-          <w:sz w:val="28"/>
-          <w:szCs w:val="28"/>
-        </w:rPr>
-        <w:t>private</w:t>
-      </w:r>
-      <w:proofErr w:type="spellEnd"/>
-      <w:r>
-        <w:rPr>
-          <w:sz w:val="28"/>
-          <w:szCs w:val="28"/>
-        </w:rPr>
-        <w:t xml:space="preserve"> </w:t>
-      </w:r>
-      <w:proofErr w:type="spellStart"/>
-      <w:r>
-        <w:rPr>
-          <w:sz w:val="28"/>
-          <w:szCs w:val="28"/>
-        </w:rPr>
-        <w:t>void</w:t>
-      </w:r>
-      <w:proofErr w:type="spellEnd"/>
-      <w:r>
-        <w:rPr>
-          <w:sz w:val="28"/>
-          <w:szCs w:val="28"/>
-        </w:rPr>
-        <w:t xml:space="preserve"> </w:t>
-      </w:r>
-      <w:proofErr w:type="spellStart"/>
-      <w:r>
-        <w:rPr>
-          <w:sz w:val="28"/>
-          <w:szCs w:val="28"/>
-        </w:rPr>
-        <w:t>buttonAddClientPhoto_</w:t>
-      </w:r>
-      <w:proofErr w:type="gramStart"/>
-      <w:r>
-        <w:rPr>
-          <w:sz w:val="28"/>
-          <w:szCs w:val="28"/>
-        </w:rPr>
-        <w:t>Click</w:t>
-      </w:r>
-      <w:proofErr w:type="spellEnd"/>
-      <w:r>
-        <w:rPr>
-          <w:sz w:val="28"/>
-          <w:szCs w:val="28"/>
-        </w:rPr>
-        <w:t>(</w:t>
-      </w:r>
-      <w:proofErr w:type="spellStart"/>
-      <w:proofErr w:type="gramEnd"/>
-      <w:r>
-        <w:rPr>
-          <w:sz w:val="28"/>
-          <w:szCs w:val="28"/>
-        </w:rPr>
-        <w:t>object</w:t>
-      </w:r>
-      <w:proofErr w:type="spellEnd"/>
-      <w:r>
-        <w:rPr>
-          <w:sz w:val="28"/>
-          <w:szCs w:val="28"/>
-        </w:rPr>
-        <w:t xml:space="preserve"> </w:t>
-      </w:r>
-      <w:proofErr w:type="spellStart"/>
-      <w:r>
-        <w:rPr>
-          <w:sz w:val="28"/>
-          <w:szCs w:val="28"/>
-        </w:rPr>
-        <w:t>sender</w:t>
-      </w:r>
-      <w:proofErr w:type="spellEnd"/>
-      <w:r>
-        <w:rPr>
-          <w:sz w:val="28"/>
-          <w:szCs w:val="28"/>
-        </w:rPr>
-        <w:t xml:space="preserve">, </w:t>
-      </w:r>
-      <w:proofErr w:type="spellStart"/>
-      <w:r>
-        <w:rPr>
-          <w:sz w:val="28"/>
-          <w:szCs w:val="28"/>
-        </w:rPr>
-        <w:t>EventArgs</w:t>
-      </w:r>
-      <w:proofErr w:type="spellEnd"/>
-      <w:r>
-        <w:rPr>
-          <w:sz w:val="28"/>
-          <w:szCs w:val="28"/>
-        </w:rPr>
-        <w:t xml:space="preserve"> e) - данный модуль отвечает за загрузку и добавление изображения клиента (фото) на форму, чтобы далее сохранить его в базе данных.</w:t>
+      <w:r>
+        <w:rPr>
+          <w:sz w:val="28"/>
+          <w:szCs w:val="28"/>
+        </w:rPr>
+        <w:t>private void buttonAddClientPhoto_Click(object sender, EventArgs e) - данный модуль отвечает за загрузку и добавление изображения клиента (фото) на форму, чтобы далее сохранить его в базе данных.</w:t>
       </w:r>
     </w:p>
     <w:p>
@@ -16982,110 +15107,12 @@
           <w:szCs w:val="28"/>
         </w:rPr>
       </w:pPr>
-      <w:proofErr w:type="spellStart"/>
-      <w:r>
-        <w:rPr>
-          <w:sz w:val="28"/>
-          <w:szCs w:val="28"/>
-        </w:rPr>
-        <w:t>private</w:t>
-      </w:r>
-      <w:proofErr w:type="spellEnd"/>
-      <w:r>
-        <w:rPr>
-          <w:sz w:val="28"/>
-          <w:szCs w:val="28"/>
-        </w:rPr>
-        <w:t xml:space="preserve"> </w:t>
-      </w:r>
-      <w:proofErr w:type="spellStart"/>
-      <w:r>
-        <w:rPr>
-          <w:sz w:val="28"/>
-          <w:szCs w:val="28"/>
-        </w:rPr>
-        <w:t>void</w:t>
-      </w:r>
-      <w:proofErr w:type="spellEnd"/>
-      <w:r>
-        <w:rPr>
-          <w:sz w:val="28"/>
-          <w:szCs w:val="28"/>
-        </w:rPr>
-        <w:t xml:space="preserve"> </w:t>
-      </w:r>
-      <w:proofErr w:type="spellStart"/>
-      <w:r>
-        <w:rPr>
-          <w:sz w:val="28"/>
-          <w:szCs w:val="28"/>
-        </w:rPr>
-        <w:t>buttonDeleteClientPhoto_</w:t>
-      </w:r>
-      <w:proofErr w:type="gramStart"/>
-      <w:r>
-        <w:rPr>
-          <w:sz w:val="28"/>
-          <w:szCs w:val="28"/>
-        </w:rPr>
-        <w:t>Click</w:t>
-      </w:r>
-      <w:proofErr w:type="spellEnd"/>
-      <w:r>
-        <w:rPr>
-          <w:sz w:val="28"/>
-          <w:szCs w:val="28"/>
-        </w:rPr>
-        <w:t>(</w:t>
-      </w:r>
-      <w:proofErr w:type="spellStart"/>
-      <w:proofErr w:type="gramEnd"/>
-      <w:r>
-        <w:rPr>
-          <w:sz w:val="28"/>
-          <w:szCs w:val="28"/>
-        </w:rPr>
-        <w:t>object</w:t>
-      </w:r>
-      <w:proofErr w:type="spellEnd"/>
-      <w:r>
-        <w:rPr>
-          <w:sz w:val="28"/>
-          <w:szCs w:val="28"/>
-        </w:rPr>
-        <w:t xml:space="preserve"> </w:t>
-      </w:r>
-      <w:proofErr w:type="spellStart"/>
-      <w:r>
-        <w:rPr>
-          <w:sz w:val="28"/>
-          <w:szCs w:val="28"/>
-        </w:rPr>
-        <w:t>sender</w:t>
-      </w:r>
-      <w:proofErr w:type="spellEnd"/>
-      <w:r>
-        <w:rPr>
-          <w:sz w:val="28"/>
-          <w:szCs w:val="28"/>
-        </w:rPr>
-        <w:t xml:space="preserve">, </w:t>
-      </w:r>
-      <w:proofErr w:type="spellStart"/>
-      <w:r>
-        <w:rPr>
-          <w:sz w:val="28"/>
-          <w:szCs w:val="28"/>
-        </w:rPr>
-        <w:t>EventArgs</w:t>
-      </w:r>
-      <w:proofErr w:type="spellEnd"/>
-      <w:r>
-        <w:rPr>
-          <w:sz w:val="28"/>
-          <w:szCs w:val="28"/>
-        </w:rPr>
-        <w:t xml:space="preserve"> e) - этот модуль удаляет выбранное фото клиента с формы, очищая соответствующий элемент.</w:t>
+      <w:r>
+        <w:rPr>
+          <w:sz w:val="28"/>
+          <w:szCs w:val="28"/>
+        </w:rPr>
+        <w:t>private void buttonDeleteClientPhoto_Click(object sender, EventArgs e) - этот модуль удаляет выбранное фото клиента с формы, очищая соответствующий элемент.</w:t>
       </w:r>
     </w:p>
     <w:p>
@@ -17098,119 +15125,12 @@
           <w:szCs w:val="28"/>
         </w:rPr>
       </w:pPr>
-      <w:proofErr w:type="spellStart"/>
-      <w:r>
-        <w:rPr>
-          <w:sz w:val="28"/>
-          <w:szCs w:val="28"/>
-        </w:rPr>
-        <w:t>private</w:t>
-      </w:r>
-      <w:proofErr w:type="spellEnd"/>
-      <w:r>
-        <w:rPr>
-          <w:sz w:val="28"/>
-          <w:szCs w:val="28"/>
-        </w:rPr>
-        <w:t xml:space="preserve"> </w:t>
-      </w:r>
-      <w:proofErr w:type="spellStart"/>
-      <w:r>
-        <w:rPr>
-          <w:sz w:val="28"/>
-          <w:szCs w:val="28"/>
-        </w:rPr>
-        <w:t>bool</w:t>
-      </w:r>
-      <w:proofErr w:type="spellEnd"/>
-      <w:r>
-        <w:rPr>
-          <w:sz w:val="28"/>
-          <w:szCs w:val="28"/>
-        </w:rPr>
-        <w:t xml:space="preserve"> </w:t>
-      </w:r>
-      <w:proofErr w:type="spellStart"/>
-      <w:proofErr w:type="gramStart"/>
-      <w:r>
-        <w:rPr>
-          <w:sz w:val="28"/>
-          <w:szCs w:val="28"/>
-        </w:rPr>
-        <w:t>IsClientDuplicate</w:t>
-      </w:r>
-      <w:proofErr w:type="spellEnd"/>
-      <w:r>
-        <w:rPr>
-          <w:sz w:val="28"/>
-          <w:szCs w:val="28"/>
-        </w:rPr>
-        <w:t>(</w:t>
-      </w:r>
-      <w:proofErr w:type="spellStart"/>
-      <w:proofErr w:type="gramEnd"/>
-      <w:r>
-        <w:rPr>
-          <w:sz w:val="28"/>
-          <w:szCs w:val="28"/>
-        </w:rPr>
-        <w:t>string</w:t>
-      </w:r>
-      <w:proofErr w:type="spellEnd"/>
-      <w:r>
-        <w:rPr>
-          <w:sz w:val="28"/>
-          <w:szCs w:val="28"/>
-        </w:rPr>
-        <w:t xml:space="preserve"> </w:t>
-      </w:r>
-      <w:proofErr w:type="spellStart"/>
-      <w:r>
-        <w:rPr>
-          <w:sz w:val="28"/>
-          <w:szCs w:val="28"/>
-        </w:rPr>
-        <w:t>fullName</w:t>
-      </w:r>
-      <w:proofErr w:type="spellEnd"/>
-      <w:r>
-        <w:rPr>
-          <w:sz w:val="28"/>
-          <w:szCs w:val="28"/>
-        </w:rPr>
-        <w:t xml:space="preserve">, </w:t>
-      </w:r>
-      <w:proofErr w:type="spellStart"/>
-      <w:r>
-        <w:rPr>
-          <w:sz w:val="28"/>
-          <w:szCs w:val="28"/>
-        </w:rPr>
-        <w:t>string</w:t>
-      </w:r>
-      <w:proofErr w:type="spellEnd"/>
-      <w:r>
-        <w:rPr>
-          <w:sz w:val="28"/>
-          <w:szCs w:val="28"/>
-        </w:rPr>
-        <w:t xml:space="preserve"> </w:t>
-      </w:r>
-      <w:proofErr w:type="spellStart"/>
-      <w:r>
-        <w:rPr>
-          <w:sz w:val="28"/>
-          <w:szCs w:val="28"/>
-        </w:rPr>
-        <w:t>phone</w:t>
-      </w:r>
-      <w:proofErr w:type="spellEnd"/>
-      <w:r>
-        <w:rPr>
-          <w:sz w:val="28"/>
-          <w:szCs w:val="28"/>
-        </w:rPr>
-        <w:t>) - данный модуль проверяет в базе данных, есть ли уже клиент с таким же полным именем и номером телефона, чтобы исключить дублирование.</w:t>
+      <w:r>
+        <w:rPr>
+          <w:sz w:val="28"/>
+          <w:szCs w:val="28"/>
+        </w:rPr>
+        <w:t>private bool IsClientDuplicate(string fullName, string phone) - данный модуль проверяет в базе данных, есть ли уже клиент с таким же полным именем и номером телефона, чтобы исключить дублирование.</w:t>
       </w:r>
     </w:p>
     <w:p>
@@ -17223,152 +15143,13 @@
           <w:szCs w:val="28"/>
         </w:rPr>
       </w:pPr>
-      <w:proofErr w:type="spellStart"/>
       <w:r>
         <w:rPr>
           <w:sz w:val="28"/>
           <w:szCs w:val="28"/>
         </w:rPr>
         <w:lastRenderedPageBreak/>
-        <w:t>private</w:t>
-      </w:r>
-      <w:proofErr w:type="spellEnd"/>
-      <w:r>
-        <w:rPr>
-          <w:sz w:val="28"/>
-          <w:szCs w:val="28"/>
-        </w:rPr>
-        <w:t xml:space="preserve"> </w:t>
-      </w:r>
-      <w:proofErr w:type="spellStart"/>
-      <w:r>
-        <w:rPr>
-          <w:sz w:val="28"/>
-          <w:szCs w:val="28"/>
-        </w:rPr>
-        <w:t>void</w:t>
-      </w:r>
-      <w:proofErr w:type="spellEnd"/>
-      <w:r>
-        <w:rPr>
-          <w:sz w:val="28"/>
-          <w:szCs w:val="28"/>
-        </w:rPr>
-        <w:t xml:space="preserve"> </w:t>
-      </w:r>
-      <w:proofErr w:type="spellStart"/>
-      <w:proofErr w:type="gramStart"/>
-      <w:r>
-        <w:rPr>
-          <w:sz w:val="28"/>
-          <w:szCs w:val="28"/>
-        </w:rPr>
-        <w:t>InsertClientToDb</w:t>
-      </w:r>
-      <w:proofErr w:type="spellEnd"/>
-      <w:r>
-        <w:rPr>
-          <w:sz w:val="28"/>
-          <w:szCs w:val="28"/>
-        </w:rPr>
-        <w:t>(</w:t>
-      </w:r>
-      <w:proofErr w:type="spellStart"/>
-      <w:proofErr w:type="gramEnd"/>
-      <w:r>
-        <w:rPr>
-          <w:sz w:val="28"/>
-          <w:szCs w:val="28"/>
-        </w:rPr>
-        <w:t>int</w:t>
-      </w:r>
-      <w:proofErr w:type="spellEnd"/>
-      <w:r>
-        <w:rPr>
-          <w:sz w:val="28"/>
-          <w:szCs w:val="28"/>
-        </w:rPr>
-        <w:t xml:space="preserve"> </w:t>
-      </w:r>
-      <w:proofErr w:type="spellStart"/>
-      <w:r>
-        <w:rPr>
-          <w:sz w:val="28"/>
-          <w:szCs w:val="28"/>
-        </w:rPr>
-        <w:t>age</w:t>
-      </w:r>
-      <w:proofErr w:type="spellEnd"/>
-      <w:r>
-        <w:rPr>
-          <w:sz w:val="28"/>
-          <w:szCs w:val="28"/>
-        </w:rPr>
-        <w:t xml:space="preserve">, </w:t>
-      </w:r>
-      <w:proofErr w:type="spellStart"/>
-      <w:r>
-        <w:rPr>
-          <w:sz w:val="28"/>
-          <w:szCs w:val="28"/>
-        </w:rPr>
-        <w:t>decimal</w:t>
-      </w:r>
-      <w:proofErr w:type="spellEnd"/>
-      <w:r>
-        <w:rPr>
-          <w:sz w:val="28"/>
-          <w:szCs w:val="28"/>
-        </w:rPr>
-        <w:t xml:space="preserve"> </w:t>
-      </w:r>
-      <w:proofErr w:type="spellStart"/>
-      <w:r>
-        <w:rPr>
-          <w:sz w:val="28"/>
-          <w:szCs w:val="28"/>
-        </w:rPr>
-        <w:t>ltv</w:t>
-      </w:r>
-      <w:proofErr w:type="spellEnd"/>
-      <w:r>
-        <w:rPr>
-          <w:sz w:val="28"/>
-          <w:szCs w:val="28"/>
-        </w:rPr>
-        <w:t xml:space="preserve">, </w:t>
-      </w:r>
-      <w:proofErr w:type="spellStart"/>
-      <w:r>
-        <w:rPr>
-          <w:sz w:val="28"/>
-          <w:szCs w:val="28"/>
-        </w:rPr>
-        <w:t>DateTime</w:t>
-      </w:r>
-      <w:proofErr w:type="spellEnd"/>
-      <w:r>
-        <w:rPr>
-          <w:sz w:val="28"/>
-          <w:szCs w:val="28"/>
-        </w:rPr>
-        <w:t xml:space="preserve"> </w:t>
-      </w:r>
-      <w:proofErr w:type="spellStart"/>
-      <w:r>
-        <w:rPr>
-          <w:sz w:val="28"/>
-          <w:szCs w:val="28"/>
-        </w:rPr>
-        <w:t>birthday</w:t>
-      </w:r>
-      <w:proofErr w:type="spellEnd"/>
-      <w:r>
-        <w:rPr>
-          <w:sz w:val="28"/>
-          <w:szCs w:val="28"/>
-        </w:rPr>
-        <w:t>) - этот модуль вставляет нового клиента в базу данных MySQL, используя параметры, заполняемые из формы, и подтверждает успешное добавление.</w:t>
+        <w:t>private void InsertClientToDb(int age, decimal ltv, DateTime birthday) - этот модуль вставляет нового клиента в базу данных MySQL, используя параметры, заполняемые из формы, и подтверждает успешное добавление.</w:t>
       </w:r>
     </w:p>
     <w:p>
@@ -17381,78 +15162,12 @@
           <w:szCs w:val="28"/>
         </w:rPr>
       </w:pPr>
-      <w:proofErr w:type="spellStart"/>
-      <w:r>
-        <w:rPr>
-          <w:sz w:val="28"/>
-          <w:szCs w:val="28"/>
-        </w:rPr>
-        <w:t>private</w:t>
-      </w:r>
-      <w:proofErr w:type="spellEnd"/>
-      <w:r>
-        <w:rPr>
-          <w:sz w:val="28"/>
-          <w:szCs w:val="28"/>
-        </w:rPr>
-        <w:t xml:space="preserve"> </w:t>
-      </w:r>
-      <w:proofErr w:type="spellStart"/>
-      <w:r>
-        <w:rPr>
-          <w:sz w:val="28"/>
-          <w:szCs w:val="28"/>
-        </w:rPr>
-        <w:t>void</w:t>
-      </w:r>
-      <w:proofErr w:type="spellEnd"/>
-      <w:r>
-        <w:rPr>
-          <w:sz w:val="28"/>
-          <w:szCs w:val="28"/>
-        </w:rPr>
-        <w:t xml:space="preserve"> </w:t>
-      </w:r>
-      <w:proofErr w:type="spellStart"/>
-      <w:proofErr w:type="gramStart"/>
-      <w:r>
-        <w:rPr>
-          <w:sz w:val="28"/>
-          <w:szCs w:val="28"/>
-        </w:rPr>
-        <w:t>LoadStatusCombo</w:t>
-      </w:r>
-      <w:proofErr w:type="spellEnd"/>
-      <w:r>
-        <w:rPr>
-          <w:sz w:val="28"/>
-          <w:szCs w:val="28"/>
-        </w:rPr>
-        <w:t>(</w:t>
-      </w:r>
-      <w:proofErr w:type="gramEnd"/>
-      <w:r>
-        <w:rPr>
-          <w:sz w:val="28"/>
-          <w:szCs w:val="28"/>
-        </w:rPr>
-        <w:t>) - данный модуль загружает список статусов клиентов из базы данных и заполняет ими выпадающий список (</w:t>
-      </w:r>
-      <w:proofErr w:type="spellStart"/>
-      <w:r>
-        <w:rPr>
-          <w:sz w:val="28"/>
-          <w:szCs w:val="28"/>
-        </w:rPr>
-        <w:t>ComboBox</w:t>
-      </w:r>
-      <w:proofErr w:type="spellEnd"/>
-      <w:r>
-        <w:rPr>
-          <w:sz w:val="28"/>
-          <w:szCs w:val="28"/>
-        </w:rPr>
-        <w:t>), чтобы пользователь мог выбрать актуальный статус.</w:t>
+      <w:r>
+        <w:rPr>
+          <w:sz w:val="28"/>
+          <w:szCs w:val="28"/>
+        </w:rPr>
+        <w:t>private void LoadStatusCombo() - данный модуль загружает список статусов клиентов из базы данных и заполняет ими выпадающий список (ComboBox), чтобы пользователь мог выбрать актуальный статус.</w:t>
       </w:r>
     </w:p>
     <w:p>
@@ -17465,110 +15180,12 @@
           <w:szCs w:val="28"/>
         </w:rPr>
       </w:pPr>
-      <w:proofErr w:type="spellStart"/>
-      <w:r>
-        <w:rPr>
-          <w:sz w:val="28"/>
-          <w:szCs w:val="28"/>
-        </w:rPr>
-        <w:t>private</w:t>
-      </w:r>
-      <w:proofErr w:type="spellEnd"/>
-      <w:r>
-        <w:rPr>
-          <w:sz w:val="28"/>
-          <w:szCs w:val="28"/>
-        </w:rPr>
-        <w:t xml:space="preserve"> </w:t>
-      </w:r>
-      <w:proofErr w:type="spellStart"/>
-      <w:r>
-        <w:rPr>
-          <w:sz w:val="28"/>
-          <w:szCs w:val="28"/>
-        </w:rPr>
-        <w:t>void</w:t>
-      </w:r>
-      <w:proofErr w:type="spellEnd"/>
-      <w:r>
-        <w:rPr>
-          <w:sz w:val="28"/>
-          <w:szCs w:val="28"/>
-        </w:rPr>
-        <w:t xml:space="preserve"> </w:t>
-      </w:r>
-      <w:proofErr w:type="spellStart"/>
-      <w:r>
-        <w:rPr>
-          <w:sz w:val="28"/>
-          <w:szCs w:val="28"/>
-        </w:rPr>
-        <w:t>buttonAdd_</w:t>
-      </w:r>
-      <w:proofErr w:type="gramStart"/>
-      <w:r>
-        <w:rPr>
-          <w:sz w:val="28"/>
-          <w:szCs w:val="28"/>
-        </w:rPr>
-        <w:t>Click</w:t>
-      </w:r>
-      <w:proofErr w:type="spellEnd"/>
-      <w:r>
-        <w:rPr>
-          <w:sz w:val="28"/>
-          <w:szCs w:val="28"/>
-        </w:rPr>
-        <w:t>(</w:t>
-      </w:r>
-      <w:proofErr w:type="spellStart"/>
-      <w:proofErr w:type="gramEnd"/>
-      <w:r>
-        <w:rPr>
-          <w:sz w:val="28"/>
-          <w:szCs w:val="28"/>
-        </w:rPr>
-        <w:t>object</w:t>
-      </w:r>
-      <w:proofErr w:type="spellEnd"/>
-      <w:r>
-        <w:rPr>
-          <w:sz w:val="28"/>
-          <w:szCs w:val="28"/>
-        </w:rPr>
-        <w:t xml:space="preserve"> </w:t>
-      </w:r>
-      <w:proofErr w:type="spellStart"/>
-      <w:r>
-        <w:rPr>
-          <w:sz w:val="28"/>
-          <w:szCs w:val="28"/>
-        </w:rPr>
-        <w:t>sender</w:t>
-      </w:r>
-      <w:proofErr w:type="spellEnd"/>
-      <w:r>
-        <w:rPr>
-          <w:sz w:val="28"/>
-          <w:szCs w:val="28"/>
-        </w:rPr>
-        <w:t xml:space="preserve">, </w:t>
-      </w:r>
-      <w:proofErr w:type="spellStart"/>
-      <w:r>
-        <w:rPr>
-          <w:sz w:val="28"/>
-          <w:szCs w:val="28"/>
-        </w:rPr>
-        <w:t>EventArgs</w:t>
-      </w:r>
-      <w:proofErr w:type="spellEnd"/>
-      <w:r>
-        <w:rPr>
-          <w:sz w:val="28"/>
-          <w:szCs w:val="28"/>
-        </w:rPr>
-        <w:t xml:space="preserve"> e) - этот модуль проверяет все поля формы, валидирует данные, проверяет дубликаты и, если всё в порядке, вызывает добавление клиента в базу. В случае успеха закрывает форму.</w:t>
+      <w:r>
+        <w:rPr>
+          <w:sz w:val="28"/>
+          <w:szCs w:val="28"/>
+        </w:rPr>
+        <w:t>private void buttonAdd_Click(object sender, EventArgs e) - этот модуль проверяет все поля формы, валидирует данные, проверяет дубликаты и, если всё в порядке, вызывает добавление клиента в базу. В случае успеха закрывает форму.</w:t>
       </w:r>
     </w:p>
     <w:p>
@@ -17585,79 +15202,7 @@
           <w:szCs w:val="28"/>
         </w:rPr>
         <w:tab/>
-      </w:r>
-      <w:proofErr w:type="spellStart"/>
-      <w:r>
-        <w:rPr>
-          <w:sz w:val="28"/>
-          <w:szCs w:val="28"/>
-        </w:rPr>
-        <w:t>private</w:t>
-      </w:r>
-      <w:proofErr w:type="spellEnd"/>
-      <w:r>
-        <w:rPr>
-          <w:sz w:val="28"/>
-          <w:szCs w:val="28"/>
-        </w:rPr>
-        <w:t xml:space="preserve"> </w:t>
-      </w:r>
-      <w:proofErr w:type="spellStart"/>
-      <w:r>
-        <w:rPr>
-          <w:sz w:val="28"/>
-          <w:szCs w:val="28"/>
-        </w:rPr>
-        <w:t>void</w:t>
-      </w:r>
-      <w:proofErr w:type="spellEnd"/>
-      <w:r>
-        <w:rPr>
-          <w:sz w:val="28"/>
-          <w:szCs w:val="28"/>
-        </w:rPr>
-        <w:t xml:space="preserve"> </w:t>
-      </w:r>
-      <w:proofErr w:type="spellStart"/>
-      <w:proofErr w:type="gramStart"/>
-      <w:r>
-        <w:rPr>
-          <w:sz w:val="28"/>
-          <w:szCs w:val="28"/>
-        </w:rPr>
-        <w:t>InitializeContextMenu</w:t>
-      </w:r>
-      <w:proofErr w:type="spellEnd"/>
-      <w:r>
-        <w:rPr>
-          <w:sz w:val="28"/>
-          <w:szCs w:val="28"/>
-        </w:rPr>
-        <w:t>(</w:t>
-      </w:r>
-      <w:proofErr w:type="gramEnd"/>
-      <w:r>
-        <w:rPr>
-          <w:sz w:val="28"/>
-          <w:szCs w:val="28"/>
-        </w:rPr>
-        <w:t xml:space="preserve">) {} — данный метод создает и привязывает контекстное меню для </w:t>
-      </w:r>
-      <w:proofErr w:type="spellStart"/>
-      <w:r>
-        <w:rPr>
-          <w:sz w:val="28"/>
-          <w:szCs w:val="28"/>
-        </w:rPr>
-        <w:t>DataGridView</w:t>
-      </w:r>
-      <w:proofErr w:type="spellEnd"/>
-      <w:r>
-        <w:rPr>
-          <w:sz w:val="28"/>
-          <w:szCs w:val="28"/>
-        </w:rPr>
-        <w:t>, позволяя добавлять, редактировать и удалять клиентов через пункты меню.</w:t>
+        <w:t>private void InitializeContextMenu() {} — данный метод создает и привязывает контекстное меню для DataGridView, позволяя добавлять, редактировать и удалять клиентов через пункты меню.</w:t>
       </w:r>
     </w:p>
     <w:p>
@@ -17669,110 +15214,12 @@
           <w:szCs w:val="28"/>
         </w:rPr>
       </w:pPr>
-      <w:proofErr w:type="spellStart"/>
-      <w:r>
-        <w:rPr>
-          <w:sz w:val="28"/>
-          <w:szCs w:val="28"/>
-        </w:rPr>
-        <w:t>private</w:t>
-      </w:r>
-      <w:proofErr w:type="spellEnd"/>
-      <w:r>
-        <w:rPr>
-          <w:sz w:val="28"/>
-          <w:szCs w:val="28"/>
-        </w:rPr>
-        <w:t xml:space="preserve"> </w:t>
-      </w:r>
-      <w:proofErr w:type="spellStart"/>
-      <w:r>
-        <w:rPr>
-          <w:sz w:val="28"/>
-          <w:szCs w:val="28"/>
-        </w:rPr>
-        <w:t>void</w:t>
-      </w:r>
-      <w:proofErr w:type="spellEnd"/>
-      <w:r>
-        <w:rPr>
-          <w:sz w:val="28"/>
-          <w:szCs w:val="28"/>
-        </w:rPr>
-        <w:t xml:space="preserve"> </w:t>
-      </w:r>
-      <w:proofErr w:type="spellStart"/>
-      <w:r>
-        <w:rPr>
-          <w:sz w:val="28"/>
-          <w:szCs w:val="28"/>
-        </w:rPr>
-        <w:t>MenuItemAdd_</w:t>
-      </w:r>
-      <w:proofErr w:type="gramStart"/>
-      <w:r>
-        <w:rPr>
-          <w:sz w:val="28"/>
-          <w:szCs w:val="28"/>
-        </w:rPr>
-        <w:t>Click</w:t>
-      </w:r>
-      <w:proofErr w:type="spellEnd"/>
-      <w:r>
-        <w:rPr>
-          <w:sz w:val="28"/>
-          <w:szCs w:val="28"/>
-        </w:rPr>
-        <w:t>(</w:t>
-      </w:r>
-      <w:proofErr w:type="spellStart"/>
-      <w:proofErr w:type="gramEnd"/>
-      <w:r>
-        <w:rPr>
-          <w:sz w:val="28"/>
-          <w:szCs w:val="28"/>
-        </w:rPr>
-        <w:t>object</w:t>
-      </w:r>
-      <w:proofErr w:type="spellEnd"/>
-      <w:r>
-        <w:rPr>
-          <w:sz w:val="28"/>
-          <w:szCs w:val="28"/>
-        </w:rPr>
-        <w:t xml:space="preserve"> </w:t>
-      </w:r>
-      <w:proofErr w:type="spellStart"/>
-      <w:r>
-        <w:rPr>
-          <w:sz w:val="28"/>
-          <w:szCs w:val="28"/>
-        </w:rPr>
-        <w:t>sender</w:t>
-      </w:r>
-      <w:proofErr w:type="spellEnd"/>
-      <w:r>
-        <w:rPr>
-          <w:sz w:val="28"/>
-          <w:szCs w:val="28"/>
-        </w:rPr>
-        <w:t xml:space="preserve">, </w:t>
-      </w:r>
-      <w:proofErr w:type="spellStart"/>
-      <w:r>
-        <w:rPr>
-          <w:sz w:val="28"/>
-          <w:szCs w:val="28"/>
-        </w:rPr>
-        <w:t>EventArgs</w:t>
-      </w:r>
-      <w:proofErr w:type="spellEnd"/>
-      <w:r>
-        <w:rPr>
-          <w:sz w:val="28"/>
-          <w:szCs w:val="28"/>
-        </w:rPr>
-        <w:t xml:space="preserve"> e) {} — данный обработчик открывает форму для добавления нового клиента и обновляет таблицу после успешного добавления.</w:t>
+      <w:r>
+        <w:rPr>
+          <w:sz w:val="28"/>
+          <w:szCs w:val="28"/>
+        </w:rPr>
+        <w:t>private void MenuItemAdd_Click(object sender, EventArgs e) {} — данный обработчик открывает форму для добавления нового клиента и обновляет таблицу после успешного добавления.</w:t>
       </w:r>
     </w:p>
     <w:p>
@@ -17784,110 +15231,12 @@
           <w:szCs w:val="28"/>
         </w:rPr>
       </w:pPr>
-      <w:proofErr w:type="spellStart"/>
-      <w:r>
-        <w:rPr>
-          <w:sz w:val="28"/>
-          <w:szCs w:val="28"/>
-        </w:rPr>
-        <w:t>private</w:t>
-      </w:r>
-      <w:proofErr w:type="spellEnd"/>
-      <w:r>
-        <w:rPr>
-          <w:sz w:val="28"/>
-          <w:szCs w:val="28"/>
-        </w:rPr>
-        <w:t xml:space="preserve"> </w:t>
-      </w:r>
-      <w:proofErr w:type="spellStart"/>
-      <w:r>
-        <w:rPr>
-          <w:sz w:val="28"/>
-          <w:szCs w:val="28"/>
-        </w:rPr>
-        <w:t>void</w:t>
-      </w:r>
-      <w:proofErr w:type="spellEnd"/>
-      <w:r>
-        <w:rPr>
-          <w:sz w:val="28"/>
-          <w:szCs w:val="28"/>
-        </w:rPr>
-        <w:t xml:space="preserve"> </w:t>
-      </w:r>
-      <w:proofErr w:type="spellStart"/>
-      <w:r>
-        <w:rPr>
-          <w:sz w:val="28"/>
-          <w:szCs w:val="28"/>
-        </w:rPr>
-        <w:t>MenuItemEdit_</w:t>
-      </w:r>
-      <w:proofErr w:type="gramStart"/>
-      <w:r>
-        <w:rPr>
-          <w:sz w:val="28"/>
-          <w:szCs w:val="28"/>
-        </w:rPr>
-        <w:t>Click</w:t>
-      </w:r>
-      <w:proofErr w:type="spellEnd"/>
-      <w:r>
-        <w:rPr>
-          <w:sz w:val="28"/>
-          <w:szCs w:val="28"/>
-        </w:rPr>
-        <w:t>(</w:t>
-      </w:r>
-      <w:proofErr w:type="spellStart"/>
-      <w:proofErr w:type="gramEnd"/>
-      <w:r>
-        <w:rPr>
-          <w:sz w:val="28"/>
-          <w:szCs w:val="28"/>
-        </w:rPr>
-        <w:t>object</w:t>
-      </w:r>
-      <w:proofErr w:type="spellEnd"/>
-      <w:r>
-        <w:rPr>
-          <w:sz w:val="28"/>
-          <w:szCs w:val="28"/>
-        </w:rPr>
-        <w:t xml:space="preserve"> </w:t>
-      </w:r>
-      <w:proofErr w:type="spellStart"/>
-      <w:r>
-        <w:rPr>
-          <w:sz w:val="28"/>
-          <w:szCs w:val="28"/>
-        </w:rPr>
-        <w:t>sender</w:t>
-      </w:r>
-      <w:proofErr w:type="spellEnd"/>
-      <w:r>
-        <w:rPr>
-          <w:sz w:val="28"/>
-          <w:szCs w:val="28"/>
-        </w:rPr>
-        <w:t xml:space="preserve">, </w:t>
-      </w:r>
-      <w:proofErr w:type="spellStart"/>
-      <w:r>
-        <w:rPr>
-          <w:sz w:val="28"/>
-          <w:szCs w:val="28"/>
-        </w:rPr>
-        <w:t>EventArgs</w:t>
-      </w:r>
-      <w:proofErr w:type="spellEnd"/>
-      <w:r>
-        <w:rPr>
-          <w:sz w:val="28"/>
-          <w:szCs w:val="28"/>
-        </w:rPr>
-        <w:t xml:space="preserve"> e) {} — данный обработчик позволяет редактировать выбранного клиента, открывая форму редактирования и обновляя таблицу по завершении.</w:t>
+      <w:r>
+        <w:rPr>
+          <w:sz w:val="28"/>
+          <w:szCs w:val="28"/>
+        </w:rPr>
+        <w:t>private void MenuItemEdit_Click(object sender, EventArgs e) {} — данный обработчик позволяет редактировать выбранного клиента, открывая форму редактирования и обновляя таблицу по завершении.</w:t>
       </w:r>
     </w:p>
     <w:p>
@@ -17899,126 +15248,12 @@
           <w:szCs w:val="28"/>
         </w:rPr>
       </w:pPr>
-      <w:proofErr w:type="spellStart"/>
-      <w:r>
-        <w:rPr>
-          <w:sz w:val="28"/>
-          <w:szCs w:val="28"/>
-        </w:rPr>
-        <w:t>private</w:t>
-      </w:r>
-      <w:proofErr w:type="spellEnd"/>
-      <w:r>
-        <w:rPr>
-          <w:sz w:val="28"/>
-          <w:szCs w:val="28"/>
-        </w:rPr>
-        <w:t xml:space="preserve"> </w:t>
-      </w:r>
-      <w:proofErr w:type="spellStart"/>
-      <w:r>
-        <w:rPr>
-          <w:sz w:val="28"/>
-          <w:szCs w:val="28"/>
-        </w:rPr>
-        <w:t>void</w:t>
-      </w:r>
-      <w:proofErr w:type="spellEnd"/>
-      <w:r>
-        <w:rPr>
-          <w:sz w:val="28"/>
-          <w:szCs w:val="28"/>
-        </w:rPr>
-        <w:t xml:space="preserve"> </w:t>
-      </w:r>
-      <w:proofErr w:type="spellStart"/>
-      <w:r>
-        <w:rPr>
-          <w:sz w:val="28"/>
-          <w:szCs w:val="28"/>
-        </w:rPr>
-        <w:t>MenuItemDelete_</w:t>
-      </w:r>
-      <w:proofErr w:type="gramStart"/>
-      <w:r>
-        <w:rPr>
-          <w:sz w:val="28"/>
-          <w:szCs w:val="28"/>
-        </w:rPr>
-        <w:t>Click</w:t>
-      </w:r>
-      <w:proofErr w:type="spellEnd"/>
-      <w:r>
-        <w:rPr>
-          <w:sz w:val="28"/>
-          <w:szCs w:val="28"/>
-        </w:rPr>
-        <w:t>(</w:t>
-      </w:r>
-      <w:proofErr w:type="spellStart"/>
-      <w:proofErr w:type="gramEnd"/>
-      <w:r>
-        <w:rPr>
-          <w:sz w:val="28"/>
-          <w:szCs w:val="28"/>
-        </w:rPr>
-        <w:t>object</w:t>
-      </w:r>
-      <w:proofErr w:type="spellEnd"/>
-      <w:r>
-        <w:rPr>
-          <w:sz w:val="28"/>
-          <w:szCs w:val="28"/>
-        </w:rPr>
-        <w:t xml:space="preserve"> </w:t>
-      </w:r>
-      <w:proofErr w:type="spellStart"/>
-      <w:r>
-        <w:rPr>
-          <w:sz w:val="28"/>
-          <w:szCs w:val="28"/>
-        </w:rPr>
-        <w:t>sender</w:t>
-      </w:r>
-      <w:proofErr w:type="spellEnd"/>
-      <w:r>
-        <w:rPr>
-          <w:sz w:val="28"/>
-          <w:szCs w:val="28"/>
-        </w:rPr>
-        <w:t xml:space="preserve">, </w:t>
-      </w:r>
-      <w:proofErr w:type="spellStart"/>
-      <w:r>
-        <w:rPr>
-          <w:sz w:val="28"/>
-          <w:szCs w:val="28"/>
-        </w:rPr>
-        <w:t>EventArgs</w:t>
-      </w:r>
-      <w:proofErr w:type="spellEnd"/>
-      <w:r>
-        <w:rPr>
-          <w:sz w:val="28"/>
-          <w:szCs w:val="28"/>
-        </w:rPr>
-        <w:t xml:space="preserve"> e) {} — данный метод выполняет удаление выбранного клиента (через установку флага </w:t>
-      </w:r>
-      <w:proofErr w:type="spellStart"/>
-      <w:r>
-        <w:rPr>
-          <w:sz w:val="28"/>
-          <w:szCs w:val="28"/>
-        </w:rPr>
-        <w:t>IsDeleted</w:t>
-      </w:r>
-      <w:proofErr w:type="spellEnd"/>
-      <w:r>
-        <w:rPr>
-          <w:sz w:val="28"/>
-          <w:szCs w:val="28"/>
-        </w:rPr>
-        <w:t xml:space="preserve"> = 1), с подтверждением пользователя, и обновляет таблицу.</w:t>
+      <w:r>
+        <w:rPr>
+          <w:sz w:val="28"/>
+          <w:szCs w:val="28"/>
+        </w:rPr>
+        <w:t>private void MenuItemDelete_Click(object sender, EventArgs e) {} — данный метод выполняет удаление выбранного клиента (через установку флага IsDeleted = 1), с подтверждением пользователя, и обновляет таблицу.</w:t>
       </w:r>
     </w:p>
     <w:p>
@@ -18030,78 +15265,12 @@
           <w:szCs w:val="28"/>
         </w:rPr>
       </w:pPr>
-      <w:proofErr w:type="spellStart"/>
-      <w:r>
-        <w:rPr>
-          <w:sz w:val="28"/>
-          <w:szCs w:val="28"/>
-        </w:rPr>
-        <w:t>private</w:t>
-      </w:r>
-      <w:proofErr w:type="spellEnd"/>
-      <w:r>
-        <w:rPr>
-          <w:sz w:val="28"/>
-          <w:szCs w:val="28"/>
-        </w:rPr>
-        <w:t xml:space="preserve"> </w:t>
-      </w:r>
-      <w:proofErr w:type="spellStart"/>
-      <w:r>
-        <w:rPr>
-          <w:sz w:val="28"/>
-          <w:szCs w:val="28"/>
-        </w:rPr>
-        <w:t>void</w:t>
-      </w:r>
-      <w:proofErr w:type="spellEnd"/>
-      <w:r>
-        <w:rPr>
-          <w:sz w:val="28"/>
-          <w:szCs w:val="28"/>
-        </w:rPr>
-        <w:t xml:space="preserve"> </w:t>
-      </w:r>
-      <w:proofErr w:type="spellStart"/>
-      <w:proofErr w:type="gramStart"/>
-      <w:r>
-        <w:rPr>
-          <w:sz w:val="28"/>
-          <w:szCs w:val="28"/>
-        </w:rPr>
-        <w:t>FillTableData</w:t>
-      </w:r>
-      <w:proofErr w:type="spellEnd"/>
-      <w:r>
-        <w:rPr>
-          <w:sz w:val="28"/>
-          <w:szCs w:val="28"/>
-        </w:rPr>
-        <w:t>(</w:t>
-      </w:r>
-      <w:proofErr w:type="gramEnd"/>
-      <w:r>
-        <w:rPr>
-          <w:sz w:val="28"/>
-          <w:szCs w:val="28"/>
-        </w:rPr>
-        <w:t xml:space="preserve">) {} — данный метод загружает данные о клиентах из базы данных, наполняет таблицу </w:t>
-      </w:r>
-      <w:proofErr w:type="spellStart"/>
-      <w:r>
-        <w:rPr>
-          <w:sz w:val="28"/>
-          <w:szCs w:val="28"/>
-        </w:rPr>
-        <w:t>DataGridView</w:t>
-      </w:r>
-      <w:proofErr w:type="spellEnd"/>
-      <w:r>
-        <w:rPr>
-          <w:sz w:val="28"/>
-          <w:szCs w:val="28"/>
-        </w:rPr>
-        <w:t>, устанавливает заголовки и скрывает ненужные столбцы.</w:t>
+      <w:r>
+        <w:rPr>
+          <w:sz w:val="28"/>
+          <w:szCs w:val="28"/>
+        </w:rPr>
+        <w:t>private void FillTableData() {} — данный метод загружает данные о клиентах из базы данных, наполняет таблицу DataGridView, устанавливает заголовки и скрывает ненужные столбцы.</w:t>
       </w:r>
     </w:p>
     <w:p>
@@ -18120,179 +15289,97 @@
           <w:szCs w:val="28"/>
           <w:lang w:val="en-US"/>
         </w:rPr>
-        <w:t xml:space="preserve">private void </w:t>
-      </w:r>
-      <w:proofErr w:type="spellStart"/>
-      <w:proofErr w:type="gramStart"/>
+        <w:t xml:space="preserve">private void SetHeader(string columnName, string headerText) {} — </w:t>
+      </w:r>
+      <w:r>
+        <w:rPr>
+          <w:sz w:val="28"/>
+          <w:szCs w:val="28"/>
+        </w:rPr>
+        <w:t>данный</w:t>
+      </w:r>
       <w:r>
         <w:rPr>
           <w:sz w:val="28"/>
           <w:szCs w:val="28"/>
           <w:lang w:val="en-US"/>
         </w:rPr>
-        <w:t>SetHeader</w:t>
-      </w:r>
-      <w:proofErr w:type="spellEnd"/>
+        <w:t xml:space="preserve"> </w:t>
+      </w:r>
+      <w:r>
+        <w:rPr>
+          <w:sz w:val="28"/>
+          <w:szCs w:val="28"/>
+        </w:rPr>
+        <w:t>метод</w:t>
+      </w:r>
       <w:r>
         <w:rPr>
           <w:sz w:val="28"/>
           <w:szCs w:val="28"/>
           <w:lang w:val="en-US"/>
         </w:rPr>
-        <w:t>(</w:t>
-      </w:r>
-      <w:proofErr w:type="gramEnd"/>
+        <w:t xml:space="preserve"> </w:t>
+      </w:r>
+      <w:r>
+        <w:rPr>
+          <w:sz w:val="28"/>
+          <w:szCs w:val="28"/>
+        </w:rPr>
+        <w:t>задает</w:t>
+      </w:r>
       <w:r>
         <w:rPr>
           <w:sz w:val="28"/>
           <w:szCs w:val="28"/>
           <w:lang w:val="en-US"/>
         </w:rPr>
-        <w:t xml:space="preserve">string </w:t>
-      </w:r>
-      <w:proofErr w:type="spellStart"/>
+        <w:t xml:space="preserve"> </w:t>
+      </w:r>
+      <w:r>
+        <w:rPr>
+          <w:sz w:val="28"/>
+          <w:szCs w:val="28"/>
+        </w:rPr>
+        <w:t>название</w:t>
+      </w:r>
       <w:r>
         <w:rPr>
           <w:sz w:val="28"/>
           <w:szCs w:val="28"/>
           <w:lang w:val="en-US"/>
         </w:rPr>
-        <w:t>columnName</w:t>
-      </w:r>
-      <w:proofErr w:type="spellEnd"/>
+        <w:t xml:space="preserve"> </w:t>
+      </w:r>
+      <w:r>
+        <w:rPr>
+          <w:sz w:val="28"/>
+          <w:szCs w:val="28"/>
+        </w:rPr>
+        <w:t>заголовка</w:t>
+      </w:r>
       <w:r>
         <w:rPr>
           <w:sz w:val="28"/>
           <w:szCs w:val="28"/>
           <w:lang w:val="en-US"/>
         </w:rPr>
-        <w:t xml:space="preserve">, string </w:t>
-      </w:r>
-      <w:proofErr w:type="spellStart"/>
+        <w:t xml:space="preserve"> </w:t>
+      </w:r>
+      <w:r>
+        <w:rPr>
+          <w:sz w:val="28"/>
+          <w:szCs w:val="28"/>
+        </w:rPr>
+        <w:t>столбца</w:t>
+      </w:r>
       <w:r>
         <w:rPr>
           <w:sz w:val="28"/>
           <w:szCs w:val="28"/>
           <w:lang w:val="en-US"/>
         </w:rPr>
-        <w:t>headerText</w:t>
-      </w:r>
-      <w:proofErr w:type="spellEnd"/>
-      <w:r>
-        <w:rPr>
-          <w:sz w:val="28"/>
-          <w:szCs w:val="28"/>
-          <w:lang w:val="en-US"/>
-        </w:rPr>
-        <w:t xml:space="preserve">) {} — </w:t>
-      </w:r>
-      <w:r>
-        <w:rPr>
-          <w:sz w:val="28"/>
-          <w:szCs w:val="28"/>
-        </w:rPr>
-        <w:t>данный</w:t>
-      </w:r>
-      <w:r>
-        <w:rPr>
-          <w:sz w:val="28"/>
-          <w:szCs w:val="28"/>
-          <w:lang w:val="en-US"/>
-        </w:rPr>
-        <w:t xml:space="preserve"> </w:t>
-      </w:r>
-      <w:r>
-        <w:rPr>
-          <w:sz w:val="28"/>
-          <w:szCs w:val="28"/>
-        </w:rPr>
-        <w:t>метод</w:t>
-      </w:r>
-      <w:r>
-        <w:rPr>
-          <w:sz w:val="28"/>
-          <w:szCs w:val="28"/>
-          <w:lang w:val="en-US"/>
-        </w:rPr>
-        <w:t xml:space="preserve"> </w:t>
-      </w:r>
-      <w:r>
-        <w:rPr>
-          <w:sz w:val="28"/>
-          <w:szCs w:val="28"/>
-        </w:rPr>
-        <w:t>задает</w:t>
-      </w:r>
-      <w:r>
-        <w:rPr>
-          <w:sz w:val="28"/>
-          <w:szCs w:val="28"/>
-          <w:lang w:val="en-US"/>
-        </w:rPr>
-        <w:t xml:space="preserve"> </w:t>
-      </w:r>
-      <w:r>
-        <w:rPr>
-          <w:sz w:val="28"/>
-          <w:szCs w:val="28"/>
-        </w:rPr>
-        <w:t>название</w:t>
-      </w:r>
-      <w:r>
-        <w:rPr>
-          <w:sz w:val="28"/>
-          <w:szCs w:val="28"/>
-          <w:lang w:val="en-US"/>
-        </w:rPr>
-        <w:t xml:space="preserve"> </w:t>
-      </w:r>
-      <w:r>
-        <w:rPr>
-          <w:sz w:val="28"/>
-          <w:szCs w:val="28"/>
-        </w:rPr>
-        <w:t>заголовка</w:t>
-      </w:r>
-      <w:r>
-        <w:rPr>
-          <w:sz w:val="28"/>
-          <w:szCs w:val="28"/>
-          <w:lang w:val="en-US"/>
-        </w:rPr>
-        <w:t xml:space="preserve"> </w:t>
-      </w:r>
-      <w:r>
-        <w:rPr>
-          <w:sz w:val="28"/>
-          <w:szCs w:val="28"/>
-        </w:rPr>
-        <w:t>столбца</w:t>
-      </w:r>
-      <w:r>
-        <w:rPr>
-          <w:sz w:val="28"/>
-          <w:szCs w:val="28"/>
-          <w:lang w:val="en-US"/>
-        </w:rPr>
-        <w:t xml:space="preserve"> </w:t>
-      </w:r>
-      <w:proofErr w:type="spellStart"/>
-      <w:r>
-        <w:rPr>
-          <w:sz w:val="28"/>
-          <w:szCs w:val="28"/>
-          <w:lang w:val="en-US"/>
-        </w:rPr>
-        <w:t>DataGridView</w:t>
-      </w:r>
-      <w:proofErr w:type="spellEnd"/>
-      <w:r>
-        <w:rPr>
-          <w:sz w:val="28"/>
-          <w:szCs w:val="28"/>
-          <w:lang w:val="en-US"/>
-        </w:rPr>
-        <w:t>.</w:t>
+        <w:t xml:space="preserve"> DataGridView.</w:t>
       </w:r>
     </w:p>
     <w:p>
@@ -18311,60 +15398,89 @@
           <w:szCs w:val="28"/>
           <w:lang w:val="en-US"/>
         </w:rPr>
-        <w:t xml:space="preserve">private void </w:t>
-      </w:r>
-      <w:proofErr w:type="spellStart"/>
-      <w:proofErr w:type="gramStart"/>
+        <w:t xml:space="preserve">private void HideColumn(string columnName) {} — </w:t>
+      </w:r>
+      <w:r>
+        <w:rPr>
+          <w:sz w:val="28"/>
+          <w:szCs w:val="28"/>
+        </w:rPr>
+        <w:t>данный</w:t>
+      </w:r>
       <w:r>
         <w:rPr>
           <w:sz w:val="28"/>
           <w:szCs w:val="28"/>
           <w:lang w:val="en-US"/>
         </w:rPr>
-        <w:t>HideColumn</w:t>
-      </w:r>
-      <w:proofErr w:type="spellEnd"/>
+        <w:t xml:space="preserve"> </w:t>
+      </w:r>
+      <w:r>
+        <w:rPr>
+          <w:sz w:val="28"/>
+          <w:szCs w:val="28"/>
+        </w:rPr>
+        <w:t>метод</w:t>
+      </w:r>
       <w:r>
         <w:rPr>
           <w:sz w:val="28"/>
           <w:szCs w:val="28"/>
           <w:lang w:val="en-US"/>
         </w:rPr>
-        <w:t>(</w:t>
-      </w:r>
-      <w:proofErr w:type="gramEnd"/>
+        <w:t xml:space="preserve"> </w:t>
+      </w:r>
+      <w:r>
+        <w:rPr>
+          <w:sz w:val="28"/>
+          <w:szCs w:val="28"/>
+        </w:rPr>
+        <w:t>скрывает</w:t>
+      </w:r>
       <w:r>
         <w:rPr>
           <w:sz w:val="28"/>
           <w:szCs w:val="28"/>
           <w:lang w:val="en-US"/>
         </w:rPr>
-        <w:t xml:space="preserve">string </w:t>
-      </w:r>
-      <w:proofErr w:type="spellStart"/>
+        <w:t xml:space="preserve"> </w:t>
+      </w:r>
+      <w:r>
+        <w:rPr>
+          <w:sz w:val="28"/>
+          <w:szCs w:val="28"/>
+        </w:rPr>
+        <w:t>выбранный</w:t>
+      </w:r>
       <w:r>
         <w:rPr>
           <w:sz w:val="28"/>
           <w:szCs w:val="28"/>
           <w:lang w:val="en-US"/>
         </w:rPr>
-        <w:t>columnName</w:t>
-      </w:r>
-      <w:proofErr w:type="spellEnd"/>
+        <w:t xml:space="preserve"> </w:t>
+      </w:r>
+      <w:r>
+        <w:rPr>
+          <w:sz w:val="28"/>
+          <w:szCs w:val="28"/>
+        </w:rPr>
+        <w:t>столбец</w:t>
+      </w:r>
       <w:r>
         <w:rPr>
           <w:sz w:val="28"/>
           <w:szCs w:val="28"/>
           <w:lang w:val="en-US"/>
         </w:rPr>
-        <w:t xml:space="preserve">) {} — </w:t>
-      </w:r>
-      <w:r>
-        <w:rPr>
-          <w:sz w:val="28"/>
-          <w:szCs w:val="28"/>
-        </w:rPr>
-        <w:t>данный</w:t>
+        <w:t xml:space="preserve"> </w:t>
+      </w:r>
+      <w:r>
+        <w:rPr>
+          <w:sz w:val="28"/>
+          <w:szCs w:val="28"/>
+        </w:rPr>
+        <w:t>в</w:t>
       </w:r>
       <w:r>
         <w:rPr>
@@ -18372,100 +15488,7 @@
           <w:szCs w:val="28"/>
           <w:lang w:val="en-US"/>
         </w:rPr>
-        <w:t xml:space="preserve"> </w:t>
-      </w:r>
-      <w:r>
-        <w:rPr>
-          <w:sz w:val="28"/>
-          <w:szCs w:val="28"/>
-        </w:rPr>
-        <w:t>метод</w:t>
-      </w:r>
-      <w:r>
-        <w:rPr>
-          <w:sz w:val="28"/>
-          <w:szCs w:val="28"/>
-          <w:lang w:val="en-US"/>
-        </w:rPr>
-        <w:t xml:space="preserve"> </w:t>
-      </w:r>
-      <w:r>
-        <w:rPr>
-          <w:sz w:val="28"/>
-          <w:szCs w:val="28"/>
-        </w:rPr>
-        <w:t>скрывает</w:t>
-      </w:r>
-      <w:r>
-        <w:rPr>
-          <w:sz w:val="28"/>
-          <w:szCs w:val="28"/>
-          <w:lang w:val="en-US"/>
-        </w:rPr>
-        <w:t xml:space="preserve"> </w:t>
-      </w:r>
-      <w:r>
-        <w:rPr>
-          <w:sz w:val="28"/>
-          <w:szCs w:val="28"/>
-        </w:rPr>
-        <w:t>выбранный</w:t>
-      </w:r>
-      <w:r>
-        <w:rPr>
-          <w:sz w:val="28"/>
-          <w:szCs w:val="28"/>
-          <w:lang w:val="en-US"/>
-        </w:rPr>
-        <w:t xml:space="preserve"> </w:t>
-      </w:r>
-      <w:r>
-        <w:rPr>
-          <w:sz w:val="28"/>
-          <w:szCs w:val="28"/>
-        </w:rPr>
-        <w:t>столбец</w:t>
-      </w:r>
-      <w:r>
-        <w:rPr>
-          <w:sz w:val="28"/>
-          <w:szCs w:val="28"/>
-          <w:lang w:val="en-US"/>
-        </w:rPr>
-        <w:t xml:space="preserve"> </w:t>
-      </w:r>
-      <w:r>
-        <w:rPr>
-          <w:sz w:val="28"/>
-          <w:szCs w:val="28"/>
-        </w:rPr>
-        <w:t>в</w:t>
-      </w:r>
-      <w:r>
-        <w:rPr>
-          <w:sz w:val="28"/>
-          <w:szCs w:val="28"/>
-          <w:lang w:val="en-US"/>
-        </w:rPr>
-        <w:t xml:space="preserve"> </w:t>
-      </w:r>
-      <w:proofErr w:type="spellStart"/>
-      <w:r>
-        <w:rPr>
-          <w:sz w:val="28"/>
-          <w:szCs w:val="28"/>
-          <w:lang w:val="en-US"/>
-        </w:rPr>
-        <w:t>DataGridView</w:t>
-      </w:r>
-      <w:proofErr w:type="spellEnd"/>
-      <w:r>
-        <w:rPr>
-          <w:sz w:val="28"/>
-          <w:szCs w:val="28"/>
-          <w:lang w:val="en-US"/>
-        </w:rPr>
-        <w:t>.</w:t>
+        <w:t xml:space="preserve"> DataGridView.</w:t>
       </w:r>
     </w:p>
     <w:p>
@@ -18477,63 +15500,13 @@
           <w:szCs w:val="28"/>
         </w:rPr>
       </w:pPr>
-      <w:proofErr w:type="spellStart"/>
       <w:r>
         <w:rPr>
           <w:sz w:val="28"/>
           <w:szCs w:val="28"/>
         </w:rPr>
         <w:lastRenderedPageBreak/>
-        <w:t>private</w:t>
-      </w:r>
-      <w:proofErr w:type="spellEnd"/>
-      <w:r>
-        <w:rPr>
-          <w:sz w:val="28"/>
-          <w:szCs w:val="28"/>
-        </w:rPr>
-        <w:t xml:space="preserve"> </w:t>
-      </w:r>
-      <w:proofErr w:type="spellStart"/>
-      <w:r>
-        <w:rPr>
-          <w:sz w:val="28"/>
-          <w:szCs w:val="28"/>
-        </w:rPr>
-        <w:t>void</w:t>
-      </w:r>
-      <w:proofErr w:type="spellEnd"/>
-      <w:r>
-        <w:rPr>
-          <w:sz w:val="28"/>
-          <w:szCs w:val="28"/>
-        </w:rPr>
-        <w:t xml:space="preserve"> </w:t>
-      </w:r>
-      <w:proofErr w:type="spellStart"/>
-      <w:proofErr w:type="gramStart"/>
-      <w:r>
-        <w:rPr>
-          <w:sz w:val="28"/>
-          <w:szCs w:val="28"/>
-        </w:rPr>
-        <w:t>UpdateClientBirthdaysAndAges</w:t>
-      </w:r>
-      <w:proofErr w:type="spellEnd"/>
-      <w:r>
-        <w:rPr>
-          <w:sz w:val="28"/>
-          <w:szCs w:val="28"/>
-        </w:rPr>
-        <w:t>(</w:t>
-      </w:r>
-      <w:proofErr w:type="gramEnd"/>
-      <w:r>
-        <w:rPr>
-          <w:sz w:val="28"/>
-          <w:szCs w:val="28"/>
-        </w:rPr>
-        <w:t>) {} — данный метод обновляет возраст клиентов в базе данных на основе их даты рождения.</w:t>
+        <w:t>private void UpdateClientBirthdaysAndAges() {} — данный метод обновляет возраст клиентов в базе данных на основе их даты рождения.</w:t>
       </w:r>
     </w:p>
     <w:p>
@@ -18545,94 +15518,12 @@
           <w:szCs w:val="28"/>
         </w:rPr>
       </w:pPr>
-      <w:proofErr w:type="spellStart"/>
-      <w:r>
-        <w:rPr>
-          <w:sz w:val="28"/>
-          <w:szCs w:val="28"/>
-        </w:rPr>
-        <w:t>private</w:t>
-      </w:r>
-      <w:proofErr w:type="spellEnd"/>
-      <w:r>
-        <w:rPr>
-          <w:sz w:val="28"/>
-          <w:szCs w:val="28"/>
-        </w:rPr>
-        <w:t xml:space="preserve"> </w:t>
-      </w:r>
-      <w:proofErr w:type="spellStart"/>
-      <w:r>
-        <w:rPr>
-          <w:sz w:val="28"/>
-          <w:szCs w:val="28"/>
-        </w:rPr>
-        <w:t>void</w:t>
-      </w:r>
-      <w:proofErr w:type="spellEnd"/>
-      <w:r>
-        <w:rPr>
-          <w:sz w:val="28"/>
-          <w:szCs w:val="28"/>
-        </w:rPr>
-        <w:t xml:space="preserve"> dataGridView1_</w:t>
-      </w:r>
-      <w:proofErr w:type="gramStart"/>
-      <w:r>
-        <w:rPr>
-          <w:sz w:val="28"/>
-          <w:szCs w:val="28"/>
-        </w:rPr>
-        <w:t>MouseDown(</w:t>
-      </w:r>
-      <w:proofErr w:type="spellStart"/>
-      <w:proofErr w:type="gramEnd"/>
-      <w:r>
-        <w:rPr>
-          <w:sz w:val="28"/>
-          <w:szCs w:val="28"/>
-        </w:rPr>
-        <w:t>object</w:t>
-      </w:r>
-      <w:proofErr w:type="spellEnd"/>
-      <w:r>
-        <w:rPr>
-          <w:sz w:val="28"/>
-          <w:szCs w:val="28"/>
-        </w:rPr>
-        <w:t xml:space="preserve"> </w:t>
-      </w:r>
-      <w:proofErr w:type="spellStart"/>
-      <w:r>
-        <w:rPr>
-          <w:sz w:val="28"/>
-          <w:szCs w:val="28"/>
-        </w:rPr>
-        <w:t>sender</w:t>
-      </w:r>
-      <w:proofErr w:type="spellEnd"/>
-      <w:r>
-        <w:rPr>
-          <w:sz w:val="28"/>
-          <w:szCs w:val="28"/>
-        </w:rPr>
-        <w:t xml:space="preserve">, </w:t>
-      </w:r>
-      <w:proofErr w:type="spellStart"/>
-      <w:r>
-        <w:rPr>
-          <w:sz w:val="28"/>
-          <w:szCs w:val="28"/>
-        </w:rPr>
-        <w:t>MouseEventArgs</w:t>
-      </w:r>
-      <w:proofErr w:type="spellEnd"/>
-      <w:r>
-        <w:rPr>
-          <w:sz w:val="28"/>
-          <w:szCs w:val="28"/>
-        </w:rPr>
-        <w:t xml:space="preserve"> e) {} — данный обработчик показывает контекстное меню при правом клике на строку таблицы.</w:t>
+      <w:r>
+        <w:rPr>
+          <w:sz w:val="28"/>
+          <w:szCs w:val="28"/>
+        </w:rPr>
+        <w:t>private void dataGridView1_MouseDown(object sender, MouseEventArgs e) {} — данный обработчик показывает контекстное меню при правом клике на строку таблицы.</w:t>
       </w:r>
     </w:p>
     <w:p>
@@ -18644,110 +15535,12 @@
           <w:szCs w:val="28"/>
         </w:rPr>
       </w:pPr>
-      <w:proofErr w:type="spellStart"/>
-      <w:r>
-        <w:rPr>
-          <w:sz w:val="28"/>
-          <w:szCs w:val="28"/>
-        </w:rPr>
-        <w:t>private</w:t>
-      </w:r>
-      <w:proofErr w:type="spellEnd"/>
-      <w:r>
-        <w:rPr>
-          <w:sz w:val="28"/>
-          <w:szCs w:val="28"/>
-        </w:rPr>
-        <w:t xml:space="preserve"> </w:t>
-      </w:r>
-      <w:proofErr w:type="spellStart"/>
-      <w:r>
-        <w:rPr>
-          <w:sz w:val="28"/>
-          <w:szCs w:val="28"/>
-        </w:rPr>
-        <w:t>void</w:t>
-      </w:r>
-      <w:proofErr w:type="spellEnd"/>
-      <w:r>
-        <w:rPr>
-          <w:sz w:val="28"/>
-          <w:szCs w:val="28"/>
-        </w:rPr>
-        <w:t xml:space="preserve"> </w:t>
-      </w:r>
-      <w:proofErr w:type="spellStart"/>
-      <w:r>
-        <w:rPr>
-          <w:sz w:val="28"/>
-          <w:szCs w:val="28"/>
-        </w:rPr>
-        <w:t>FormViewClients_</w:t>
-      </w:r>
-      <w:proofErr w:type="gramStart"/>
-      <w:r>
-        <w:rPr>
-          <w:sz w:val="28"/>
-          <w:szCs w:val="28"/>
-        </w:rPr>
-        <w:t>Load</w:t>
-      </w:r>
-      <w:proofErr w:type="spellEnd"/>
-      <w:r>
-        <w:rPr>
-          <w:sz w:val="28"/>
-          <w:szCs w:val="28"/>
-        </w:rPr>
-        <w:t>(</w:t>
-      </w:r>
-      <w:proofErr w:type="spellStart"/>
-      <w:proofErr w:type="gramEnd"/>
-      <w:r>
-        <w:rPr>
-          <w:sz w:val="28"/>
-          <w:szCs w:val="28"/>
-        </w:rPr>
-        <w:t>object</w:t>
-      </w:r>
-      <w:proofErr w:type="spellEnd"/>
-      <w:r>
-        <w:rPr>
-          <w:sz w:val="28"/>
-          <w:szCs w:val="28"/>
-        </w:rPr>
-        <w:t xml:space="preserve"> </w:t>
-      </w:r>
-      <w:proofErr w:type="spellStart"/>
-      <w:r>
-        <w:rPr>
-          <w:sz w:val="28"/>
-          <w:szCs w:val="28"/>
-        </w:rPr>
-        <w:t>sender</w:t>
-      </w:r>
-      <w:proofErr w:type="spellEnd"/>
-      <w:r>
-        <w:rPr>
-          <w:sz w:val="28"/>
-          <w:szCs w:val="28"/>
-        </w:rPr>
-        <w:t xml:space="preserve">, </w:t>
-      </w:r>
-      <w:proofErr w:type="spellStart"/>
-      <w:r>
-        <w:rPr>
-          <w:sz w:val="28"/>
-          <w:szCs w:val="28"/>
-        </w:rPr>
-        <w:t>EventArgs</w:t>
-      </w:r>
-      <w:proofErr w:type="spellEnd"/>
-      <w:r>
-        <w:rPr>
-          <w:sz w:val="28"/>
-          <w:szCs w:val="28"/>
-        </w:rPr>
-        <w:t xml:space="preserve"> e) {} — данный метод вызывается при загрузке формы и загружает данные в таблицу, а также обновляет возраст клиентов.</w:t>
+      <w:r>
+        <w:rPr>
+          <w:sz w:val="28"/>
+          <w:szCs w:val="28"/>
+        </w:rPr>
+        <w:t>private void FormViewClients_Load(object sender, EventArgs e) {} — данный метод вызывается при загрузке формы и загружает данные в таблицу, а также обновляет возраст клиентов.</w:t>
       </w:r>
     </w:p>
     <w:p>
@@ -19027,19 +15820,8 @@
           <w:sz w:val="28"/>
           <w:szCs w:val="28"/>
         </w:rPr>
-        <w:t xml:space="preserve">скрытие пароля на </w:t>
-      </w:r>
-      <w:proofErr w:type="gramStart"/>
-      <w:r>
-        <w:rPr>
-          <w:rFonts w:ascii="Times New Roman" w:hAnsi="Times New Roman" w:cs="Times New Roman"/>
-          <w:i/>
-          <w:sz w:val="28"/>
-          <w:szCs w:val="28"/>
-        </w:rPr>
-        <w:t>форме  «</w:t>
-      </w:r>
-      <w:proofErr w:type="gramEnd"/>
+        <w:t>скрытие пароля на форме  «</w:t>
+      </w:r>
       <w:r>
         <w:rPr>
           <w:rFonts w:ascii="Times New Roman" w:hAnsi="Times New Roman" w:cs="Times New Roman"/>
@@ -19996,23 +16778,7 @@
           <w:sz w:val="28"/>
           <w:szCs w:val="28"/>
         </w:rPr>
-        <w:t xml:space="preserve">Результаты тестирования </w:t>
-      </w:r>
-      <w:proofErr w:type="gramStart"/>
-      <w:r>
-        <w:rPr>
-          <w:sz w:val="28"/>
-          <w:szCs w:val="28"/>
-        </w:rPr>
-        <w:t>- это</w:t>
-      </w:r>
-      <w:proofErr w:type="gramEnd"/>
-      <w:r>
-        <w:rPr>
-          <w:sz w:val="28"/>
-          <w:szCs w:val="28"/>
-        </w:rPr>
-        <w:t xml:space="preserve"> список выявленных несоответствий и дефектов, но, как правило, без указания их причин.</w:t>
+        <w:t>Результаты тестирования - это список выявленных несоответствий и дефектов, но, как правило, без указания их причин.</w:t>
       </w:r>
     </w:p>
     <w:p>
@@ -20234,7 +17000,6 @@
               </w:rPr>
               <w:t>Форма авторизации (</w:t>
             </w:r>
-            <w:proofErr w:type="spellStart"/>
             <w:r>
               <w:rPr>
                 <w:b/>
@@ -20255,7 +17020,6 @@
               </w:rPr>
               <w:t>.cs</w:t>
             </w:r>
-            <w:proofErr w:type="spellEnd"/>
             <w:r>
               <w:rPr>
                 <w:b/>
@@ -20601,7 +17365,6 @@
               </w:rPr>
               <w:t>Форма главного меню администратора (</w:t>
             </w:r>
-            <w:proofErr w:type="spellStart"/>
             <w:r>
               <w:rPr>
                 <w:b/>
@@ -20612,7 +17375,6 @@
               </w:rPr>
               <w:t>FormAdminNavigation</w:t>
             </w:r>
-            <w:proofErr w:type="spellEnd"/>
             <w:r>
               <w:rPr>
                 <w:b/>
@@ -21069,7 +17831,6 @@
               </w:rPr>
               <w:t xml:space="preserve"> (</w:t>
             </w:r>
-            <w:proofErr w:type="spellStart"/>
             <w:r>
               <w:rPr>
                 <w:b/>
@@ -21080,7 +17841,6 @@
               </w:rPr>
               <w:t>FormManagerNavigation</w:t>
             </w:r>
-            <w:proofErr w:type="spellEnd"/>
             <w:r>
               <w:rPr>
                 <w:b/>
@@ -21426,7 +18186,6 @@
               </w:rPr>
               <w:t>Форма главного меню руководителя (</w:t>
             </w:r>
-            <w:proofErr w:type="spellStart"/>
             <w:r>
               <w:rPr>
                 <w:b/>
@@ -21437,7 +18196,6 @@
               </w:rPr>
               <w:t>FormHeadNavigation</w:t>
             </w:r>
-            <w:proofErr w:type="spellEnd"/>
             <w:r>
               <w:rPr>
                 <w:b/>
@@ -21741,7 +18499,6 @@
               </w:rPr>
               <w:t>Форма главного меню локального администратора (</w:t>
             </w:r>
-            <w:proofErr w:type="spellStart"/>
             <w:r>
               <w:rPr>
                 <w:b/>
@@ -21752,7 +18509,6 @@
               </w:rPr>
               <w:t>FormAdminLocalNavigation</w:t>
             </w:r>
-            <w:proofErr w:type="spellEnd"/>
             <w:r>
               <w:rPr>
                 <w:b/>
@@ -22179,9 +18935,8 @@
                 <w:sz w:val="28"/>
                 <w:szCs w:val="28"/>
               </w:rPr>
-              <w:t xml:space="preserve"> </w:t>
-            </w:r>
-            <w:proofErr w:type="spellStart"/>
+              <w:t xml:space="preserve"> Импрота и экспорта БД</w:t>
+            </w:r>
             <w:r>
               <w:rPr>
                 <w:b/>
@@ -22189,39 +18944,18 @@
                 <w:sz w:val="28"/>
                 <w:szCs w:val="28"/>
               </w:rPr>
-              <w:t>Импрота</w:t>
-            </w:r>
-            <w:proofErr w:type="spellEnd"/>
+              <w:t xml:space="preserve"> (</w:t>
+            </w:r>
             <w:r>
               <w:rPr>
                 <w:b/>
                 <w:bCs/>
                 <w:sz w:val="28"/>
                 <w:szCs w:val="28"/>
-              </w:rPr>
-              <w:t xml:space="preserve"> и экспорта БД</w:t>
-            </w:r>
-            <w:r>
-              <w:rPr>
-                <w:b/>
-                <w:bCs/>
-                <w:sz w:val="28"/>
-                <w:szCs w:val="28"/>
-              </w:rPr>
-              <w:t xml:space="preserve"> (</w:t>
-            </w:r>
-            <w:proofErr w:type="spellStart"/>
-            <w:r>
-              <w:rPr>
-                <w:b/>
-                <w:bCs/>
-                <w:sz w:val="28"/>
-                <w:szCs w:val="28"/>
                 <w:lang w:val="en-US"/>
               </w:rPr>
               <w:t>FormAdminLocal</w:t>
             </w:r>
-            <w:proofErr w:type="spellEnd"/>
             <w:r>
               <w:rPr>
                 <w:b/>
@@ -22553,7 +19287,6 @@
               </w:rPr>
               <w:t>(</w:t>
             </w:r>
-            <w:proofErr w:type="spellStart"/>
             <w:r>
               <w:rPr>
                 <w:b/>
@@ -22564,7 +19297,6 @@
               </w:rPr>
               <w:t>FormRepairBD</w:t>
             </w:r>
-            <w:proofErr w:type="spellEnd"/>
             <w:r>
               <w:rPr>
                 <w:b/>
@@ -22896,7 +19628,6 @@
               </w:rPr>
               <w:t xml:space="preserve"> (</w:t>
             </w:r>
-            <w:proofErr w:type="spellStart"/>
             <w:r>
               <w:rPr>
                 <w:b/>
@@ -22907,7 +19638,6 @@
               </w:rPr>
               <w:t>FormSettings</w:t>
             </w:r>
-            <w:proofErr w:type="spellEnd"/>
             <w:r>
               <w:rPr>
                 <w:b/>
@@ -23382,7 +20112,6 @@
               </w:rPr>
               <w:t xml:space="preserve"> (</w:t>
             </w:r>
-            <w:proofErr w:type="spellStart"/>
             <w:r>
               <w:rPr>
                 <w:b/>
@@ -23393,7 +20122,6 @@
               </w:rPr>
               <w:t>FormAdminWorker</w:t>
             </w:r>
-            <w:proofErr w:type="spellEnd"/>
             <w:r>
               <w:rPr>
                 <w:b/>
@@ -23810,7 +20538,6 @@
               </w:rPr>
               <w:t xml:space="preserve"> (</w:t>
             </w:r>
-            <w:proofErr w:type="spellStart"/>
             <w:r>
               <w:rPr>
                 <w:b/>
@@ -23821,7 +20548,6 @@
               </w:rPr>
               <w:t>FormAdminWorkerAdd</w:t>
             </w:r>
-            <w:proofErr w:type="spellEnd"/>
             <w:r>
               <w:rPr>
                 <w:b/>
@@ -24128,7 +20854,6 @@
               </w:rPr>
               <w:t>Форма редактирования сотрудника (</w:t>
             </w:r>
-            <w:proofErr w:type="spellStart"/>
             <w:r>
               <w:rPr>
                 <w:b/>
@@ -24139,7 +20864,6 @@
               </w:rPr>
               <w:t>FormAdminWorkerEdit</w:t>
             </w:r>
-            <w:proofErr w:type="spellEnd"/>
             <w:r>
               <w:rPr>
                 <w:b/>
@@ -24532,7 +21256,6 @@
               </w:rPr>
               <w:t xml:space="preserve"> (</w:t>
             </w:r>
-            <w:proofErr w:type="spellStart"/>
             <w:r>
               <w:rPr>
                 <w:b/>
@@ -24543,7 +21266,6 @@
               </w:rPr>
               <w:t>FormAdminObject</w:t>
             </w:r>
-            <w:proofErr w:type="spellEnd"/>
             <w:r>
               <w:rPr>
                 <w:b/>
@@ -24871,7 +21593,6 @@
               </w:rPr>
               <w:t xml:space="preserve"> (</w:t>
             </w:r>
-            <w:proofErr w:type="spellStart"/>
             <w:r>
               <w:rPr>
                 <w:b/>
@@ -24882,7 +21603,6 @@
               </w:rPr>
               <w:t>FormAdminAddObject</w:t>
             </w:r>
-            <w:proofErr w:type="spellEnd"/>
             <w:r>
               <w:rPr>
                 <w:b/>
@@ -25321,7 +22041,6 @@
               </w:rPr>
               <w:t xml:space="preserve"> (</w:t>
             </w:r>
-            <w:proofErr w:type="spellStart"/>
             <w:r>
               <w:rPr>
                 <w:b/>
@@ -25332,7 +22051,6 @@
               </w:rPr>
               <w:t>FormAdminEditObject</w:t>
             </w:r>
-            <w:proofErr w:type="spellEnd"/>
             <w:r>
               <w:rPr>
                 <w:b/>
@@ -25676,7 +22394,6 @@
               </w:rPr>
               <w:t xml:space="preserve"> (</w:t>
             </w:r>
-            <w:proofErr w:type="spellStart"/>
             <w:r>
               <w:rPr>
                 <w:b/>
@@ -25687,7 +22404,6 @@
               </w:rPr>
               <w:t>FormViewClients</w:t>
             </w:r>
-            <w:proofErr w:type="spellEnd"/>
             <w:r>
               <w:rPr>
                 <w:b/>
@@ -26122,21 +22838,7 @@
                 <w:sz w:val="28"/>
                 <w:szCs w:val="28"/>
               </w:rPr>
-              <w:t xml:space="preserve">Кнопка пагинации на </w:t>
-            </w:r>
-            <w:r>
-              <w:rPr>
-                <w:sz w:val="28"/>
-                <w:szCs w:val="28"/>
-              </w:rPr>
-              <w:t>следующую</w:t>
-            </w:r>
-            <w:r>
-              <w:rPr>
-                <w:sz w:val="28"/>
-                <w:szCs w:val="28"/>
-              </w:rPr>
-              <w:t xml:space="preserve"> страницу</w:t>
+              <w:t>Кнопка пагинации на следующую страницу</w:t>
             </w:r>
           </w:p>
         </w:tc>
@@ -26156,37 +22858,7 @@
                 <w:sz w:val="28"/>
                 <w:szCs w:val="28"/>
               </w:rPr>
-              <w:t xml:space="preserve">Перелистывает </w:t>
-            </w:r>
-            <w:proofErr w:type="gramStart"/>
-            <w:r>
-              <w:rPr>
-                <w:sz w:val="28"/>
-                <w:szCs w:val="28"/>
-              </w:rPr>
-              <w:t xml:space="preserve">на </w:t>
-            </w:r>
-            <w:r>
-              <w:rPr>
-                <w:sz w:val="28"/>
-                <w:szCs w:val="28"/>
-              </w:rPr>
-              <w:t xml:space="preserve"> </w:t>
-            </w:r>
-            <w:r>
-              <w:rPr>
-                <w:sz w:val="28"/>
-                <w:szCs w:val="28"/>
-              </w:rPr>
-              <w:t>следующую</w:t>
-            </w:r>
-            <w:proofErr w:type="gramEnd"/>
-            <w:r>
-              <w:rPr>
-                <w:sz w:val="28"/>
-                <w:szCs w:val="28"/>
-              </w:rPr>
-              <w:t xml:space="preserve"> страницу списка</w:t>
+              <w:t>Перелистывает на  следующую страницу списка</w:t>
             </w:r>
           </w:p>
         </w:tc>
@@ -26206,37 +22878,7 @@
                 <w:sz w:val="28"/>
                 <w:szCs w:val="28"/>
               </w:rPr>
-              <w:t xml:space="preserve">Перелистывает </w:t>
-            </w:r>
-            <w:proofErr w:type="gramStart"/>
-            <w:r>
-              <w:rPr>
-                <w:sz w:val="28"/>
-                <w:szCs w:val="28"/>
-              </w:rPr>
-              <w:t xml:space="preserve">на </w:t>
-            </w:r>
-            <w:r>
-              <w:rPr>
-                <w:sz w:val="28"/>
-                <w:szCs w:val="28"/>
-              </w:rPr>
-              <w:t xml:space="preserve"> </w:t>
-            </w:r>
-            <w:r>
-              <w:rPr>
-                <w:sz w:val="28"/>
-                <w:szCs w:val="28"/>
-              </w:rPr>
-              <w:t>следующую</w:t>
-            </w:r>
-            <w:proofErr w:type="gramEnd"/>
-            <w:r>
-              <w:rPr>
-                <w:sz w:val="28"/>
-                <w:szCs w:val="28"/>
-              </w:rPr>
-              <w:t xml:space="preserve"> страницу списка</w:t>
+              <w:t>Перелистывает на  следующую страницу списка</w:t>
             </w:r>
           </w:p>
         </w:tc>
@@ -26359,14 +23001,7 @@
                 <w:sz w:val="28"/>
                 <w:szCs w:val="28"/>
               </w:rPr>
-              <w:t xml:space="preserve">Кнопка пагинации </w:t>
-            </w:r>
-            <w:r>
-              <w:rPr>
-                <w:sz w:val="28"/>
-                <w:szCs w:val="28"/>
-              </w:rPr>
-              <w:t>в самое начало списка</w:t>
+              <w:t>Кнопка пагинации в самое начало списка</w:t>
             </w:r>
           </w:p>
         </w:tc>
@@ -26428,35 +23063,7 @@
                 <w:sz w:val="28"/>
                 <w:szCs w:val="28"/>
               </w:rPr>
-              <w:t>Кнопка пагинации в сам</w:t>
-            </w:r>
-            <w:r>
-              <w:rPr>
-                <w:sz w:val="28"/>
-                <w:szCs w:val="28"/>
-              </w:rPr>
-              <w:t>ый</w:t>
-            </w:r>
-            <w:r>
-              <w:rPr>
-                <w:sz w:val="28"/>
-                <w:szCs w:val="28"/>
-              </w:rPr>
-              <w:t xml:space="preserve"> </w:t>
-            </w:r>
-            <w:r>
-              <w:rPr>
-                <w:sz w:val="28"/>
-                <w:szCs w:val="28"/>
-              </w:rPr>
-              <w:t>конец</w:t>
-            </w:r>
-            <w:r>
-              <w:rPr>
-                <w:sz w:val="28"/>
-                <w:szCs w:val="28"/>
-              </w:rPr>
-              <w:t xml:space="preserve"> списка</w:t>
+              <w:t>Кнопка пагинации в самый конец списка</w:t>
             </w:r>
           </w:p>
         </w:tc>
@@ -26476,35 +23083,7 @@
                 <w:sz w:val="28"/>
                 <w:szCs w:val="28"/>
               </w:rPr>
-              <w:t>Перелистывает в сам</w:t>
-            </w:r>
-            <w:r>
-              <w:rPr>
-                <w:sz w:val="28"/>
-                <w:szCs w:val="28"/>
-              </w:rPr>
-              <w:t>ый</w:t>
-            </w:r>
-            <w:r>
-              <w:rPr>
-                <w:sz w:val="28"/>
-                <w:szCs w:val="28"/>
-              </w:rPr>
-              <w:t xml:space="preserve"> </w:t>
-            </w:r>
-            <w:r>
-              <w:rPr>
-                <w:sz w:val="28"/>
-                <w:szCs w:val="28"/>
-              </w:rPr>
-              <w:t>конец</w:t>
-            </w:r>
-            <w:r>
-              <w:rPr>
-                <w:sz w:val="28"/>
-                <w:szCs w:val="28"/>
-              </w:rPr>
-              <w:t xml:space="preserve"> списка</w:t>
+              <w:t>Перелистывает в самый конец списка</w:t>
             </w:r>
           </w:p>
         </w:tc>
@@ -26571,7 +23150,6 @@
               </w:rPr>
               <w:t xml:space="preserve"> (</w:t>
             </w:r>
-            <w:proofErr w:type="spellStart"/>
             <w:r>
               <w:rPr>
                 <w:b/>
@@ -26582,7 +23160,6 @@
               </w:rPr>
               <w:t>FormManagerAddClient</w:t>
             </w:r>
-            <w:proofErr w:type="spellEnd"/>
             <w:r>
               <w:rPr>
                 <w:b/>
@@ -26795,7 +23372,6 @@
               </w:rPr>
               <w:t xml:space="preserve"> (</w:t>
             </w:r>
-            <w:proofErr w:type="spellStart"/>
             <w:r>
               <w:rPr>
                 <w:b/>
@@ -26806,7 +23382,6 @@
               </w:rPr>
               <w:t>FormManagerEditClients</w:t>
             </w:r>
-            <w:proofErr w:type="spellEnd"/>
             <w:r>
               <w:rPr>
                 <w:b/>
@@ -27046,7 +23621,6 @@
               </w:rPr>
               <w:t xml:space="preserve">детальный просмотр </w:t>
             </w:r>
-            <w:proofErr w:type="gramStart"/>
             <w:r>
               <w:rPr>
                 <w:b/>
@@ -27059,7 +23633,6 @@
             <w:r>
               <w:t xml:space="preserve"> </w:t>
             </w:r>
-            <w:proofErr w:type="spellStart"/>
             <w:r>
               <w:rPr>
                 <w:b/>
@@ -27070,7 +23643,6 @@
               </w:rPr>
               <w:t>FormViewClientDetails</w:t>
             </w:r>
-            <w:proofErr w:type="spellEnd"/>
             <w:r>
               <w:rPr>
                 <w:b/>
@@ -27090,7 +23662,6 @@
               </w:rPr>
               <w:t>cs</w:t>
             </w:r>
-            <w:proofErr w:type="gramEnd"/>
             <w:r>
               <w:rPr>
                 <w:b/>
@@ -27214,7 +23785,6 @@
               </w:rPr>
               <w:t xml:space="preserve"> (</w:t>
             </w:r>
-            <w:proofErr w:type="spellStart"/>
             <w:r>
               <w:rPr>
                 <w:b/>
@@ -27225,7 +23795,6 @@
               </w:rPr>
               <w:t>FormManagerViewContract</w:t>
             </w:r>
-            <w:proofErr w:type="spellEnd"/>
             <w:r>
               <w:rPr>
                 <w:b/>
@@ -27551,7 +24120,6 @@
               </w:rPr>
               <w:t xml:space="preserve"> (</w:t>
             </w:r>
-            <w:proofErr w:type="spellStart"/>
             <w:r>
               <w:rPr>
                 <w:b/>
@@ -27562,7 +24130,6 @@
               </w:rPr>
               <w:t>FormViewObject</w:t>
             </w:r>
-            <w:proofErr w:type="spellEnd"/>
             <w:r>
               <w:rPr>
                 <w:b/>
@@ -27697,7 +24264,6 @@
               </w:rPr>
               <w:t xml:space="preserve"> (</w:t>
             </w:r>
-            <w:proofErr w:type="spellStart"/>
             <w:r>
               <w:rPr>
                 <w:b/>
@@ -27708,7 +24274,6 @@
               </w:rPr>
               <w:t>FormHeadViewClients</w:t>
             </w:r>
-            <w:proofErr w:type="spellEnd"/>
             <w:r>
               <w:rPr>
                 <w:b/>
@@ -28038,14 +24603,7 @@
                 <w:sz w:val="28"/>
                 <w:szCs w:val="28"/>
               </w:rPr>
-              <w:t>Контекстное меню кнопка «</w:t>
-            </w:r>
-            <w:r>
-              <w:rPr>
-                <w:sz w:val="28"/>
-                <w:szCs w:val="28"/>
-              </w:rPr>
-              <w:t xml:space="preserve">Печать отчёта по </w:t>
+              <w:t xml:space="preserve">Контекстное меню кнопка «Печать отчёта по </w:t>
             </w:r>
             <w:r>
               <w:rPr>
@@ -28263,23 +24821,7 @@
                 <w:sz w:val="28"/>
                 <w:szCs w:val="28"/>
               </w:rPr>
-              <w:t xml:space="preserve">Перелистывает </w:t>
-            </w:r>
-            <w:proofErr w:type="gramStart"/>
-            <w:r>
-              <w:rPr>
-                <w:sz w:val="28"/>
-                <w:szCs w:val="28"/>
-              </w:rPr>
-              <w:t>на  следующую</w:t>
-            </w:r>
-            <w:proofErr w:type="gramEnd"/>
-            <w:r>
-              <w:rPr>
-                <w:sz w:val="28"/>
-                <w:szCs w:val="28"/>
-              </w:rPr>
-              <w:t xml:space="preserve"> страницу списка</w:t>
+              <w:t>Перелистывает на  следующую страницу списка</w:t>
             </w:r>
           </w:p>
         </w:tc>
@@ -28305,23 +24847,7 @@
                 <w:sz w:val="28"/>
                 <w:szCs w:val="28"/>
               </w:rPr>
-              <w:t xml:space="preserve">Перелистывает </w:t>
-            </w:r>
-            <w:proofErr w:type="gramStart"/>
-            <w:r>
-              <w:rPr>
-                <w:sz w:val="28"/>
-                <w:szCs w:val="28"/>
-              </w:rPr>
-              <w:t>на  следующую</w:t>
-            </w:r>
-            <w:proofErr w:type="gramEnd"/>
-            <w:r>
-              <w:rPr>
-                <w:sz w:val="28"/>
-                <w:szCs w:val="28"/>
-              </w:rPr>
-              <w:t xml:space="preserve"> страницу списка</w:t>
+              <w:t>Перелистывает на  следующую страницу списка</w:t>
             </w:r>
           </w:p>
         </w:tc>
@@ -28533,7 +25059,6 @@
               </w:rPr>
               <w:t xml:space="preserve">просмотра </w:t>
             </w:r>
-            <w:proofErr w:type="gramStart"/>
             <w:r>
               <w:rPr>
                 <w:b/>
@@ -28552,8 +25077,6 @@
               </w:rPr>
               <w:t>(</w:t>
             </w:r>
-            <w:proofErr w:type="spellStart"/>
-            <w:proofErr w:type="gramEnd"/>
             <w:r>
               <w:rPr>
                 <w:b/>
@@ -28564,7 +25087,6 @@
               </w:rPr>
               <w:t>FormHeadDetailsClients</w:t>
             </w:r>
-            <w:proofErr w:type="spellEnd"/>
             <w:r>
               <w:rPr>
                 <w:b/>
@@ -28712,9 +25234,8 @@
                 <w:sz w:val="28"/>
                 <w:szCs w:val="28"/>
               </w:rPr>
-              <w:t xml:space="preserve">просмотра </w:t>
-            </w:r>
-            <w:proofErr w:type="gramStart"/>
+              <w:t>просмотра контрактов</w:t>
+            </w:r>
             <w:r>
               <w:rPr>
                 <w:b/>
@@ -28722,7 +25243,7 @@
                 <w:sz w:val="28"/>
                 <w:szCs w:val="28"/>
               </w:rPr>
-              <w:t>контрактов</w:t>
+              <w:t>(</w:t>
             </w:r>
             <w:r>
               <w:rPr>
@@ -28730,22 +25251,10 @@
                 <w:bCs/>
                 <w:sz w:val="28"/>
                 <w:szCs w:val="28"/>
-              </w:rPr>
-              <w:t>(</w:t>
-            </w:r>
-            <w:proofErr w:type="spellStart"/>
-            <w:proofErr w:type="gramEnd"/>
-            <w:r>
-              <w:rPr>
-                <w:b/>
-                <w:bCs/>
-                <w:sz w:val="28"/>
-                <w:szCs w:val="28"/>
                 <w:lang w:val="en-US"/>
               </w:rPr>
               <w:t>FormHeadViewContract</w:t>
             </w:r>
-            <w:proofErr w:type="spellEnd"/>
             <w:r>
               <w:rPr>
                 <w:b/>
@@ -28826,14 +25335,7 @@
                 <w:sz w:val="28"/>
                 <w:szCs w:val="28"/>
               </w:rPr>
-              <w:t xml:space="preserve">Переход на форму главного меню </w:t>
-            </w:r>
-            <w:r>
-              <w:rPr>
-                <w:sz w:val="28"/>
-                <w:szCs w:val="28"/>
-              </w:rPr>
-              <w:t>руководителя</w:t>
+              <w:t>Переход на форму главного меню руководителя</w:t>
             </w:r>
           </w:p>
         </w:tc>
@@ -28920,7 +25422,6 @@
               </w:rPr>
               <w:t>(</w:t>
             </w:r>
-            <w:proofErr w:type="spellStart"/>
             <w:r>
               <w:rPr>
                 <w:b/>
@@ -28931,7 +25432,6 @@
               </w:rPr>
               <w:t>FormHeadViewStatus</w:t>
             </w:r>
-            <w:proofErr w:type="spellEnd"/>
             <w:r>
               <w:rPr>
                 <w:b/>
@@ -29066,21 +25566,7 @@
                 <w:sz w:val="28"/>
                 <w:szCs w:val="28"/>
               </w:rPr>
-              <w:t>Контекстное меню кнопка «</w:t>
-            </w:r>
-            <w:r>
-              <w:rPr>
-                <w:sz w:val="28"/>
-                <w:szCs w:val="28"/>
-              </w:rPr>
-              <w:t>Добавить статус</w:t>
-            </w:r>
-            <w:r>
-              <w:rPr>
-                <w:sz w:val="28"/>
-                <w:szCs w:val="28"/>
-              </w:rPr>
-              <w:t>»</w:t>
+              <w:t>Контекстное меню кнопка «Добавить статус»</w:t>
             </w:r>
           </w:p>
         </w:tc>
@@ -29160,21 +25646,7 @@
                 <w:sz w:val="28"/>
                 <w:szCs w:val="28"/>
               </w:rPr>
-              <w:t>Контекстное меню кнопка «</w:t>
-            </w:r>
-            <w:r>
-              <w:rPr>
-                <w:sz w:val="28"/>
-                <w:szCs w:val="28"/>
-              </w:rPr>
-              <w:t>Редактировать</w:t>
-            </w:r>
-            <w:r>
-              <w:rPr>
-                <w:sz w:val="28"/>
-                <w:szCs w:val="28"/>
-              </w:rPr>
-              <w:t>»</w:t>
+              <w:t>Контекстное меню кнопка «Редактировать»</w:t>
             </w:r>
           </w:p>
         </w:tc>
@@ -29200,21 +25672,7 @@
                 <w:sz w:val="28"/>
                 <w:szCs w:val="28"/>
               </w:rPr>
-              <w:t xml:space="preserve">Открывается форма </w:t>
-            </w:r>
-            <w:r>
-              <w:rPr>
-                <w:sz w:val="28"/>
-                <w:szCs w:val="28"/>
-              </w:rPr>
-              <w:t>редактирования</w:t>
-            </w:r>
-            <w:r>
-              <w:rPr>
-                <w:sz w:val="28"/>
-                <w:szCs w:val="28"/>
-              </w:rPr>
-              <w:t xml:space="preserve"> статуса</w:t>
+              <w:t>Открывается форма редактирования статуса</w:t>
             </w:r>
           </w:p>
         </w:tc>
@@ -29268,21 +25726,7 @@
                 <w:sz w:val="28"/>
                 <w:szCs w:val="28"/>
               </w:rPr>
-              <w:t>Контекстное меню кнопка «</w:t>
-            </w:r>
-            <w:r>
-              <w:rPr>
-                <w:sz w:val="28"/>
-                <w:szCs w:val="28"/>
-              </w:rPr>
-              <w:t>Удалить статус</w:t>
-            </w:r>
-            <w:r>
-              <w:rPr>
-                <w:sz w:val="28"/>
-                <w:szCs w:val="28"/>
-              </w:rPr>
-              <w:t>»</w:t>
+              <w:t>Контекстное меню кнопка «Удалить статус»</w:t>
             </w:r>
           </w:p>
         </w:tc>
@@ -29366,43 +25810,7 @@
                 <w:sz w:val="28"/>
                 <w:szCs w:val="28"/>
               </w:rPr>
-              <w:t xml:space="preserve">Форма </w:t>
-            </w:r>
-            <w:r>
-              <w:rPr>
-                <w:b/>
-                <w:bCs/>
-                <w:sz w:val="28"/>
-                <w:szCs w:val="28"/>
-              </w:rPr>
-              <w:t xml:space="preserve">добавления статусов контрактов </w:t>
-            </w:r>
-            <w:r>
-              <w:rPr>
-                <w:b/>
-                <w:bCs/>
-                <w:sz w:val="28"/>
-                <w:szCs w:val="28"/>
-              </w:rPr>
-              <w:t>(</w:t>
-            </w:r>
-            <w:r>
-              <w:rPr>
-                <w:b/>
-                <w:bCs/>
-                <w:sz w:val="28"/>
-                <w:szCs w:val="28"/>
-              </w:rPr>
-              <w:t>«Добавить статус»</w:t>
-            </w:r>
-            <w:r>
-              <w:rPr>
-                <w:b/>
-                <w:bCs/>
-                <w:sz w:val="28"/>
-                <w:szCs w:val="28"/>
-              </w:rPr>
-              <w:t>)</w:t>
+              <w:t>Форма добавления статусов контрактов («Добавить статус»)</w:t>
             </w:r>
           </w:p>
         </w:tc>
@@ -29595,25 +26003,7 @@
                 <w:sz w:val="28"/>
                 <w:szCs w:val="28"/>
               </w:rPr>
-              <w:t xml:space="preserve">Форма </w:t>
-            </w:r>
-            <w:r>
-              <w:rPr>
-                <w:b/>
-                <w:bCs/>
-                <w:sz w:val="28"/>
-                <w:szCs w:val="28"/>
-              </w:rPr>
-              <w:t>редактирования</w:t>
-            </w:r>
-            <w:r>
-              <w:rPr>
-                <w:b/>
-                <w:bCs/>
-                <w:sz w:val="28"/>
-                <w:szCs w:val="28"/>
-              </w:rPr>
-              <w:t xml:space="preserve"> статусов контрактов («</w:t>
+              <w:t>Форма редактирования статусов контрактов («</w:t>
             </w:r>
             <w:r>
               <w:rPr>
@@ -30190,7 +26580,6 @@
         </w:rPr>
         <w:t>«</w:t>
       </w:r>
-      <w:proofErr w:type="spellStart"/>
       <w:r>
         <w:rPr>
           <w:rStyle w:val="ac"/>
@@ -30199,7 +26588,6 @@
         </w:rPr>
         <w:t>amoCRM</w:t>
       </w:r>
-      <w:proofErr w:type="spellEnd"/>
       <w:r>
         <w:rPr>
           <w:rStyle w:val="ac"/>
@@ -30276,23 +26664,7 @@
           <w:sz w:val="28"/>
           <w:szCs w:val="28"/>
         </w:rPr>
-        <w:t>Недостатки</w:t>
-      </w:r>
-      <w:proofErr w:type="gramStart"/>
-      <w:r>
-        <w:rPr>
-          <w:sz w:val="28"/>
-          <w:szCs w:val="28"/>
-        </w:rPr>
-        <w:t>: Нет</w:t>
-      </w:r>
-      <w:proofErr w:type="gramEnd"/>
-      <w:r>
-        <w:rPr>
-          <w:sz w:val="28"/>
-          <w:szCs w:val="28"/>
-        </w:rPr>
-        <w:t xml:space="preserve"> специализированного модуля для строительных объектов и договоров подряда; отсутствует формирование документов MS Word прямо из системы; нет учёта LTV клиентов в разрезе строительных контрактов; программа лояльности и скидки не настраиваются без доработки; зависимость от стабильного интернет-соединения (только облачная версия); ограниченные возможности экспорта в Excel.</w:t>
+        <w:t>Недостатки: Нет специализированного модуля для строительных объектов и договоров подряда; отсутствует формирование документов MS Word прямо из системы; нет учёта LTV клиентов в разрезе строительных контрактов; программа лояльности и скидки не настраиваются без доработки; зависимость от стабильного интернет-соединения (только облачная версия); ограниченные возможности экспорта в Excel.</w:t>
       </w:r>
     </w:p>
     <w:p>
@@ -32014,7 +28386,6 @@
                 <w:szCs w:val="28"/>
               </w:rPr>
             </w:pPr>
-            <w:proofErr w:type="spellStart"/>
             <w:r>
               <w:rPr>
                 <w:sz w:val="28"/>
@@ -32030,7 +28401,6 @@
               </w:rPr>
               <w:t>час</w:t>
             </w:r>
-            <w:proofErr w:type="spellEnd"/>
           </w:p>
         </w:tc>
         <w:tc>
@@ -32208,7 +28578,6 @@
                 <w:szCs w:val="28"/>
               </w:rPr>
             </w:pPr>
-            <w:proofErr w:type="spellStart"/>
             <w:r>
               <w:rPr>
                 <w:sz w:val="28"/>
@@ -32224,7 +28593,6 @@
               </w:rPr>
               <w:t>час</w:t>
             </w:r>
-            <w:proofErr w:type="spellEnd"/>
           </w:p>
         </w:tc>
         <w:tc>
@@ -32397,7 +28765,6 @@
                 <w:szCs w:val="28"/>
               </w:rPr>
             </w:pPr>
-            <w:proofErr w:type="spellStart"/>
             <w:r>
               <w:rPr>
                 <w:sz w:val="28"/>
@@ -32413,7 +28780,6 @@
               </w:rPr>
               <w:t>интер</w:t>
             </w:r>
-            <w:proofErr w:type="spellEnd"/>
           </w:p>
         </w:tc>
         <w:tc>
@@ -32561,7 +28927,6 @@
                 <w:szCs w:val="28"/>
               </w:rPr>
             </w:pPr>
-            <w:proofErr w:type="spellStart"/>
             <w:r>
               <w:rPr>
                 <w:sz w:val="28"/>
@@ -32575,31 +28940,29 @@
                 <w:szCs w:val="28"/>
                 <w:vertAlign w:val="subscript"/>
               </w:rPr>
-              <w:t>пп</w:t>
-            </w:r>
-            <w:proofErr w:type="spellEnd"/>
+              <w:t xml:space="preserve">пп </w:t>
+            </w:r>
+            <w:r>
+              <w:rPr>
+                <w:sz w:val="28"/>
+                <w:szCs w:val="28"/>
+              </w:rPr>
+              <w:t>= ЗП + З</w:t>
+            </w:r>
             <w:r>
               <w:rPr>
                 <w:sz w:val="28"/>
                 <w:szCs w:val="28"/>
                 <w:vertAlign w:val="subscript"/>
               </w:rPr>
-              <w:t xml:space="preserve"> </w:t>
-            </w:r>
-            <w:r>
-              <w:rPr>
-                <w:sz w:val="28"/>
-                <w:szCs w:val="28"/>
-              </w:rPr>
-              <w:t xml:space="preserve">= ЗП + </w:t>
-            </w:r>
-            <w:proofErr w:type="spellStart"/>
-            <w:r>
-              <w:rPr>
-                <w:sz w:val="28"/>
-                <w:szCs w:val="28"/>
-              </w:rPr>
-              <w:t>З</w:t>
+              <w:t xml:space="preserve">эл </w:t>
+            </w:r>
+            <w:r>
+              <w:rPr>
+                <w:sz w:val="28"/>
+                <w:szCs w:val="28"/>
+              </w:rPr>
+              <w:t>+ А + З</w:t>
             </w:r>
             <w:r>
               <w:rPr>
@@ -32607,41 +28970,8 @@
                 <w:szCs w:val="28"/>
                 <w:vertAlign w:val="subscript"/>
               </w:rPr>
-              <w:t>эл</w:t>
-            </w:r>
-            <w:proofErr w:type="spellEnd"/>
-            <w:r>
-              <w:rPr>
-                <w:sz w:val="28"/>
-                <w:szCs w:val="28"/>
-                <w:vertAlign w:val="subscript"/>
-              </w:rPr>
-              <w:t xml:space="preserve"> </w:t>
-            </w:r>
-            <w:r>
-              <w:rPr>
-                <w:sz w:val="28"/>
-                <w:szCs w:val="28"/>
-              </w:rPr>
-              <w:t xml:space="preserve">+ А + </w:t>
-            </w:r>
-            <w:proofErr w:type="spellStart"/>
-            <w:r>
-              <w:rPr>
-                <w:sz w:val="28"/>
-                <w:szCs w:val="28"/>
-              </w:rPr>
-              <w:t>З</w:t>
-            </w:r>
-            <w:r>
-              <w:rPr>
-                <w:sz w:val="28"/>
-                <w:szCs w:val="28"/>
-                <w:vertAlign w:val="subscript"/>
-              </w:rPr>
               <w:t>пр</w:t>
             </w:r>
-            <w:proofErr w:type="spellEnd"/>
           </w:p>
         </w:tc>
         <w:tc>
@@ -32750,13 +29080,6 @@
           <w:szCs w:val="28"/>
         </w:rPr>
         <w:tab/>
-      </w:r>
-      <w:proofErr w:type="spellStart"/>
-      <w:r>
-        <w:rPr>
-          <w:sz w:val="28"/>
-          <w:szCs w:val="28"/>
-        </w:rPr>
         <w:t>З</w:t>
       </w:r>
       <w:r>
@@ -32767,7 +29090,6 @@
         </w:rPr>
         <w:t>эл</w:t>
       </w:r>
-      <w:proofErr w:type="spellEnd"/>
       <w:r>
         <w:rPr>
           <w:sz w:val="28"/>
@@ -32831,13 +29153,6 @@
           <w:szCs w:val="28"/>
         </w:rPr>
         <w:tab/>
-      </w:r>
-      <w:proofErr w:type="spellStart"/>
-      <w:r>
-        <w:rPr>
-          <w:sz w:val="28"/>
-          <w:szCs w:val="28"/>
-        </w:rPr>
         <w:t>З</w:t>
       </w:r>
       <w:r>
@@ -32846,16 +29161,7 @@
           <w:szCs w:val="28"/>
           <w:vertAlign w:val="subscript"/>
         </w:rPr>
-        <w:t>пр</w:t>
-      </w:r>
-      <w:proofErr w:type="spellEnd"/>
-      <w:r>
-        <w:rPr>
-          <w:sz w:val="28"/>
-          <w:szCs w:val="28"/>
-          <w:vertAlign w:val="subscript"/>
-        </w:rPr>
-        <w:t xml:space="preserve"> </w:t>
+        <w:t xml:space="preserve">пр </w:t>
       </w:r>
       <w:r>
         <w:rPr>
@@ -32932,15 +29238,37 @@
                 <w:sz w:val="28"/>
                 <w:szCs w:val="28"/>
               </w:rPr>
+              <w:t xml:space="preserve"> С</w:t>
+            </w:r>
+            <w:r>
+              <w:rPr>
+                <w:sz w:val="28"/>
+                <w:szCs w:val="28"/>
+                <w:vertAlign w:val="subscript"/>
+              </w:rPr>
+              <w:t>ч</w:t>
+            </w:r>
+            <w:r>
+              <w:rPr>
+                <w:sz w:val="28"/>
+                <w:szCs w:val="28"/>
+              </w:rPr>
               <w:t xml:space="preserve"> </w:t>
             </w:r>
-            <w:proofErr w:type="spellStart"/>
-            <w:r>
-              <w:rPr>
-                <w:sz w:val="28"/>
-                <w:szCs w:val="28"/>
-              </w:rPr>
-              <w:t>С</w:t>
+            <w:r>
+              <w:rPr>
+                <w:b/>
+                <w:sz w:val="28"/>
+                <w:szCs w:val="28"/>
+              </w:rPr>
+              <w:t>×</w:t>
+            </w:r>
+            <w:r>
+              <w:rPr>
+                <w:sz w:val="28"/>
+                <w:szCs w:val="28"/>
+              </w:rPr>
+              <w:t xml:space="preserve">  Т</w:t>
             </w:r>
             <w:r>
               <w:rPr>
@@ -32948,57 +29276,7 @@
                 <w:szCs w:val="28"/>
                 <w:vertAlign w:val="subscript"/>
               </w:rPr>
-              <w:t>ч</w:t>
-            </w:r>
-            <w:proofErr w:type="spellEnd"/>
-            <w:r>
-              <w:rPr>
-                <w:sz w:val="28"/>
-                <w:szCs w:val="28"/>
-              </w:rPr>
-              <w:t xml:space="preserve"> </w:t>
-            </w:r>
-            <w:proofErr w:type="gramStart"/>
-            <w:r>
-              <w:rPr>
-                <w:b/>
-                <w:sz w:val="28"/>
-                <w:szCs w:val="28"/>
-              </w:rPr>
-              <w:t>×</w:t>
-            </w:r>
-            <w:r>
-              <w:rPr>
-                <w:sz w:val="28"/>
-                <w:szCs w:val="28"/>
-              </w:rPr>
-              <w:t xml:space="preserve">  </w:t>
-            </w:r>
-            <w:proofErr w:type="spellStart"/>
-            <w:r>
-              <w:rPr>
-                <w:sz w:val="28"/>
-                <w:szCs w:val="28"/>
-              </w:rPr>
-              <w:t>Т</w:t>
-            </w:r>
-            <w:r>
-              <w:rPr>
-                <w:sz w:val="28"/>
-                <w:szCs w:val="28"/>
-                <w:vertAlign w:val="subscript"/>
-              </w:rPr>
-              <w:t>час</w:t>
-            </w:r>
-            <w:proofErr w:type="spellEnd"/>
-            <w:proofErr w:type="gramEnd"/>
-            <w:r>
-              <w:rPr>
-                <w:sz w:val="28"/>
-                <w:szCs w:val="28"/>
-                <w:vertAlign w:val="subscript"/>
-              </w:rPr>
-              <w:t xml:space="preserve"> </w:t>
+              <w:t xml:space="preserve">час </w:t>
             </w:r>
             <w:r>
               <w:rPr>
@@ -33079,13 +29357,6 @@
           <w:szCs w:val="28"/>
         </w:rPr>
         <w:tab/>
-      </w:r>
-      <w:proofErr w:type="spellStart"/>
-      <w:r>
-        <w:rPr>
-          <w:sz w:val="28"/>
-          <w:szCs w:val="28"/>
-        </w:rPr>
         <w:t>С</w:t>
       </w:r>
       <w:r>
@@ -33094,16 +29365,7 @@
           <w:szCs w:val="28"/>
           <w:vertAlign w:val="subscript"/>
         </w:rPr>
-        <w:t>ч</w:t>
-      </w:r>
-      <w:proofErr w:type="spellEnd"/>
-      <w:r>
-        <w:rPr>
-          <w:sz w:val="28"/>
-          <w:szCs w:val="28"/>
-          <w:vertAlign w:val="subscript"/>
-        </w:rPr>
-        <w:t xml:space="preserve"> </w:t>
+        <w:t xml:space="preserve">ч </w:t>
       </w:r>
       <w:r>
         <w:rPr>
@@ -33139,13 +29401,6 @@
           <w:szCs w:val="28"/>
         </w:rPr>
         <w:tab/>
-      </w:r>
-      <w:proofErr w:type="spellStart"/>
-      <w:r>
-        <w:rPr>
-          <w:sz w:val="28"/>
-          <w:szCs w:val="28"/>
-        </w:rPr>
         <w:t>Т</w:t>
       </w:r>
       <w:r>
@@ -33154,16 +29409,7 @@
           <w:szCs w:val="28"/>
           <w:vertAlign w:val="subscript"/>
         </w:rPr>
-        <w:t>час</w:t>
-      </w:r>
-      <w:proofErr w:type="spellEnd"/>
-      <w:r>
-        <w:rPr>
-          <w:sz w:val="28"/>
-          <w:szCs w:val="28"/>
-          <w:vertAlign w:val="subscript"/>
-        </w:rPr>
-        <w:t xml:space="preserve"> </w:t>
+        <w:t xml:space="preserve">час </w:t>
       </w:r>
       <w:r>
         <w:rPr>
@@ -33214,23 +29460,7 @@
           <w:sz w:val="28"/>
           <w:szCs w:val="28"/>
         </w:rPr>
-        <w:t xml:space="preserve">– количество </w:t>
-      </w:r>
-      <w:proofErr w:type="gramStart"/>
-      <w:r>
-        <w:rPr>
-          <w:sz w:val="28"/>
-          <w:szCs w:val="28"/>
-        </w:rPr>
-        <w:t>дней</w:t>
-      </w:r>
-      <w:proofErr w:type="gramEnd"/>
-      <w:r>
-        <w:rPr>
-          <w:sz w:val="28"/>
-          <w:szCs w:val="28"/>
-        </w:rPr>
-        <w:t xml:space="preserve"> затраченных на разработку программного продукта.</w:t>
+        <w:t>– количество дней затраченных на разработку программного продукта.</w:t>
       </w:r>
     </w:p>
     <w:p>
@@ -33248,23 +29478,7 @@
           <w:sz w:val="28"/>
           <w:szCs w:val="28"/>
         </w:rPr>
-        <w:t xml:space="preserve">Согласно таблице 4.1 на разработку программного продукта ушло 40 дней. Среднее количество часов работы в день составило 5 часов. Так как навыков разработки программных продуктов мало, </w:t>
-      </w:r>
-      <w:proofErr w:type="gramStart"/>
-      <w:r>
-        <w:rPr>
-          <w:sz w:val="28"/>
-          <w:szCs w:val="28"/>
-        </w:rPr>
-        <w:t>то  часовая</w:t>
-      </w:r>
-      <w:proofErr w:type="gramEnd"/>
-      <w:r>
-        <w:rPr>
-          <w:sz w:val="28"/>
-          <w:szCs w:val="28"/>
-        </w:rPr>
-        <w:t xml:space="preserve"> ставка </w:t>
+        <w:t xml:space="preserve">Согласно таблице 4.1 на разработку программного продукта ушло 40 дней. Среднее количество часов работы в день составило 5 часов. Так как навыков разработки программных продуктов мало, то  часовая ставка </w:t>
       </w:r>
       <w:r>
         <w:rPr>
@@ -33327,7 +29541,6 @@
               </w:rPr>
               <w:t xml:space="preserve"> 100 </w:t>
             </w:r>
-            <w:proofErr w:type="gramStart"/>
             <w:r>
               <w:rPr>
                 <w:b/>
@@ -33343,7 +29556,6 @@
               </w:rPr>
               <w:t xml:space="preserve">  5</w:t>
             </w:r>
-            <w:proofErr w:type="gramEnd"/>
             <w:r>
               <w:rPr>
                 <w:sz w:val="28"/>
@@ -33442,7 +29654,6 @@
                 <w:szCs w:val="28"/>
               </w:rPr>
             </w:pPr>
-            <w:proofErr w:type="spellStart"/>
             <w:r>
               <w:rPr>
                 <w:sz w:val="28"/>
@@ -33458,7 +29669,6 @@
               </w:rPr>
               <w:t>эл</w:t>
             </w:r>
-            <w:proofErr w:type="spellEnd"/>
             <w:r>
               <w:rPr>
                 <w:sz w:val="28"/>
@@ -33479,15 +29689,7 @@
                 <w:sz w:val="28"/>
                 <w:szCs w:val="28"/>
               </w:rPr>
-              <w:t xml:space="preserve"> </w:t>
-            </w:r>
-            <w:proofErr w:type="spellStart"/>
-            <w:r>
-              <w:rPr>
-                <w:sz w:val="28"/>
-                <w:szCs w:val="28"/>
-              </w:rPr>
-              <w:t>Ч</w:t>
+              <w:t xml:space="preserve"> Ч</w:t>
             </w:r>
             <w:r>
               <w:rPr>
@@ -33497,7 +29699,6 @@
               </w:rPr>
               <w:t>отраб</w:t>
             </w:r>
-            <w:proofErr w:type="spellEnd"/>
             <w:r>
               <w:rPr>
                 <w:sz w:val="28"/>
@@ -33614,13 +29815,6 @@
           <w:szCs w:val="28"/>
         </w:rPr>
         <w:tab/>
-      </w:r>
-      <w:proofErr w:type="spellStart"/>
-      <w:r>
-        <w:rPr>
-          <w:sz w:val="28"/>
-          <w:szCs w:val="28"/>
-        </w:rPr>
         <w:t>Ч</w:t>
       </w:r>
       <w:r>
@@ -33629,16 +29823,7 @@
           <w:szCs w:val="28"/>
           <w:vertAlign w:val="subscript"/>
         </w:rPr>
-        <w:t>отраб</w:t>
-      </w:r>
-      <w:proofErr w:type="spellEnd"/>
-      <w:r>
-        <w:rPr>
-          <w:sz w:val="28"/>
-          <w:szCs w:val="28"/>
-          <w:vertAlign w:val="subscript"/>
-        </w:rPr>
-        <w:t xml:space="preserve"> </w:t>
+        <w:t xml:space="preserve">отраб </w:t>
       </w:r>
       <w:r>
         <w:rPr>
@@ -33768,7 +29953,6 @@
                 <w:szCs w:val="28"/>
               </w:rPr>
             </w:pPr>
-            <w:proofErr w:type="spellStart"/>
             <w:r>
               <w:rPr>
                 <w:sz w:val="28"/>
@@ -33784,38 +29968,20 @@
               </w:rPr>
               <w:t>отраб</w:t>
             </w:r>
-            <w:proofErr w:type="spellEnd"/>
             <w:r>
               <w:rPr>
                 <w:b/>
                 <w:sz w:val="28"/>
                 <w:szCs w:val="28"/>
               </w:rPr>
-              <w:t xml:space="preserve"> </w:t>
-            </w:r>
-            <w:proofErr w:type="gramStart"/>
-            <w:r>
-              <w:rPr>
-                <w:b/>
-                <w:sz w:val="28"/>
-                <w:szCs w:val="28"/>
-              </w:rPr>
-              <w:t>=</w:t>
-            </w:r>
-            <w:r>
-              <w:rPr>
-                <w:sz w:val="28"/>
-                <w:szCs w:val="28"/>
-              </w:rPr>
-              <w:t xml:space="preserve">  </w:t>
-            </w:r>
-            <w:proofErr w:type="spellStart"/>
-            <w:r>
-              <w:rPr>
-                <w:sz w:val="28"/>
-                <w:szCs w:val="28"/>
-              </w:rPr>
-              <w:t>Т</w:t>
+              <w:t xml:space="preserve"> =</w:t>
+            </w:r>
+            <w:r>
+              <w:rPr>
+                <w:sz w:val="28"/>
+                <w:szCs w:val="28"/>
+              </w:rPr>
+              <w:t xml:space="preserve">  Т</w:t>
             </w:r>
             <w:r>
               <w:rPr>
@@ -33823,17 +29989,7 @@
                 <w:szCs w:val="28"/>
                 <w:vertAlign w:val="subscript"/>
               </w:rPr>
-              <w:t>час</w:t>
-            </w:r>
-            <w:proofErr w:type="spellEnd"/>
-            <w:proofErr w:type="gramEnd"/>
-            <w:r>
-              <w:rPr>
-                <w:sz w:val="28"/>
-                <w:szCs w:val="28"/>
-                <w:vertAlign w:val="subscript"/>
-              </w:rPr>
-              <w:t xml:space="preserve"> </w:t>
+              <w:t xml:space="preserve">час </w:t>
             </w:r>
             <w:r>
               <w:rPr>
@@ -33914,13 +30070,6 @@
           <w:szCs w:val="28"/>
         </w:rPr>
         <w:tab/>
-      </w:r>
-      <w:proofErr w:type="spellStart"/>
-      <w:r>
-        <w:rPr>
-          <w:sz w:val="28"/>
-          <w:szCs w:val="28"/>
-        </w:rPr>
         <w:t>Т</w:t>
       </w:r>
       <w:r>
@@ -33929,16 +30078,7 @@
           <w:szCs w:val="28"/>
           <w:vertAlign w:val="subscript"/>
         </w:rPr>
-        <w:t>час</w:t>
-      </w:r>
-      <w:proofErr w:type="spellEnd"/>
-      <w:r>
-        <w:rPr>
-          <w:sz w:val="28"/>
-          <w:szCs w:val="28"/>
-          <w:vertAlign w:val="subscript"/>
-        </w:rPr>
-        <w:t xml:space="preserve"> </w:t>
+        <w:t xml:space="preserve">час </w:t>
       </w:r>
       <w:r>
         <w:rPr>
@@ -33989,23 +30129,7 @@
           <w:sz w:val="28"/>
           <w:szCs w:val="28"/>
         </w:rPr>
-        <w:t xml:space="preserve">– количество </w:t>
-      </w:r>
-      <w:proofErr w:type="gramStart"/>
-      <w:r>
-        <w:rPr>
-          <w:sz w:val="28"/>
-          <w:szCs w:val="28"/>
-        </w:rPr>
-        <w:t>дней</w:t>
-      </w:r>
-      <w:proofErr w:type="gramEnd"/>
-      <w:r>
-        <w:rPr>
-          <w:sz w:val="28"/>
-          <w:szCs w:val="28"/>
-        </w:rPr>
-        <w:t xml:space="preserve"> затраченных на разработку программного продукта.</w:t>
+        <w:t>– количество дней затраченных на разработку программного продукта.</w:t>
       </w:r>
     </w:p>
     <w:p>
@@ -34055,7 +30179,6 @@
                 <w:szCs w:val="28"/>
               </w:rPr>
             </w:pPr>
-            <w:proofErr w:type="spellStart"/>
             <w:r>
               <w:rPr>
                 <w:sz w:val="28"/>
@@ -34071,7 +30194,6 @@
               </w:rPr>
               <w:t>отраб</w:t>
             </w:r>
-            <w:proofErr w:type="spellEnd"/>
             <w:r>
               <w:rPr>
                 <w:b/>
@@ -34141,23 +30263,7 @@
           <w:sz w:val="28"/>
           <w:szCs w:val="28"/>
         </w:rPr>
-        <w:t xml:space="preserve">В соответствии с данными таблицы 4.2 стоимости 1кВт электроэнергии </w:t>
-      </w:r>
-      <w:proofErr w:type="gramStart"/>
-      <w:r>
-        <w:rPr>
-          <w:sz w:val="28"/>
-          <w:szCs w:val="28"/>
-        </w:rPr>
-        <w:t>равна  4</w:t>
-      </w:r>
-      <w:proofErr w:type="gramEnd"/>
-      <w:r>
-        <w:rPr>
-          <w:sz w:val="28"/>
-          <w:szCs w:val="28"/>
-        </w:rPr>
-        <w:t>,87  рублей, а потребляемая мощность ПК составляет  0,30 кВт в час.</w:t>
+        <w:t>В соответствии с данными таблицы 4.2 стоимости 1кВт электроэнергии равна  4,87  рублей, а потребляемая мощность ПК составляет  0,30 кВт в час.</w:t>
       </w:r>
     </w:p>
     <w:tbl>
@@ -34189,7 +30295,6 @@
                 <w:szCs w:val="28"/>
               </w:rPr>
             </w:pPr>
-            <w:proofErr w:type="spellStart"/>
             <w:r>
               <w:rPr>
                 <w:sz w:val="28"/>
@@ -34205,7 +30310,6 @@
               </w:rPr>
               <w:t>эл</w:t>
             </w:r>
-            <w:proofErr w:type="spellEnd"/>
             <w:r>
               <w:rPr>
                 <w:sz w:val="28"/>
@@ -34297,23 +30401,7 @@
           <w:sz w:val="28"/>
           <w:szCs w:val="28"/>
         </w:rPr>
-        <w:t xml:space="preserve">Амортизационные отчисления рассчитываются с учетом нормы </w:t>
-      </w:r>
-      <w:proofErr w:type="gramStart"/>
-      <w:r>
-        <w:rPr>
-          <w:sz w:val="28"/>
-          <w:szCs w:val="28"/>
-        </w:rPr>
-        <w:t>амортизации(</w:t>
-      </w:r>
-      <w:proofErr w:type="gramEnd"/>
-      <w:r>
-        <w:rPr>
-          <w:sz w:val="28"/>
-          <w:szCs w:val="28"/>
-        </w:rPr>
-        <w:t>Н</w:t>
+        <w:t>Амортизационные отчисления рассчитываются с учетом нормы амортизации(Н</w:t>
       </w:r>
       <w:r>
         <w:rPr>
@@ -34480,7 +30568,6 @@
           <w:szCs w:val="28"/>
         </w:rPr>
       </w:pPr>
-      <w:proofErr w:type="gramStart"/>
       <w:r>
         <w:rPr>
           <w:sz w:val="28"/>
@@ -34494,16 +30581,7 @@
           <w:szCs w:val="28"/>
           <w:vertAlign w:val="subscript"/>
         </w:rPr>
-        <w:t>ЭВМ</w:t>
-      </w:r>
-      <w:proofErr w:type="gramEnd"/>
-      <w:r>
-        <w:rPr>
-          <w:sz w:val="28"/>
-          <w:szCs w:val="28"/>
-          <w:vertAlign w:val="subscript"/>
-        </w:rPr>
-        <w:t xml:space="preserve"> </w:t>
+        <w:t xml:space="preserve">ЭВМ </w:t>
       </w:r>
       <w:r>
         <w:rPr>
@@ -34618,7 +30696,6 @@
               </w:rPr>
               <w:t xml:space="preserve">                                         З </w:t>
             </w:r>
-            <w:proofErr w:type="spellStart"/>
             <w:r>
               <w:rPr>
                 <w:sz w:val="28"/>
@@ -34627,7 +30704,6 @@
               </w:rPr>
               <w:t>пр</w:t>
             </w:r>
-            <w:proofErr w:type="spellEnd"/>
             <w:r>
               <w:rPr>
                 <w:sz w:val="28"/>
@@ -34648,9 +30724,46 @@
                 <w:sz w:val="28"/>
                 <w:szCs w:val="28"/>
               </w:rPr>
+              <w:t xml:space="preserve"> Т</w:t>
+            </w:r>
+            <w:r>
+              <w:rPr>
+                <w:sz w:val="28"/>
+                <w:szCs w:val="28"/>
+                <w:vertAlign w:val="subscript"/>
+              </w:rPr>
+              <w:t>интер</w:t>
+            </w:r>
+            <w:r>
+              <w:rPr>
+                <w:sz w:val="28"/>
+                <w:szCs w:val="28"/>
+              </w:rPr>
+              <w:t xml:space="preserve"> = Ц </w:t>
+            </w:r>
+            <w:r>
+              <w:rPr>
+                <w:sz w:val="28"/>
+                <w:szCs w:val="28"/>
+                <w:vertAlign w:val="subscript"/>
+              </w:rPr>
+              <w:t>инт (1ч)</w:t>
+            </w:r>
+            <w:r>
+              <w:rPr>
+                <w:sz w:val="28"/>
+                <w:szCs w:val="28"/>
+              </w:rPr>
               <w:t xml:space="preserve"> </w:t>
             </w:r>
-            <w:proofErr w:type="spellStart"/>
+            <w:r>
+              <w:rPr>
+                <w:b/>
+                <w:sz w:val="28"/>
+                <w:szCs w:val="28"/>
+              </w:rPr>
+              <w:t xml:space="preserve">× </w:t>
+            </w:r>
             <w:r>
               <w:rPr>
                 <w:sz w:val="28"/>
@@ -34664,40 +30777,7 @@
                 <w:szCs w:val="28"/>
                 <w:vertAlign w:val="subscript"/>
               </w:rPr>
-              <w:t>интер</w:t>
-            </w:r>
-            <w:proofErr w:type="spellEnd"/>
-            <w:r>
-              <w:rPr>
-                <w:sz w:val="28"/>
-                <w:szCs w:val="28"/>
-              </w:rPr>
-              <w:t xml:space="preserve"> = Ц </w:t>
-            </w:r>
-            <w:proofErr w:type="spellStart"/>
-            <w:r>
-              <w:rPr>
-                <w:sz w:val="28"/>
-                <w:szCs w:val="28"/>
-                <w:vertAlign w:val="subscript"/>
-              </w:rPr>
-              <w:t>инт</w:t>
-            </w:r>
-            <w:proofErr w:type="spellEnd"/>
-            <w:r>
-              <w:rPr>
-                <w:sz w:val="28"/>
-                <w:szCs w:val="28"/>
-                <w:vertAlign w:val="subscript"/>
-              </w:rPr>
-              <w:t xml:space="preserve"> (1ч)</w:t>
-            </w:r>
-            <w:r>
-              <w:rPr>
-                <w:sz w:val="28"/>
-                <w:szCs w:val="28"/>
-              </w:rPr>
-              <w:t xml:space="preserve"> </w:t>
+              <w:t xml:space="preserve">час </w:t>
             </w:r>
             <w:r>
               <w:rPr>
@@ -34705,39 +30785,6 @@
                 <w:sz w:val="28"/>
                 <w:szCs w:val="28"/>
               </w:rPr>
-              <w:t xml:space="preserve">× </w:t>
-            </w:r>
-            <w:proofErr w:type="spellStart"/>
-            <w:r>
-              <w:rPr>
-                <w:sz w:val="28"/>
-                <w:szCs w:val="28"/>
-              </w:rPr>
-              <w:t>Т</w:t>
-            </w:r>
-            <w:r>
-              <w:rPr>
-                <w:sz w:val="28"/>
-                <w:szCs w:val="28"/>
-                <w:vertAlign w:val="subscript"/>
-              </w:rPr>
-              <w:t>час</w:t>
-            </w:r>
-            <w:proofErr w:type="spellEnd"/>
-            <w:r>
-              <w:rPr>
-                <w:sz w:val="28"/>
-                <w:szCs w:val="28"/>
-                <w:vertAlign w:val="subscript"/>
-              </w:rPr>
-              <w:t xml:space="preserve"> </w:t>
-            </w:r>
-            <w:r>
-              <w:rPr>
-                <w:b/>
-                <w:sz w:val="28"/>
-                <w:szCs w:val="28"/>
-              </w:rPr>
               <w:t>×</w:t>
             </w:r>
             <w:r>
@@ -34745,23 +30792,7 @@
                 <w:sz w:val="28"/>
                 <w:szCs w:val="28"/>
               </w:rPr>
-              <w:t xml:space="preserve"> Д                               </w:t>
-            </w:r>
-            <w:proofErr w:type="gramStart"/>
-            <w:r>
-              <w:rPr>
-                <w:sz w:val="28"/>
-                <w:szCs w:val="28"/>
-              </w:rPr>
-              <w:t xml:space="preserve">   (</w:t>
-            </w:r>
-            <w:proofErr w:type="gramEnd"/>
-            <w:r>
-              <w:rPr>
-                <w:sz w:val="28"/>
-                <w:szCs w:val="28"/>
-              </w:rPr>
-              <w:t>6)</w:t>
+              <w:t xml:space="preserve"> Д                                  (6)</w:t>
             </w:r>
           </w:p>
           <w:p>
@@ -34807,39 +30838,35 @@
               </w:rPr>
               <w:t xml:space="preserve">                            Ц </w:t>
             </w:r>
-            <w:proofErr w:type="spellStart"/>
             <w:r>
               <w:rPr>
                 <w:sz w:val="28"/>
                 <w:szCs w:val="28"/>
                 <w:vertAlign w:val="subscript"/>
               </w:rPr>
-              <w:t>инт</w:t>
-            </w:r>
-            <w:proofErr w:type="spellEnd"/>
+              <w:t>инт (1ч)</w:t>
+            </w:r>
+            <w:r>
+              <w:rPr>
+                <w:sz w:val="28"/>
+                <w:szCs w:val="28"/>
+              </w:rPr>
+              <w:t xml:space="preserve"> = Ц</w:t>
+            </w:r>
             <w:r>
               <w:rPr>
                 <w:sz w:val="28"/>
                 <w:szCs w:val="28"/>
                 <w:vertAlign w:val="subscript"/>
               </w:rPr>
-              <w:t xml:space="preserve"> (1ч)</w:t>
-            </w:r>
-            <w:r>
-              <w:rPr>
-                <w:sz w:val="28"/>
-                <w:szCs w:val="28"/>
-              </w:rPr>
-              <w:t xml:space="preserve"> = </w:t>
-            </w:r>
-            <w:proofErr w:type="spellStart"/>
-            <w:proofErr w:type="gramStart"/>
-            <w:r>
-              <w:rPr>
-                <w:sz w:val="28"/>
-                <w:szCs w:val="28"/>
-              </w:rPr>
-              <w:t>Ц</w:t>
+              <w:t>тар</w:t>
+            </w:r>
+            <w:r>
+              <w:rPr>
+                <w:sz w:val="28"/>
+                <w:szCs w:val="28"/>
+              </w:rPr>
+              <w:t xml:space="preserve"> : Д</w:t>
             </w:r>
             <w:r>
               <w:rPr>
@@ -34847,41 +30874,8 @@
                 <w:szCs w:val="28"/>
                 <w:vertAlign w:val="subscript"/>
               </w:rPr>
-              <w:t>тар</w:t>
-            </w:r>
-            <w:proofErr w:type="spellEnd"/>
-            <w:r>
-              <w:rPr>
-                <w:sz w:val="28"/>
-                <w:szCs w:val="28"/>
-              </w:rPr>
-              <w:t xml:space="preserve"> :</w:t>
-            </w:r>
-            <w:proofErr w:type="gramEnd"/>
-            <w:r>
-              <w:rPr>
-                <w:sz w:val="28"/>
-                <w:szCs w:val="28"/>
-              </w:rPr>
-              <w:t xml:space="preserve"> </w:t>
-            </w:r>
-            <w:proofErr w:type="spellStart"/>
-            <w:r>
-              <w:rPr>
-                <w:sz w:val="28"/>
-                <w:szCs w:val="28"/>
-              </w:rPr>
-              <w:t>Д</w:t>
-            </w:r>
-            <w:r>
-              <w:rPr>
-                <w:sz w:val="28"/>
-                <w:szCs w:val="28"/>
-                <w:vertAlign w:val="subscript"/>
-              </w:rPr>
               <w:t>мес</w:t>
             </w:r>
-            <w:proofErr w:type="spellEnd"/>
             <w:r>
               <w:rPr>
                 <w:sz w:val="28"/>
@@ -34933,46 +30927,20 @@
               </w:rPr>
               <w:t xml:space="preserve">Ц </w:t>
             </w:r>
-            <w:proofErr w:type="spellStart"/>
             <w:r>
               <w:rPr>
                 <w:sz w:val="28"/>
                 <w:szCs w:val="28"/>
                 <w:vertAlign w:val="subscript"/>
               </w:rPr>
-              <w:t>инт</w:t>
-            </w:r>
-            <w:proofErr w:type="spellEnd"/>
-            <w:r>
-              <w:rPr>
-                <w:sz w:val="28"/>
-                <w:szCs w:val="28"/>
-                <w:vertAlign w:val="subscript"/>
-              </w:rPr>
-              <w:t xml:space="preserve"> (1ч)</w:t>
-            </w:r>
-            <w:r>
-              <w:rPr>
-                <w:sz w:val="28"/>
-                <w:szCs w:val="28"/>
-              </w:rPr>
-              <w:t xml:space="preserve"> = </w:t>
-            </w:r>
-            <w:proofErr w:type="gramStart"/>
-            <w:r>
-              <w:rPr>
-                <w:sz w:val="28"/>
-                <w:szCs w:val="28"/>
-              </w:rPr>
-              <w:t>590 :</w:t>
-            </w:r>
-            <w:proofErr w:type="gramEnd"/>
-            <w:r>
-              <w:rPr>
-                <w:sz w:val="28"/>
-                <w:szCs w:val="28"/>
-              </w:rPr>
-              <w:t xml:space="preserve"> 22 : 24 = 1,12 руб.</w:t>
+              <w:t>инт (1ч)</w:t>
+            </w:r>
+            <w:r>
+              <w:rPr>
+                <w:sz w:val="28"/>
+                <w:szCs w:val="28"/>
+              </w:rPr>
+              <w:t xml:space="preserve"> = 590 : 22 : 24 = 1,12 руб.</w:t>
             </w:r>
           </w:p>
           <w:p>
@@ -34996,7 +30964,6 @@
               </w:rPr>
               <w:t xml:space="preserve">З </w:t>
             </w:r>
-            <w:proofErr w:type="spellStart"/>
             <w:r>
               <w:rPr>
                 <w:sz w:val="28"/>
@@ -35005,7 +30972,6 @@
               </w:rPr>
               <w:t>пр</w:t>
             </w:r>
-            <w:proofErr w:type="spellEnd"/>
             <w:r>
               <w:rPr>
                 <w:sz w:val="28"/>
@@ -35101,7 +31067,6 @@
                 <w:szCs w:val="28"/>
               </w:rPr>
             </w:pPr>
-            <w:proofErr w:type="spellStart"/>
             <w:r>
               <w:rPr>
                 <w:sz w:val="28"/>
@@ -35115,16 +31080,7 @@
                 <w:szCs w:val="28"/>
                 <w:vertAlign w:val="subscript"/>
               </w:rPr>
-              <w:t>пп</w:t>
-            </w:r>
-            <w:proofErr w:type="spellEnd"/>
-            <w:r>
-              <w:rPr>
-                <w:sz w:val="28"/>
-                <w:szCs w:val="28"/>
-                <w:vertAlign w:val="subscript"/>
-              </w:rPr>
-              <w:t xml:space="preserve"> </w:t>
+              <w:t xml:space="preserve">пп </w:t>
             </w:r>
             <w:r>
               <w:rPr>
@@ -35315,23 +31271,7 @@
                 <w:sz w:val="28"/>
                 <w:szCs w:val="28"/>
               </w:rPr>
-              <w:t>Преимущества</w:t>
-            </w:r>
-            <w:proofErr w:type="gramStart"/>
-            <w:r>
-              <w:rPr>
-                <w:sz w:val="28"/>
-                <w:szCs w:val="28"/>
-              </w:rPr>
-              <w:t>: Повышает</w:t>
-            </w:r>
-            <w:proofErr w:type="gramEnd"/>
-            <w:r>
-              <w:rPr>
-                <w:sz w:val="28"/>
-                <w:szCs w:val="28"/>
-              </w:rPr>
-              <w:t xml:space="preserve"> доверие пользователей, позволяет продемонстрировать функционал программы, может стимулировать продажи полной версии.</w:t>
+              <w:t>Преимущества: Повышает доверие пользователей, позволяет продемонстрировать функционал программы, может стимулировать продажи полной версии.</w:t>
             </w:r>
           </w:p>
           <w:p>
@@ -35358,23 +31298,7 @@
                 <w:sz w:val="28"/>
                 <w:szCs w:val="28"/>
               </w:rPr>
-              <w:t>Недостатки</w:t>
-            </w:r>
-            <w:proofErr w:type="gramStart"/>
-            <w:r>
-              <w:rPr>
-                <w:sz w:val="28"/>
-                <w:szCs w:val="28"/>
-              </w:rPr>
-              <w:t>: Требует</w:t>
-            </w:r>
-            <w:proofErr w:type="gramEnd"/>
-            <w:r>
-              <w:rPr>
-                <w:sz w:val="28"/>
-                <w:szCs w:val="28"/>
-              </w:rPr>
-              <w:t xml:space="preserve"> дополнительных усилий на разработку и поддержку демоверсии, не всегда позволяет полностью оценить потенциальный интерес до момента получения отчетов о продажах.</w:t>
+              <w:t>Недостатки: Требует дополнительных усилий на разработку и поддержку демоверсии, не всегда позволяет полностью оценить потенциальный интерес до момента получения отчетов о продажах.</w:t>
             </w:r>
           </w:p>
           <w:p>
@@ -35401,23 +31325,7 @@
                 <w:sz w:val="28"/>
                 <w:szCs w:val="28"/>
               </w:rPr>
-              <w:t>Применимость</w:t>
-            </w:r>
-            <w:proofErr w:type="gramStart"/>
-            <w:r>
-              <w:rPr>
-                <w:sz w:val="28"/>
-                <w:szCs w:val="28"/>
-              </w:rPr>
-              <w:t>: Очень</w:t>
-            </w:r>
-            <w:proofErr w:type="gramEnd"/>
-            <w:r>
-              <w:rPr>
-                <w:sz w:val="28"/>
-                <w:szCs w:val="28"/>
-              </w:rPr>
-              <w:t xml:space="preserve"> хорошо подходит для большинства программных продуктов, особенно если функционал достаточно сложен или требует непосредственного взаимодействия пользователя.</w:t>
+              <w:t>Применимость: Очень хорошо подходит для большинства программных продуктов, особенно если функционал достаточно сложен или требует непосредственного взаимодействия пользователя.</w:t>
             </w:r>
           </w:p>
           <w:p>
@@ -35519,23 +31427,7 @@
                 <w:sz w:val="28"/>
                 <w:szCs w:val="28"/>
               </w:rPr>
-              <w:t>Недостатки</w:t>
-            </w:r>
-            <w:proofErr w:type="gramStart"/>
-            <w:r>
-              <w:rPr>
-                <w:sz w:val="28"/>
-                <w:szCs w:val="28"/>
-              </w:rPr>
-              <w:t>: Требует</w:t>
-            </w:r>
-            <w:proofErr w:type="gramEnd"/>
-            <w:r>
-              <w:rPr>
-                <w:sz w:val="28"/>
-                <w:szCs w:val="28"/>
-              </w:rPr>
-              <w:t xml:space="preserve"> финансовых вложений, эффективность зависит от качества рекламных материалов и выбранных площадок. </w:t>
+              <w:t xml:space="preserve">Недостатки: Требует финансовых вложений, эффективность зависит от качества рекламных материалов и выбранных площадок. </w:t>
             </w:r>
           </w:p>
           <w:p>
@@ -35707,23 +31599,7 @@
                 <w:sz w:val="28"/>
                 <w:szCs w:val="28"/>
               </w:rPr>
-              <w:t>Недостатки</w:t>
-            </w:r>
-            <w:proofErr w:type="gramStart"/>
-            <w:r>
-              <w:rPr>
-                <w:sz w:val="28"/>
-                <w:szCs w:val="28"/>
-              </w:rPr>
-              <w:t>: Могут</w:t>
-            </w:r>
-            <w:proofErr w:type="gramEnd"/>
-            <w:r>
-              <w:rPr>
-                <w:sz w:val="28"/>
-                <w:szCs w:val="28"/>
-              </w:rPr>
-              <w:t xml:space="preserve"> взиматься комиссии за продажи или плата за размещение; конкуренция с другими продуктами на платформе. Стоимость размещения также не указана в документе.</w:t>
+              <w:t>Недостатки: Могут взиматься комиссии за продажи или плата за размещение; конкуренция с другими продуктами на платформе. Стоимость размещения также не указана в документе.</w:t>
             </w:r>
           </w:p>
           <w:p>
@@ -35929,38 +31805,20 @@
                     </w:rPr>
                     <w:t xml:space="preserve">Ц </w:t>
                   </w:r>
-                  <w:proofErr w:type="spellStart"/>
                   <w:r>
                     <w:rPr>
                       <w:sz w:val="28"/>
                       <w:szCs w:val="28"/>
                       <w:vertAlign w:val="subscript"/>
                     </w:rPr>
-                    <w:t>пп</w:t>
-                  </w:r>
-                  <w:proofErr w:type="spellEnd"/>
-                  <w:r>
-                    <w:rPr>
-                      <w:sz w:val="28"/>
-                      <w:szCs w:val="28"/>
-                      <w:vertAlign w:val="subscript"/>
-                    </w:rPr>
-                    <w:t xml:space="preserve"> </w:t>
+                    <w:t xml:space="preserve">пп </w:t>
                   </w:r>
                   <w:r>
                     <w:rPr>
                       <w:sz w:val="28"/>
                       <w:szCs w:val="28"/>
                     </w:rPr>
-                    <w:t xml:space="preserve">= </w:t>
-                  </w:r>
-                  <w:proofErr w:type="spellStart"/>
-                  <w:r>
-                    <w:rPr>
-                      <w:sz w:val="28"/>
-                      <w:szCs w:val="28"/>
-                    </w:rPr>
-                    <w:t>С</w:t>
+                    <w:t>= С</w:t>
                   </w:r>
                   <w:r>
                     <w:rPr>
@@ -35970,21 +31828,12 @@
                     </w:rPr>
                     <w:t>пп</w:t>
                   </w:r>
-                  <w:proofErr w:type="spellEnd"/>
                   <w:r>
                     <w:rPr>
                       <w:sz w:val="28"/>
                       <w:szCs w:val="28"/>
                     </w:rPr>
-                    <w:t xml:space="preserve"> + </w:t>
-                  </w:r>
-                  <w:proofErr w:type="spellStart"/>
-                  <w:r>
-                    <w:rPr>
-                      <w:sz w:val="28"/>
-                      <w:szCs w:val="28"/>
-                    </w:rPr>
-                    <w:t>З</w:t>
+                    <w:t xml:space="preserve"> + З</w:t>
                   </w:r>
                   <w:r>
                     <w:rPr>
@@ -35994,7 +31843,6 @@
                     </w:rPr>
                     <w:t>продв</w:t>
                   </w:r>
-                  <w:proofErr w:type="spellEnd"/>
                 </w:p>
               </w:tc>
               <w:tc>
@@ -36039,15 +31887,7 @@
                 <w:sz w:val="28"/>
                 <w:szCs w:val="28"/>
               </w:rPr>
-              <w:t xml:space="preserve">где </w:t>
-            </w:r>
-            <w:proofErr w:type="spellStart"/>
-            <w:r>
-              <w:rPr>
-                <w:sz w:val="28"/>
-                <w:szCs w:val="28"/>
-              </w:rPr>
-              <w:t>С</w:t>
+              <w:t>где С</w:t>
             </w:r>
             <w:r>
               <w:rPr>
@@ -36057,7 +31897,6 @@
               </w:rPr>
               <w:t>пп</w:t>
             </w:r>
-            <w:proofErr w:type="spellEnd"/>
             <w:r>
               <w:rPr>
                 <w:sz w:val="28"/>
@@ -36076,7 +31915,6 @@
                 <w:szCs w:val="28"/>
               </w:rPr>
             </w:pPr>
-            <w:proofErr w:type="spellStart"/>
             <w:r>
               <w:rPr>
                 <w:sz w:val="28"/>
@@ -36092,7 +31930,6 @@
               </w:rPr>
               <w:t>продв</w:t>
             </w:r>
-            <w:proofErr w:type="spellEnd"/>
             <w:r>
               <w:rPr>
                 <w:sz w:val="28"/>
@@ -36118,23 +31955,13 @@
               </w:rPr>
               <w:t xml:space="preserve">Ц </w:t>
             </w:r>
-            <w:proofErr w:type="spellStart"/>
             <w:r>
               <w:rPr>
                 <w:sz w:val="28"/>
                 <w:szCs w:val="28"/>
                 <w:vertAlign w:val="subscript"/>
               </w:rPr>
-              <w:t>пп</w:t>
-            </w:r>
-            <w:proofErr w:type="spellEnd"/>
-            <w:r>
-              <w:rPr>
-                <w:sz w:val="28"/>
-                <w:szCs w:val="28"/>
-                <w:vertAlign w:val="subscript"/>
-              </w:rPr>
-              <w:t xml:space="preserve"> </w:t>
+              <w:t xml:space="preserve">пп </w:t>
             </w:r>
             <w:r>
               <w:rPr>
@@ -36226,7 +32053,7 @@
                 <v:shape id="_x0000_i1025" type="#_x0000_t75" style="width:19.8pt;height:17.4pt" o:ole="">
                   <v:imagedata r:id="rId32" o:title=""/>
                 </v:shape>
-                <o:OLEObject Type="Embed" ProgID="Equation.3" ShapeID="_x0000_i1025" DrawAspect="Content" ObjectID="_1843052751" r:id="rId33"/>
+                <o:OLEObject Type="Embed" ProgID="Equation.3" ShapeID="_x0000_i1025" DrawAspect="Content" ObjectID="_1843053301" r:id="rId33"/>
               </w:object>
             </w:r>
             <w:r>
@@ -36270,7 +32097,7 @@
                 <v:shape id="_x0000_i1026" type="#_x0000_t75" style="width:96.6pt;height:23.4pt" o:ole="">
                   <v:imagedata r:id="rId34" o:title=""/>
                 </v:shape>
-                <o:OLEObject Type="Embed" ProgID="Equation.3" ShapeID="_x0000_i1026" DrawAspect="Content" ObjectID="_1843052752" r:id="rId35"/>
+                <o:OLEObject Type="Embed" ProgID="Equation.3" ShapeID="_x0000_i1026" DrawAspect="Content" ObjectID="_1843053302" r:id="rId35"/>
               </w:object>
             </w:r>
             <w:r>
@@ -37585,23 +33412,7 @@
                 <w:sz w:val="28"/>
                 <w:szCs w:val="28"/>
               </w:rPr>
-              <w:t xml:space="preserve">Обобщенные технико-экономические показатели разработки программы сведены </w:t>
-            </w:r>
-            <w:proofErr w:type="gramStart"/>
-            <w:r>
-              <w:rPr>
-                <w:sz w:val="28"/>
-                <w:szCs w:val="28"/>
-              </w:rPr>
-              <w:t>в  таблицу</w:t>
-            </w:r>
-            <w:proofErr w:type="gramEnd"/>
-            <w:r>
-              <w:rPr>
-                <w:sz w:val="28"/>
-                <w:szCs w:val="28"/>
-              </w:rPr>
-              <w:t xml:space="preserve"> 4.4.</w:t>
+              <w:t>Обобщенные технико-экономические показатели разработки программы сведены в  таблицу 4.4.</w:t>
             </w:r>
           </w:p>
           <w:p>
@@ -38982,61 +34793,7 @@
           <w:sz w:val="28"/>
           <w:szCs w:val="28"/>
         </w:rPr>
-        <w:t xml:space="preserve">2 </w:t>
-      </w:r>
-      <w:proofErr w:type="spellStart"/>
-      <w:r>
-        <w:rPr>
-          <w:color w:val="000000"/>
-          <w:sz w:val="28"/>
-          <w:szCs w:val="28"/>
-        </w:rPr>
-        <w:t>Мацяшек</w:t>
-      </w:r>
-      <w:proofErr w:type="spellEnd"/>
-      <w:r>
-        <w:rPr>
-          <w:color w:val="000000"/>
-          <w:sz w:val="28"/>
-          <w:szCs w:val="28"/>
-        </w:rPr>
-        <w:t xml:space="preserve"> Л.А., </w:t>
-      </w:r>
-      <w:proofErr w:type="spellStart"/>
-      <w:r>
-        <w:rPr>
-          <w:color w:val="000000"/>
-          <w:sz w:val="28"/>
-          <w:szCs w:val="28"/>
-        </w:rPr>
-        <w:t>Лионг</w:t>
-      </w:r>
-      <w:proofErr w:type="spellEnd"/>
-      <w:r>
-        <w:rPr>
-          <w:color w:val="000000"/>
-          <w:sz w:val="28"/>
-          <w:szCs w:val="28"/>
-        </w:rPr>
-        <w:t xml:space="preserve"> Б.Л. Практическая программная инженерия на основе учебного примера - </w:t>
-      </w:r>
-      <w:proofErr w:type="gramStart"/>
-      <w:r>
-        <w:rPr>
-          <w:color w:val="000000"/>
-          <w:sz w:val="28"/>
-          <w:szCs w:val="28"/>
-        </w:rPr>
-        <w:t>М.:БИНОМ</w:t>
-      </w:r>
-      <w:proofErr w:type="gramEnd"/>
-      <w:r>
-        <w:rPr>
-          <w:color w:val="000000"/>
-          <w:sz w:val="28"/>
-          <w:szCs w:val="28"/>
-        </w:rPr>
-        <w:t>, Лаборатория знаний – ЭБК BOOK.RU 2022.</w:t>
+        <w:t>2 Мацяшек Л.А., Лионг Б.Л. Практическая программная инженерия на основе учебного примера - М.:БИНОМ, Лаборатория знаний – ЭБК BOOK.RU 2022.</w:t>
       </w:r>
     </w:p>
     <w:p>
@@ -39056,25 +34813,7 @@
           <w:sz w:val="28"/>
           <w:szCs w:val="28"/>
         </w:rPr>
-        <w:t xml:space="preserve">3 </w:t>
-      </w:r>
-      <w:proofErr w:type="spellStart"/>
-      <w:r>
-        <w:rPr>
-          <w:color w:val="000000"/>
-          <w:sz w:val="28"/>
-          <w:szCs w:val="28"/>
-        </w:rPr>
-        <w:t>Могрунов</w:t>
-      </w:r>
-      <w:proofErr w:type="spellEnd"/>
-      <w:r>
-        <w:rPr>
-          <w:color w:val="000000"/>
-          <w:sz w:val="28"/>
-          <w:szCs w:val="28"/>
-        </w:rPr>
-        <w:t xml:space="preserve"> Е.П. Основы языка SQL, учебное пособие. – СПб.: БХВ-Петербург, 2022.</w:t>
+        <w:t>3 Могрунов Е.П. Основы языка SQL, учебное пособие. – СПб.: БХВ-Петербург, 2022.</w:t>
       </w:r>
     </w:p>
     <w:p>
@@ -39094,25 +34833,7 @@
           <w:sz w:val="28"/>
           <w:szCs w:val="28"/>
         </w:rPr>
-        <w:t xml:space="preserve">4 Новиков Б.А., Основы технологий баз данных, </w:t>
-      </w:r>
-      <w:proofErr w:type="spellStart"/>
-      <w:r>
-        <w:rPr>
-          <w:color w:val="000000"/>
-          <w:sz w:val="28"/>
-          <w:szCs w:val="28"/>
-        </w:rPr>
-        <w:t>Postgres</w:t>
-      </w:r>
-      <w:proofErr w:type="spellEnd"/>
-      <w:r>
-        <w:rPr>
-          <w:color w:val="000000"/>
-          <w:sz w:val="28"/>
-          <w:szCs w:val="28"/>
-        </w:rPr>
-        <w:t xml:space="preserve"> Professional. - М., 2021.</w:t>
+        <w:t>4 Новиков Б.А., Основы технологий баз данных, Postgres Professional. - М., 2021.</w:t>
       </w:r>
     </w:p>
     <w:p>
@@ -39132,25 +34853,7 @@
           <w:sz w:val="28"/>
           <w:szCs w:val="28"/>
         </w:rPr>
-        <w:t xml:space="preserve">5 Прайс Марк Дж. C# 7 и .NET Core </w:t>
-      </w:r>
-      <w:proofErr w:type="gramStart"/>
-      <w:r>
-        <w:rPr>
-          <w:color w:val="000000"/>
-          <w:sz w:val="28"/>
-          <w:szCs w:val="28"/>
-        </w:rPr>
-        <w:t>Кросс-платформенная</w:t>
-      </w:r>
-      <w:proofErr w:type="gramEnd"/>
-      <w:r>
-        <w:rPr>
-          <w:color w:val="000000"/>
-          <w:sz w:val="28"/>
-          <w:szCs w:val="28"/>
-        </w:rPr>
-        <w:t xml:space="preserve"> разработка для профессионалов. 3-е изд. - СПб.: Питер, 2022.</w:t>
+        <w:t>5 Прайс Марк Дж. C# 7 и .NET Core Кросс-платформенная разработка для профессионалов. 3-е изд. - СПб.: Питер, 2022.</w:t>
       </w:r>
     </w:p>
     <w:p>
@@ -39170,25 +34873,7 @@
           <w:sz w:val="28"/>
           <w:szCs w:val="28"/>
         </w:rPr>
-        <w:t xml:space="preserve">6 Эндрю </w:t>
-      </w:r>
-      <w:proofErr w:type="spellStart"/>
-      <w:r>
-        <w:rPr>
-          <w:color w:val="000000"/>
-          <w:sz w:val="28"/>
-          <w:szCs w:val="28"/>
-        </w:rPr>
-        <w:t>Троелсен</w:t>
-      </w:r>
-      <w:proofErr w:type="spellEnd"/>
-      <w:r>
-        <w:rPr>
-          <w:color w:val="000000"/>
-          <w:sz w:val="28"/>
-          <w:szCs w:val="28"/>
-        </w:rPr>
-        <w:t xml:space="preserve"> Язык программирования C# 6.0 и платформа .NET 4.6, 7-е изд.: пер. с англ. - М.: ООО “И.Д. Вильямс”, 2021.</w:t>
+        <w:t>6 Эндрю Троелсен Язык программирования C# 6.0 и платформа .NET 4.6, 7-е изд.: пер. с англ. - М.: ООО “И.Д. Вильямс”, 2021.</w:t>
       </w:r>
     </w:p>
     <w:p/>
@@ -39653,19 +35338,11 @@
             <v:textbox style="mso-next-textbox:#_x0000_s1034" inset="0,1.5mm,0,0">
               <w:txbxContent>
                 <w:p>
-                  <w:proofErr w:type="gramStart"/>
                   <w:r>
                     <w:rPr>
                       <w:sz w:val="22"/>
                     </w:rPr>
-                    <w:t>Изм  Лист</w:t>
-                  </w:r>
-                  <w:proofErr w:type="gramEnd"/>
-                  <w:r>
-                    <w:rPr>
-                      <w:sz w:val="22"/>
-                    </w:rPr>
-                    <w:t xml:space="preserve">     № докум.       Подп.    Дата</w:t>
+                    <w:t>Изм  Лист     № докум.       Подп.    Дата</w:t>
                   </w:r>
                 </w:p>
               </w:txbxContent>
@@ -47617,6 +43294,7 @@
   <w:style w:type="character" w:default="1" w:styleId="a0">
     <w:name w:val="Default Paragraph Font"/>
     <w:uiPriority w:val="1"/>
+    <w:semiHidden/>
     <w:unhideWhenUsed/>
   </w:style>
   <w:style w:type="table" w:default="1" w:styleId="a1">
